--- a/RELEASE_NOTES.docx
+++ b/RELEASE_NOTES.docx
@@ -2,6 +2,199 @@
 <file path=word/document.xml><?xml version="1.0" encoding="utf-8"?>
 <w:document xmlns:wpc="http://schemas.microsoft.com/office/word/2010/wordprocessingCanvas" xmlns:mo="http://schemas.microsoft.com/office/mac/office/2008/main" xmlns:mc="http://schemas.openxmlformats.org/markup-compatibility/2006" xmlns:mv="urn:schemas-microsoft-com:mac:vml" xmlns:o="urn:schemas-microsoft-com:office:office" xmlns:r="http://schemas.openxmlformats.org/officeDocument/2006/relationships" xmlns:m="http://schemas.openxmlformats.org/officeDocument/2006/math" xmlns:v="urn:schemas-microsoft-com:vml" xmlns:wp14="http://schemas.microsoft.com/office/word/2010/wordprocessingDrawing" xmlns:wp="http://schemas.openxmlformats.org/drawingml/2006/wordprocessingDrawing" xmlns:w10="urn:schemas-microsoft-com:office:word" xmlns:w="http://schemas.openxmlformats.org/wordprocessingml/2006/main" xmlns:w14="http://schemas.microsoft.com/office/word/2010/wordml" xmlns:wpg="http://schemas.microsoft.com/office/word/2010/wordprocessingGroup" xmlns:wpi="http://schemas.microsoft.com/office/word/2010/wordprocessingInk" xmlns:wne="http://schemas.microsoft.com/office/word/2006/wordml" xmlns:wps="http://schemas.microsoft.com/office/word/2010/wordprocessingShape" mc:Ignorable="w14 wp14">
   <w:body>
+    <w:p>
+      <w:pPr>
+        <w:pStyle w:val="Heading1"/>
+      </w:pPr>
+      <w:r>
+        <w:t>SalesTeam — v0.15.1</w:t>
+      </w:r>
+    </w:p>
+    <w:p>
+      <w:pPr>
+        <w:pStyle w:val="Heading2"/>
+      </w:pPr>
+      <w:r>
+        <w:t>Fixed: Chrome Web Store rejection for excessive permissions</w:t>
+      </w:r>
+    </w:p>
+    <w:p>
+      <w:pPr>
+        <w:pStyle w:val="ListBullet"/>
+      </w:pPr>
+      <w:r>
+        <w:t xml:space="preserve">The Chrome Web Store rejected the v0.15.0 submission for requesting </w:t>
+      </w:r>
+      <w:r>
+        <w:rPr>
+          <w:rFonts w:ascii="Consolas" w:hAnsi="Consolas"/>
+        </w:rPr>
+        <w:t>scripting</w:t>
+      </w:r>
+      <w:r>
+        <w:t xml:space="preserve"> and </w:t>
+      </w:r>
+      <w:r>
+        <w:rPr>
+          <w:rFonts w:ascii="Consolas" w:hAnsi="Consolas"/>
+        </w:rPr>
+        <w:t>tabs</w:t>
+      </w:r>
+      <w:r>
+        <w:t xml:space="preserve"> without actually needing them - a legitimate finding, not a false flag. Content scripts are injected via the manifest's static </w:t>
+      </w:r>
+      <w:r>
+        <w:rPr>
+          <w:rFonts w:ascii="Consolas" w:hAnsi="Consolas"/>
+        </w:rPr>
+        <w:t>content_scripts</w:t>
+      </w:r>
+      <w:r>
+        <w:t xml:space="preserve"> block, which never needed the </w:t>
+      </w:r>
+      <w:r>
+        <w:rPr>
+          <w:rFonts w:ascii="Consolas" w:hAnsi="Consolas"/>
+        </w:rPr>
+        <w:t>scripting</w:t>
+      </w:r>
+      <w:r>
+        <w:t xml:space="preserve"> permission (that's only for dynamic </w:t>
+      </w:r>
+      <w:r>
+        <w:rPr>
+          <w:rFonts w:ascii="Consolas" w:hAnsi="Consolas"/>
+        </w:rPr>
+        <w:t>chrome.scripting.executeScript()</w:t>
+      </w:r>
+      <w:r>
+        <w:t xml:space="preserve">, never used here). Every </w:t>
+      </w:r>
+      <w:r>
+        <w:rPr>
+          <w:rFonts w:ascii="Consolas" w:hAnsi="Consolas"/>
+        </w:rPr>
+        <w:t>chrome.tabs.*</w:t>
+      </w:r>
+      <w:r>
+        <w:t xml:space="preserve"> call in the code (</w:t>
+      </w:r>
+      <w:r>
+        <w:rPr>
+          <w:rFonts w:ascii="Consolas" w:hAnsi="Consolas"/>
+        </w:rPr>
+        <w:t>create</w:t>
+      </w:r>
+      <w:r>
+        <w:t>/</w:t>
+      </w:r>
+      <w:r>
+        <w:rPr>
+          <w:rFonts w:ascii="Consolas" w:hAnsi="Consolas"/>
+        </w:rPr>
+        <w:t>update</w:t>
+      </w:r>
+      <w:r>
+        <w:t>/</w:t>
+      </w:r>
+      <w:r>
+        <w:rPr>
+          <w:rFonts w:ascii="Consolas" w:hAnsi="Consolas"/>
+        </w:rPr>
+        <w:t>remove</w:t>
+      </w:r>
+      <w:r>
+        <w:t>/</w:t>
+      </w:r>
+      <w:r>
+        <w:rPr>
+          <w:rFonts w:ascii="Consolas" w:hAnsi="Consolas"/>
+        </w:rPr>
+        <w:t>query</w:t>
+      </w:r>
+      <w:r>
+        <w:t>/</w:t>
+      </w:r>
+      <w:r>
+        <w:rPr>
+          <w:rFonts w:ascii="Consolas" w:hAnsi="Consolas"/>
+        </w:rPr>
+        <w:t>onUpdated</w:t>
+      </w:r>
+      <w:r>
+        <w:t xml:space="preserve">) only touches tab IDs and load status, never </w:t>
+      </w:r>
+      <w:r>
+        <w:rPr>
+          <w:rFonts w:ascii="Consolas" w:hAnsi="Consolas"/>
+        </w:rPr>
+        <w:t>url</w:t>
+      </w:r>
+      <w:r>
+        <w:t>/</w:t>
+      </w:r>
+      <w:r>
+        <w:rPr>
+          <w:rFonts w:ascii="Consolas" w:hAnsi="Consolas"/>
+        </w:rPr>
+        <w:t>title</w:t>
+      </w:r>
+      <w:r>
+        <w:t>/</w:t>
+      </w:r>
+      <w:r>
+        <w:rPr>
+          <w:rFonts w:ascii="Consolas" w:hAnsi="Consolas"/>
+        </w:rPr>
+        <w:t>favIconUrl</w:t>
+      </w:r>
+      <w:r>
+        <w:t xml:space="preserve"> - the only things the </w:t>
+      </w:r>
+      <w:r>
+        <w:rPr>
+          <w:rFonts w:ascii="Consolas" w:hAnsi="Consolas"/>
+        </w:rPr>
+        <w:t>tabs</w:t>
+      </w:r>
+      <w:r>
+        <w:t xml:space="preserve"> permission actually gates.</w:t>
+      </w:r>
+    </w:p>
+    <w:p>
+      <w:pPr>
+        <w:pStyle w:val="ListBullet"/>
+      </w:pPr>
+      <w:r>
+        <w:t xml:space="preserve">Removed both from </w:t>
+      </w:r>
+      <w:r>
+        <w:rPr>
+          <w:rFonts w:ascii="Consolas" w:hAnsi="Consolas"/>
+        </w:rPr>
+        <w:t>manifest.json</w:t>
+      </w:r>
+      <w:r>
+        <w:t xml:space="preserve">. No functional change - every tab-management call already worked without them, since this extension only manages tabs it created itself or ones already covered by its </w:t>
+      </w:r>
+      <w:r>
+        <w:rPr>
+          <w:rFonts w:ascii="Consolas" w:hAnsi="Consolas"/>
+        </w:rPr>
+        <w:t>linkedin.com</w:t>
+      </w:r>
+      <w:r>
+        <w:t xml:space="preserve"> host permission.</w:t>
+      </w:r>
+    </w:p>
+    <w:p>
+      <w:pPr>
+        <w:pStyle w:val="ListBullet"/>
+      </w:pPr>
+      <w:r>
+        <w:t>Updated the Chrome Web Store listing's permission-justification section to drop the now-removed entries.</w:t>
+      </w:r>
+    </w:p>
     <w:p>
       <w:pPr>
         <w:pStyle w:val="Heading1"/>

--- a/RELEASE_NOTES.docx
+++ b/RELEASE_NOTES.docx
@@ -2,6 +2,215 @@
 <file path=word/document.xml><?xml version="1.0" encoding="utf-8"?>
 <w:document xmlns:wpc="http://schemas.microsoft.com/office/word/2010/wordprocessingCanvas" xmlns:mo="http://schemas.microsoft.com/office/mac/office/2008/main" xmlns:mc="http://schemas.openxmlformats.org/markup-compatibility/2006" xmlns:mv="urn:schemas-microsoft-com:mac:vml" xmlns:o="urn:schemas-microsoft-com:office:office" xmlns:r="http://schemas.openxmlformats.org/officeDocument/2006/relationships" xmlns:m="http://schemas.openxmlformats.org/officeDocument/2006/math" xmlns:v="urn:schemas-microsoft-com:vml" xmlns:wp14="http://schemas.microsoft.com/office/word/2010/wordprocessingDrawing" xmlns:wp="http://schemas.openxmlformats.org/drawingml/2006/wordprocessingDrawing" xmlns:w10="urn:schemas-microsoft-com:office:word" xmlns:w="http://schemas.openxmlformats.org/wordprocessingml/2006/main" xmlns:w14="http://schemas.microsoft.com/office/word/2010/wordml" xmlns:wpg="http://schemas.microsoft.com/office/word/2010/wordprocessingGroup" xmlns:wpi="http://schemas.microsoft.com/office/word/2010/wordprocessingInk" xmlns:wne="http://schemas.microsoft.com/office/word/2006/wordml" xmlns:wps="http://schemas.microsoft.com/office/word/2010/wordprocessingShape" mc:Ignorable="w14 wp14">
   <w:body>
+    <w:p>
+      <w:pPr>
+        <w:pStyle w:val="Heading1"/>
+      </w:pPr>
+      <w:r>
+        <w:t>SalesTeam — v0.19.0</w:t>
+      </w:r>
+    </w:p>
+    <w:p>
+      <w:pPr>
+        <w:pStyle w:val="Heading2"/>
+      </w:pPr>
+      <w:r>
+        <w:t>New: Group by Company, Excel-style, right in the leads table</w:t>
+      </w:r>
+    </w:p>
+    <w:p>
+      <w:pPr>
+        <w:pStyle w:val="ListBullet"/>
+      </w:pPr>
+      <w:r>
+        <w:t xml:space="preserve">New </w:t>
+      </w:r>
+      <w:r>
+        <w:rPr>
+          <w:b/>
+        </w:rPr>
+        <w:t>Company</w:t>
+      </w:r>
+      <w:r>
+        <w:t xml:space="preserve"> column on the Dashboard table, sortable and filterable like any other.</w:t>
+      </w:r>
+    </w:p>
+    <w:p>
+      <w:pPr>
+        <w:pStyle w:val="ListBullet"/>
+      </w:pPr>
+      <w:r>
+        <w:t>New "Group by Company" checkbox clusters leads by company - Excel-style outline grouping, right inside the same table (not a separate view): a collapsible header row per company (name, lead count, expand/collapse caret) with its leads nested underneath. Leads with no company yet collect into a trailing "Unknown company" group.</w:t>
+      </w:r>
+    </w:p>
+    <w:p>
+      <w:pPr>
+        <w:pStyle w:val="ListBullet"/>
+      </w:pPr>
+      <w:r>
+        <w:t>Each company group has a "Get Account Summary" button - a one-shot AI synthesis across every lead seen at that account (who the real decision-maker looks like, what's collectively happening, a suggested angle), cached per session so re-opening it doesn't re-call the AI.</w:t>
+      </w:r>
+    </w:p>
+    <w:p>
+      <w:pPr>
+        <w:pStyle w:val="ListBullet"/>
+      </w:pPr>
+      <w:r>
+        <w:t>Grouping needs a company's leads to stay together, so it temporarily shows "All" leads per page (restoring your previous page-size choice when you turn grouping back off).</w:t>
+      </w:r>
+    </w:p>
+    <w:p>
+      <w:pPr>
+        <w:pStyle w:val="ListBullet"/>
+      </w:pPr>
+      <w:r>
+        <w:t>Known limitation, same one noted in v0.17.0: this groups by normalized company name (handles minor legal-suffix differences like "Azqore" vs "Azqore SA"), not by brand/subsidiary aliasing (e.g. "Google Inc." vs "Alphabet") - that needs a proper merge tool, planned as later work.</w:t>
+      </w:r>
+    </w:p>
+    <w:p>
+      <w:pPr>
+        <w:pStyle w:val="Heading1"/>
+      </w:pPr>
+      <w:r>
+        <w:t>SalesTeam — v0.18.0</w:t>
+      </w:r>
+    </w:p>
+    <w:p>
+      <w:pPr>
+        <w:pStyle w:val="Heading2"/>
+      </w:pPr>
+      <w:r>
+        <w:t>New: "Suggest Lookalike Topics" - find more leads like your best ones</w:t>
+      </w:r>
+    </w:p>
+    <w:p>
+      <w:pPr>
+        <w:pStyle w:val="ListBullet"/>
+      </w:pPr>
+      <w:r>
+        <w:t>New button in the Scanner tile's Topics section looks at your highest-priority (P1, or P1+P2 if you don't have many P1s yet) leads and asks the Sales Mentor what made them strong matches, then suggests new search keywords for finding more like them - the positive counterpart to Negative Topics, which only ever filter noise out.</w:t>
+      </w:r>
+    </w:p>
+    <w:p>
+      <w:pPr>
+        <w:pStyle w:val="ListBullet"/>
+      </w:pPr>
+      <w:r>
+        <w:t>Fully review-first, like every other config-changing action in the app: each suggestion shows its reasoning and lets you choose whether to add it to an existing Topic or create a new one, or skip it - nothing is added to your actual Topics until you check it and click "Add Selected."</w:t>
+      </w:r>
+    </w:p>
+    <w:p>
+      <w:pPr>
+        <w:pStyle w:val="Heading1"/>
+      </w:pPr>
+      <w:r>
+        <w:t>SalesTeam — v0.17.1</w:t>
+      </w:r>
+    </w:p>
+    <w:p>
+      <w:pPr>
+        <w:pStyle w:val="Heading2"/>
+      </w:pPr>
+      <w:r>
+        <w:t>Improved: priority now re-checks when a second signal shows up for the same lead</w:t>
+      </w:r>
+    </w:p>
+    <w:p>
+      <w:pPr>
+        <w:pStyle w:val="ListBullet"/>
+      </w:pPr>
+      <w:r>
+        <w:t>Automatic prioritization previously only ever scored a brand-new lead in isolation. Now, if a scan finds a new lead from the same person (Post leads, matched by profile URL) or the same company (Job leads, matched by the normalized company name from v0.17.0) as an existing "New" lead that's already been scored, both get re-scored together - a second signal from the same account can genuinely change the right priority.</w:t>
+      </w:r>
+    </w:p>
+    <w:p>
+      <w:pPr>
+        <w:pStyle w:val="ListBullet"/>
+      </w:pPr>
+      <w:r>
+        <w:t>Only ever touches leads still in "New" status - anything you've acted on (Contacted, Dismissed, Responded, Converted) or that's Irrelevant is never re-scored, no matter what correlates.</w:t>
+      </w:r>
+    </w:p>
+    <w:p>
+      <w:pPr>
+        <w:pStyle w:val="Heading1"/>
+      </w:pPr>
+      <w:r>
+        <w:t>SalesTeam — v0.17.0</w:t>
+      </w:r>
+    </w:p>
+    <w:p>
+      <w:pPr>
+        <w:pStyle w:val="Heading2"/>
+      </w:pPr>
+      <w:r>
+        <w:t>New: leads now get a Company - AI-extracted for Posts, manual override always available</w:t>
+      </w:r>
+    </w:p>
+    <w:p>
+      <w:pPr>
+        <w:pStyle w:val="ListBullet"/>
+      </w:pPr>
+      <w:r>
+        <w:t>Job leads already had a clean company field from the scrape; Post leads never did - only a free-text headline like "Head of AI for IT @ Azqore". After every scan, a batched AI call now extracts a best-guess company name for every Post lead still missing one (skipped silently with no API key, same as lead prioritization). A "Extract Companies" button on the Dashboard catches up any leads that predate this or ran with no API key.</w:t>
+      </w:r>
+    </w:p>
+    <w:p>
+      <w:pPr>
+        <w:pStyle w:val="ListBullet"/>
+      </w:pPr>
+      <w:r>
+        <w:t>New "Assign Company" icon on every lead row opens a small dialog to search every company already seen across your leads (native browser autocomplete) or type a brand-new one - or clear it back to blank. A manually-set (or previously extracted) company is never touched again by the automatic extraction pass, so a scan can't silently overwrite a correction.</w:t>
+      </w:r>
+    </w:p>
+    <w:p>
+      <w:pPr>
+        <w:pStyle w:val="ListBullet"/>
+      </w:pPr>
+      <w:r>
+        <w:t>This is foundational groundwork for grouping leads by company on the Dashboard, coming next.</w:t>
+      </w:r>
+    </w:p>
+    <w:p>
+      <w:pPr>
+        <w:pStyle w:val="ListBullet"/>
+      </w:pPr>
+      <w:r>
+        <w:t>Known limitation, by design for now: this only normalizes minor legal-suffix variation (e.g. "Azqore" vs "Azqore SA"). It has no way to know that different brand names or subsidiaries are the same company (e.g. "Google Inc." vs "Alphabet", "Facebook" vs "Meta") - that needs a proper alias/merge mechanism, planned as later work alongside a dedicated Companies view.</w:t>
+      </w:r>
+    </w:p>
+    <w:p>
+      <w:pPr>
+        <w:pStyle w:val="Heading1"/>
+      </w:pPr>
+      <w:r>
+        <w:t>SalesTeam — v0.16.0</w:t>
+      </w:r>
+    </w:p>
+    <w:p>
+      <w:pPr>
+        <w:pStyle w:val="Heading2"/>
+      </w:pPr>
+      <w:r>
+        <w:t>New: "Buyer Summary" and "Conversation Starters" quick-action buttons</w:t>
+      </w:r>
+    </w:p>
+    <w:p>
+      <w:pPr>
+        <w:pStyle w:val="ListBullet"/>
+      </w:pPr>
+      <w:r>
+        <w:t>The lead detail page's Sales Mentor chat now has two one-click buttons above the message box - "Buyer Summary" and "Conversation Starters" - so you don't have to type the same standard requests for every lead. They send the exact same request an equivalent typed message would, through the same conversation you'd get by typing it yourself (same history, same lead-scoped context, same Draft Message tool access).</w:t>
+      </w:r>
+    </w:p>
+    <w:p>
+      <w:pPr>
+        <w:pStyle w:val="ListBullet"/>
+      </w:pPr>
+      <w:r>
+        <w:t>First of several features inspired by a look at LinkedIn Sales Navigator's AI features - built natively using data already scraped and your own Anthropic API key, no Sales Navigator subscription needed.</w:t>
+      </w:r>
+    </w:p>
     <w:p>
       <w:pPr>
         <w:pStyle w:val="Heading1"/>

--- a/RELEASE_NOTES.docx
+++ b/RELEASE_NOTES.docx
@@ -2,6 +2,38 @@
 <file path=word/document.xml><?xml version="1.0" encoding="utf-8"?>
 <w:document xmlns:wpc="http://schemas.microsoft.com/office/word/2010/wordprocessingCanvas" xmlns:mo="http://schemas.microsoft.com/office/mac/office/2008/main" xmlns:mc="http://schemas.openxmlformats.org/markup-compatibility/2006" xmlns:mv="urn:schemas-microsoft-com:mac:vml" xmlns:o="urn:schemas-microsoft-com:office:office" xmlns:r="http://schemas.openxmlformats.org/officeDocument/2006/relationships" xmlns:m="http://schemas.openxmlformats.org/officeDocument/2006/math" xmlns:v="urn:schemas-microsoft-com:vml" xmlns:wp14="http://schemas.microsoft.com/office/word/2010/wordprocessingDrawing" xmlns:wp="http://schemas.openxmlformats.org/drawingml/2006/wordprocessingDrawing" xmlns:w10="urn:schemas-microsoft-com:office:word" xmlns:w="http://schemas.openxmlformats.org/wordprocessingml/2006/main" xmlns:w14="http://schemas.microsoft.com/office/word/2010/wordml" xmlns:wpg="http://schemas.microsoft.com/office/word/2010/wordprocessingGroup" xmlns:wpi="http://schemas.microsoft.com/office/word/2010/wordprocessingInk" xmlns:wne="http://schemas.microsoft.com/office/word/2006/wordml" xmlns:wps="http://schemas.microsoft.com/office/word/2010/wordprocessingShape" mc:Ignorable="w14 wp14">
   <w:body>
+    <w:p>
+      <w:pPr>
+        <w:pStyle w:val="Heading1"/>
+      </w:pPr>
+      <w:r>
+        <w:t>SalesTeam — v0.19.1</w:t>
+      </w:r>
+    </w:p>
+    <w:p>
+      <w:pPr>
+        <w:pStyle w:val="Heading2"/>
+      </w:pPr>
+      <w:r>
+        <w:t>Fixed: Lookalike Topics was learning from Job leads and suggesting job-title keywords</w:t>
+      </w:r>
+    </w:p>
+    <w:p>
+      <w:pPr>
+        <w:pStyle w:val="ListBullet"/>
+      </w:pPr>
+      <w:r>
+        <w:t>The v0.18.0 feature gathered example leads from every type (Posts and Jobs) but only ever wrote suggestions into Post Topics. Since Job leads carry no scraped body text - only title/company/location - the AI had nothing to generalize from except the job title itself, and just echoed it back as a "keyword." When most high-priority leads happen to be Job leads, this actively pulled Post Topics toward job-title language instead of helping find more Posts.</w:t>
+      </w:r>
+    </w:p>
+    <w:p>
+      <w:pPr>
+        <w:pStyle w:val="ListBullet"/>
+      </w:pPr>
+      <w:r>
+        <w:t>Now restricted to Post leads only (P1-P3, widened from just P1), since only Posts have real content to learn from and only Post Topics get written to.</w:t>
+      </w:r>
+    </w:p>
     <w:p>
       <w:pPr>
         <w:pStyle w:val="Heading1"/>

--- a/RELEASE_NOTES.docx
+++ b/RELEASE_NOTES.docx
@@ -2,6 +2,46 @@
 <file path=word/document.xml><?xml version="1.0" encoding="utf-8"?>
 <w:document xmlns:wpc="http://schemas.microsoft.com/office/word/2010/wordprocessingCanvas" xmlns:mo="http://schemas.microsoft.com/office/mac/office/2008/main" xmlns:mc="http://schemas.openxmlformats.org/markup-compatibility/2006" xmlns:mv="urn:schemas-microsoft-com:mac:vml" xmlns:o="urn:schemas-microsoft-com:office:office" xmlns:r="http://schemas.openxmlformats.org/officeDocument/2006/relationships" xmlns:m="http://schemas.openxmlformats.org/officeDocument/2006/math" xmlns:v="urn:schemas-microsoft-com:vml" xmlns:wp14="http://schemas.microsoft.com/office/word/2010/wordprocessingDrawing" xmlns:wp="http://schemas.openxmlformats.org/drawingml/2006/wordprocessingDrawing" xmlns:w10="urn:schemas-microsoft-com:office:word" xmlns:w="http://schemas.openxmlformats.org/wordprocessingml/2006/main" xmlns:w14="http://schemas.microsoft.com/office/word/2010/wordml" xmlns:wpg="http://schemas.microsoft.com/office/word/2010/wordprocessingGroup" xmlns:wpi="http://schemas.microsoft.com/office/word/2010/wordprocessingInk" xmlns:wne="http://schemas.microsoft.com/office/word/2006/wordml" xmlns:wps="http://schemas.microsoft.com/office/word/2010/wordprocessingShape" mc:Ignorable="w14 wp14">
   <w:body>
+    <w:p>
+      <w:pPr>
+        <w:pStyle w:val="Heading1"/>
+      </w:pPr>
+      <w:r>
+        <w:t>SalesTeam — v0.20.0</w:t>
+      </w:r>
+    </w:p>
+    <w:p>
+      <w:pPr>
+        <w:pStyle w:val="Heading2"/>
+      </w:pPr>
+      <w:r>
+        <w:t>New: "Analyze Post Search Quality" - diagnose and fix why Posts aren't scoring well</w:t>
+      </w:r>
+    </w:p>
+    <w:p>
+      <w:pPr>
+        <w:pStyle w:val="ListBullet"/>
+      </w:pPr>
+      <w:r>
+        <w:t>New button in the Scanner side panel (Search Quality section, after Negative Topics) has the Sales Mentor look at every unactioned ("New") Post lead plus your current Topics and Negative Topics together, diagnose what's likely limiting quality or volume, and propose specific keyword changes across both - additions, removals, or a genuinely new Topic or Negative Topic.</w:t>
+      </w:r>
+    </w:p>
+    <w:p>
+      <w:pPr>
+        <w:pStyle w:val="ListBullet"/>
+      </w:pPr>
+      <w:r>
+        <w:t>This is the actual fix for the problem "Suggest Lookalike Topics" can't help with: that feature only has good examples to learn from once Posts are already scoring well. This one looks at what's actually coming through (even if none of it scores highly yet) and the search configuration itself.</w:t>
+      </w:r>
+    </w:p>
+    <w:p>
+      <w:pPr>
+        <w:pStyle w:val="ListBullet"/>
+      </w:pPr>
+      <w:r>
+        <w:t>Fully review-first, same as every other config-mutating flow in the app: each suggestion shows its reasoning, add-suggestions let you redirect to an existing Topic/Negative Topic or accept a new one, and nothing is written until you check it and click "Apply Selected." A removal suggestion referencing a keyword that's already gone (edited since, or the AI got it wrong) is filtered out rather than shown as a broken action.</w:t>
+      </w:r>
+    </w:p>
     <w:p>
       <w:pPr>
         <w:pStyle w:val="Heading1"/>

--- a/RELEASE_NOTES.docx
+++ b/RELEASE_NOTES.docx
@@ -2,6 +2,38 @@
 <file path=word/document.xml><?xml version="1.0" encoding="utf-8"?>
 <w:document xmlns:wpc="http://schemas.microsoft.com/office/word/2010/wordprocessingCanvas" xmlns:mo="http://schemas.microsoft.com/office/mac/office/2008/main" xmlns:mc="http://schemas.openxmlformats.org/markup-compatibility/2006" xmlns:mv="urn:schemas-microsoft-com:mac:vml" xmlns:o="urn:schemas-microsoft-com:office:office" xmlns:r="http://schemas.openxmlformats.org/officeDocument/2006/relationships" xmlns:m="http://schemas.openxmlformats.org/officeDocument/2006/math" xmlns:v="urn:schemas-microsoft-com:vml" xmlns:wp14="http://schemas.microsoft.com/office/word/2010/wordprocessingDrawing" xmlns:wp="http://schemas.openxmlformats.org/drawingml/2006/wordprocessingDrawing" xmlns:w10="urn:schemas-microsoft-com:office:word" xmlns:w="http://schemas.openxmlformats.org/wordprocessingml/2006/main" xmlns:w14="http://schemas.microsoft.com/office/word/2010/wordml" xmlns:wpg="http://schemas.microsoft.com/office/word/2010/wordprocessingGroup" xmlns:wpi="http://schemas.microsoft.com/office/word/2010/wordprocessingInk" xmlns:wne="http://schemas.microsoft.com/office/word/2006/wordml" xmlns:wps="http://schemas.microsoft.com/office/word/2010/wordprocessingShape" mc:Ignorable="w14 wp14">
   <w:body>
+    <w:p>
+      <w:pPr>
+        <w:pStyle w:val="Heading1"/>
+      </w:pPr>
+      <w:r>
+        <w:t>SalesTeam — v0.20.1</w:t>
+      </w:r>
+    </w:p>
+    <w:p>
+      <w:pPr>
+        <w:pStyle w:val="Heading2"/>
+      </w:pPr>
+      <w:r>
+        <w:t>Fixed: Analyze Post Search Quality only ever suggested more Negative Topics</w:t>
+      </w:r>
+    </w:p>
+    <w:p>
+      <w:pPr>
+        <w:pStyle w:val="ListBullet"/>
+      </w:pPr>
+      <w:r>
+        <w:t>Reported: with zero P1-P3 Post leads, every suggestion was another Negative Topic (narrowing further, not helping). Root cause: the analysis never had access to the company context (what the business actually sells), so the Mentor had nothing to reason from except a pile of uniformly mediocre example posts - which naturally pushes toward "here's what's wrong with these" (negative topics) rather than "here's what a good one would look like" (new positive keywords, which requires knowing what to look for).</w:t>
+      </w:r>
+    </w:p>
+    <w:p>
+      <w:pPr>
+        <w:pStyle w:val="ListBullet"/>
+      </w:pPr>
+      <w:r>
+        <w:t>Now passes company context into the analysis, and explicitly tells the model that a Negative Topic can only ever reduce volume, never fix a shortage of good leads - when there are zero or few P1-P3 leads, it must propose new Topic keywords or a new Topic grounded in what the company actually sells, not just narrow further.</w:t>
+      </w:r>
+    </w:p>
     <w:p>
       <w:pPr>
         <w:pStyle w:val="Heading1"/>

--- a/RELEASE_NOTES.docx
+++ b/RELEASE_NOTES.docx
@@ -2,6 +2,82 @@
 <file path=word/document.xml><?xml version="1.0" encoding="utf-8"?>
 <w:document xmlns:wpc="http://schemas.microsoft.com/office/word/2010/wordprocessingCanvas" xmlns:mo="http://schemas.microsoft.com/office/mac/office/2008/main" xmlns:mc="http://schemas.openxmlformats.org/markup-compatibility/2006" xmlns:mv="urn:schemas-microsoft-com:mac:vml" xmlns:o="urn:schemas-microsoft-com:office:office" xmlns:r="http://schemas.openxmlformats.org/officeDocument/2006/relationships" xmlns:m="http://schemas.openxmlformats.org/officeDocument/2006/math" xmlns:v="urn:schemas-microsoft-com:vml" xmlns:wp14="http://schemas.microsoft.com/office/word/2010/wordprocessingDrawing" xmlns:wp="http://schemas.openxmlformats.org/drawingml/2006/wordprocessingDrawing" xmlns:w10="urn:schemas-microsoft-com:office:word" xmlns:w="http://schemas.openxmlformats.org/wordprocessingml/2006/main" xmlns:w14="http://schemas.microsoft.com/office/word/2010/wordml" xmlns:wpg="http://schemas.microsoft.com/office/word/2010/wordprocessingGroup" xmlns:wpi="http://schemas.microsoft.com/office/word/2010/wordprocessingInk" xmlns:wne="http://schemas.microsoft.com/office/word/2006/wordml" xmlns:wps="http://schemas.microsoft.com/office/word/2010/wordprocessingShape" mc:Ignorable="w14 wp14">
   <w:body>
+    <w:p>
+      <w:pPr>
+        <w:pStyle w:val="Heading1"/>
+      </w:pPr>
+      <w:r>
+        <w:t>SalesTeam — v0.21.0</w:t>
+      </w:r>
+    </w:p>
+    <w:p>
+      <w:pPr>
+        <w:pStyle w:val="Heading2"/>
+      </w:pPr>
+      <w:r>
+        <w:t>Analyze Post Search Quality now also looks at Irrelevant leads - and found a real bug doing it</w:t>
+      </w:r>
+    </w:p>
+    <w:p>
+      <w:pPr>
+        <w:pStyle w:val="ListBullet"/>
+      </w:pPr>
+      <w:r>
+        <w:t xml:space="preserve">The user found two concrete examples of legitimate leads (a real product company's in-post job ad) wrongly marked Irrelevant, and traced both to real issues: </w:t>
+      </w:r>
+      <w:r>
+        <w:rPr>
+          <w:rFonts w:ascii="Consolas" w:hAnsi="Consolas"/>
+        </w:rPr>
+        <w:t>Recruiter/Staffing Headline Filter</w:t>
+      </w:r>
+      <w:r>
+        <w:t xml:space="preserve"> is too blunt (an in-house HR/Talent-Acquisition poster's own employer opening isn't the same as a third-party staffing agency), and </w:t>
+      </w:r>
+      <w:r>
+        <w:rPr>
+          <w:rFonts w:ascii="Consolas" w:hAnsi="Consolas"/>
+        </w:rPr>
+        <w:t>Competitor Blocklist</w:t>
+      </w:r>
+      <w:r>
+        <w:t xml:space="preserve"> mixes actual competing consultancies with generic cloud/AI platform names (Microsoft, Google, AWS, NVIDIA) that get mentioned constantly as mere tooling references, not evidence of a competitor.</w:t>
+      </w:r>
+    </w:p>
+    <w:p>
+      <w:pPr>
+        <w:pStyle w:val="ListBullet"/>
+      </w:pPr>
+      <w:r>
+        <w:t xml:space="preserve">This was invisible to "Analyze Post Search Quality" because it was scoped to skip Irrelevant leads entirely - exactly the leads that would reveal an over-aggressive Negative Topic. Now includes them: new </w:t>
+      </w:r>
+      <w:r>
+        <w:rPr>
+          <w:rFonts w:ascii="Consolas" w:hAnsi="Consolas"/>
+        </w:rPr>
+        <w:t>stats.irrelevantByNegativeTopic</w:t>
+      </w:r>
+      <w:r>
+        <w:t xml:space="preserve"> breakdown shows which Negative Topic is suppressing how many leads, each Irrelevant example carries its exact </w:t>
+      </w:r>
+      <w:r>
+        <w:rPr>
+          <w:rFonts w:ascii="Consolas" w:hAnsi="Consolas"/>
+        </w:rPr>
+        <w:t>irrelevantReason</w:t>
+      </w:r>
+      <w:r>
+        <w:t>, and the Mentor is explicitly told not to assume a classification is correct just because it happened - a generic platform mention or an in-house HR poster are named as classic false positives to flag as removal suggestions.</w:t>
+      </w:r>
+    </w:p>
+    <w:p>
+      <w:pPr>
+        <w:pStyle w:val="ListBullet"/>
+      </w:pPr>
+      <w:r>
+        <w:t>Still excludes Dismissed/Contacted/Responded/Converted - those are the salesperson's own decisions, not the system's, and not what this audits.</w:t>
+      </w:r>
+    </w:p>
     <w:p>
       <w:pPr>
         <w:pStyle w:val="Heading1"/>

--- a/RELEASE_NOTES.docx
+++ b/RELEASE_NOTES.docx
@@ -2,6 +2,90 @@
 <file path=word/document.xml><?xml version="1.0" encoding="utf-8"?>
 <w:document xmlns:wpc="http://schemas.microsoft.com/office/word/2010/wordprocessingCanvas" xmlns:mo="http://schemas.microsoft.com/office/mac/office/2008/main" xmlns:mc="http://schemas.openxmlformats.org/markup-compatibility/2006" xmlns:mv="urn:schemas-microsoft-com:mac:vml" xmlns:o="urn:schemas-microsoft-com:office:office" xmlns:r="http://schemas.openxmlformats.org/officeDocument/2006/relationships" xmlns:m="http://schemas.openxmlformats.org/officeDocument/2006/math" xmlns:v="urn:schemas-microsoft-com:vml" xmlns:wp14="http://schemas.microsoft.com/office/word/2010/wordprocessingDrawing" xmlns:wp="http://schemas.openxmlformats.org/drawingml/2006/wordprocessingDrawing" xmlns:w10="urn:schemas-microsoft-com:office:word" xmlns:w="http://schemas.openxmlformats.org/wordprocessingml/2006/main" xmlns:w14="http://schemas.microsoft.com/office/word/2010/wordml" xmlns:wpg="http://schemas.microsoft.com/office/word/2010/wordprocessingGroup" xmlns:wpi="http://schemas.microsoft.com/office/word/2010/wordprocessingInk" xmlns:wne="http://schemas.microsoft.com/office/word/2006/wordml" xmlns:wps="http://schemas.microsoft.com/office/word/2010/wordprocessingShape" mc:Ignorable="w14 wp14">
   <w:body>
+    <w:p>
+      <w:pPr>
+        <w:pStyle w:val="Heading1"/>
+      </w:pPr>
+      <w:r>
+        <w:t>SalesTeam — v0.22.0</w:t>
+      </w:r>
+    </w:p>
+    <w:p>
+      <w:pPr>
+        <w:pStyle w:val="Heading2"/>
+      </w:pPr>
+      <w:r>
+        <w:t>New: negative topics can now match a lead's company, and a Known Recruiting Firms filter</w:t>
+      </w:r>
+    </w:p>
+    <w:p>
+      <w:pPr>
+        <w:pStyle w:val="ListBullet"/>
+      </w:pPr>
+      <w:r>
+        <w:t xml:space="preserve">Negative Topics can now check a Post lead's </w:t>
+      </w:r>
+      <w:r>
+        <w:rPr>
+          <w:rFonts w:ascii="Consolas" w:hAnsi="Consolas"/>
+        </w:rPr>
+        <w:t>company</w:t>
+      </w:r>
+      <w:r>
+        <w:t xml:space="preserve"> (AI-extracted or manually assigned, since v0.17.0) in addition to headline/snippet text - a far more precise signal, since it targets who the poster actually works for rather than a self-description or a passing mention.</w:t>
+      </w:r>
+    </w:p>
+    <w:p>
+      <w:pPr>
+        <w:pStyle w:val="ListBullet"/>
+      </w:pPr>
+      <w:r>
+        <w:t>New built-in "Known Recruiting Firms" negative topic, matched against company name: Adecco, Randstad, Michael Page, PageGroup, Swisslinx, Robert Walters, Hays - a more reliable alternative to guessing from headline text.</w:t>
+      </w:r>
+    </w:p>
+    <w:p>
+      <w:pPr>
+        <w:pStyle w:val="ListBullet"/>
+      </w:pPr>
+      <w:r>
+        <w:t xml:space="preserve">Default </w:t>
+      </w:r>
+      <w:r>
+        <w:rPr>
+          <w:rFonts w:ascii="Consolas" w:hAnsi="Consolas"/>
+        </w:rPr>
+        <w:t>Competitor Blocklist</w:t>
+      </w:r>
+      <w:r>
+        <w:t xml:space="preserve"> no longer includes generic cloud/AI platform vendors (Microsoft, Google, AWS, NVIDIA) - those get mentioned constantly as mere tooling references in unrelated posts, which was killing a large share of genuinely good leads. Kept to firms that actually compete for the same consulting/services work.</w:t>
+      </w:r>
+    </w:p>
+    <w:p>
+      <w:pPr>
+        <w:pStyle w:val="ListBullet"/>
+      </w:pPr>
+      <w:r>
+        <w:t xml:space="preserve">These are new *defaults* for fresh installs only - an existing configuration isn't touched automatically, since Negative Topics are the user's own live settings. To pick up the fix: manually remove the platform-vendor keywords from your own </w:t>
+      </w:r>
+      <w:r>
+        <w:rPr>
+          <w:rFonts w:ascii="Consolas" w:hAnsi="Consolas"/>
+        </w:rPr>
+        <w:t>Competitor Blocklist</w:t>
+      </w:r>
+      <w:r>
+        <w:t xml:space="preserve">, and add a </w:t>
+      </w:r>
+      <w:r>
+        <w:rPr>
+          <w:rFonts w:ascii="Consolas" w:hAnsi="Consolas"/>
+        </w:rPr>
+        <w:t>Known Recruiting Firms</w:t>
+      </w:r>
+      <w:r>
+        <w:t xml:space="preserve"> negative topic yourself if you want it (or ask the Sales Mentor's "Analyze Post Search Quality" to suggest it now that it can see the improvement is possible).</w:t>
+      </w:r>
+    </w:p>
     <w:p>
       <w:pPr>
         <w:pStyle w:val="Heading1"/>

--- a/RELEASE_NOTES.docx
+++ b/RELEASE_NOTES.docx
@@ -2,6 +2,135 @@
 <file path=word/document.xml><?xml version="1.0" encoding="utf-8"?>
 <w:document xmlns:wpc="http://schemas.microsoft.com/office/word/2010/wordprocessingCanvas" xmlns:mo="http://schemas.microsoft.com/office/mac/office/2008/main" xmlns:mc="http://schemas.openxmlformats.org/markup-compatibility/2006" xmlns:mv="urn:schemas-microsoft-com:mac:vml" xmlns:o="urn:schemas-microsoft-com:office:office" xmlns:r="http://schemas.openxmlformats.org/officeDocument/2006/relationships" xmlns:m="http://schemas.openxmlformats.org/officeDocument/2006/math" xmlns:v="urn:schemas-microsoft-com:vml" xmlns:wp14="http://schemas.microsoft.com/office/word/2010/wordprocessingDrawing" xmlns:wp="http://schemas.openxmlformats.org/drawingml/2006/wordprocessingDrawing" xmlns:w10="urn:schemas-microsoft-com:office:word" xmlns:w="http://schemas.openxmlformats.org/wordprocessingml/2006/main" xmlns:w14="http://schemas.microsoft.com/office/word/2010/wordml" xmlns:wpg="http://schemas.microsoft.com/office/word/2010/wordprocessingGroup" xmlns:wpi="http://schemas.microsoft.com/office/word/2010/wordprocessingInk" xmlns:wne="http://schemas.microsoft.com/office/word/2006/wordml" xmlns:wps="http://schemas.microsoft.com/office/word/2010/wordprocessingShape" mc:Ignorable="w14 wp14">
   <w:body>
+    <w:p>
+      <w:pPr>
+        <w:pStyle w:val="Heading1"/>
+      </w:pPr>
+      <w:r>
+        <w:t>SalesTeam — v0.22.1</w:t>
+      </w:r>
+    </w:p>
+    <w:p>
+      <w:pPr>
+        <w:pStyle w:val="Heading2"/>
+      </w:pPr>
+      <w:r>
+        <w:t>Fixed: automatic prioritization couldn't see a Post lead's company or job-ad flags</w:t>
+      </w:r>
+    </w:p>
+    <w:p>
+      <w:pPr>
+        <w:pStyle w:val="ListBullet"/>
+      </w:pPr>
+      <w:r>
+        <w:t>Reported: after fixing the Negative Topic false positives, Post leads still weren't scoring P1-P3 - a real example (a bank running an internal AI/Digital Transformation program, hiring an AI Engineer) scored P4 when it should plausibly have been P2-P3.</w:t>
+      </w:r>
+    </w:p>
+    <w:p>
+      <w:pPr>
+        <w:pStyle w:val="ListBullet"/>
+      </w:pPr>
+      <w:r>
+        <w:t xml:space="preserve">Root cause: </w:t>
+      </w:r>
+      <w:r>
+        <w:rPr>
+          <w:rFonts w:ascii="Consolas" w:hAnsi="Consolas"/>
+        </w:rPr>
+        <w:t>summarizeLeadForPrioritization</w:t>
+      </w:r>
+      <w:r>
+        <w:t xml:space="preserve"> never included a Post lead's </w:t>
+      </w:r>
+      <w:r>
+        <w:rPr>
+          <w:rFonts w:ascii="Consolas" w:hAnsi="Consolas"/>
+        </w:rPr>
+        <w:t>company</w:t>
+      </w:r>
+      <w:r>
+        <w:t xml:space="preserve"> (AI-extracted since v0.17.0) or its </w:t>
+      </w:r>
+      <w:r>
+        <w:rPr>
+          <w:rFonts w:ascii="Consolas" w:hAnsi="Consolas"/>
+        </w:rPr>
+        <w:t>isJobAd</w:t>
+      </w:r>
+      <w:r>
+        <w:t>/</w:t>
+      </w:r>
+      <w:r>
+        <w:rPr>
+          <w:rFonts w:ascii="Consolas" w:hAnsi="Consolas"/>
+        </w:rPr>
+        <w:t>isHiringPost</w:t>
+      </w:r>
+      <w:r>
+        <w:t xml:space="preserve"> flags - the batch auto-scoring pass had strictly less context than the interactive Mentor chat gets for the same lead via </w:t>
+      </w:r>
+      <w:r>
+        <w:rPr>
+          <w:rFonts w:ascii="Consolas" w:hAnsi="Consolas"/>
+        </w:rPr>
+        <w:t>list_leads</w:t>
+      </w:r>
+      <w:r>
+        <w:t>. Company-level signal (a real company running a relevant program) was invisible to the score.</w:t>
+      </w:r>
+    </w:p>
+    <w:p>
+      <w:pPr>
+        <w:pStyle w:val="ListBullet"/>
+      </w:pPr>
+      <w:r>
+        <w:t>Also strengthened the prompt: for an in-post job ad, the poster is often HR, a recruiter, or an unrelated employee sharing the opening, not the eventual contact - it's now told explicitly not to penalize the score just because the poster personally lacks seniority, since the real signal is the company-level program, and the next step is finding a better contact there.</w:t>
+      </w:r>
+    </w:p>
+    <w:p>
+      <w:pPr>
+        <w:pStyle w:val="ListBullet"/>
+      </w:pPr>
+      <w:r>
+        <w:t xml:space="preserve">Verified via harness: the outgoing request now includes </w:t>
+      </w:r>
+      <w:r>
+        <w:rPr>
+          <w:rFonts w:ascii="Consolas" w:hAnsi="Consolas"/>
+        </w:rPr>
+        <w:t>company</w:t>
+      </w:r>
+      <w:r>
+        <w:t>/</w:t>
+      </w:r>
+      <w:r>
+        <w:rPr>
+          <w:rFonts w:ascii="Consolas" w:hAnsi="Consolas"/>
+        </w:rPr>
+        <w:t>isJobAd</w:t>
+      </w:r>
+      <w:r>
+        <w:t>/</w:t>
+      </w:r>
+      <w:r>
+        <w:rPr>
+          <w:rFonts w:ascii="Consolas" w:hAnsi="Consolas"/>
+        </w:rPr>
+        <w:t>isHiringPost</w:t>
+      </w:r>
+      <w:r>
+        <w:t>/</w:t>
+      </w:r>
+      <w:r>
+        <w:rPr>
+          <w:rFonts w:ascii="Consolas" w:hAnsi="Consolas"/>
+        </w:rPr>
+        <w:t>isFreelancePost</w:t>
+      </w:r>
+      <w:r>
+        <w:t xml:space="preserve"> for Post leads, and the prompt carries the new guidance.</w:t>
+      </w:r>
+    </w:p>
     <w:p>
       <w:pPr>
         <w:pStyle w:val="Heading1"/>

--- a/RELEASE_NOTES.docx
+++ b/RELEASE_NOTES.docx
@@ -2,6 +2,56 @@
 <file path=word/document.xml><?xml version="1.0" encoding="utf-8"?>
 <w:document xmlns:wpc="http://schemas.microsoft.com/office/word/2010/wordprocessingCanvas" xmlns:mo="http://schemas.microsoft.com/office/mac/office/2008/main" xmlns:mc="http://schemas.openxmlformats.org/markup-compatibility/2006" xmlns:mv="urn:schemas-microsoft-com:mac:vml" xmlns:o="urn:schemas-microsoft-com:office:office" xmlns:r="http://schemas.openxmlformats.org/officeDocument/2006/relationships" xmlns:m="http://schemas.openxmlformats.org/officeDocument/2006/math" xmlns:v="urn:schemas-microsoft-com:vml" xmlns:wp14="http://schemas.microsoft.com/office/word/2010/wordprocessingDrawing" xmlns:wp="http://schemas.openxmlformats.org/drawingml/2006/wordprocessingDrawing" xmlns:w10="urn:schemas-microsoft-com:office:word" xmlns:w="http://schemas.openxmlformats.org/wordprocessingml/2006/main" xmlns:w14="http://schemas.microsoft.com/office/word/2010/wordml" xmlns:wpg="http://schemas.microsoft.com/office/word/2010/wordprocessingGroup" xmlns:wpi="http://schemas.microsoft.com/office/word/2010/wordprocessingInk" xmlns:wne="http://schemas.microsoft.com/office/word/2006/wordml" xmlns:wps="http://schemas.microsoft.com/office/word/2010/wordprocessingShape" mc:Ignorable="w14 wp14">
   <w:body>
+    <w:p>
+      <w:pPr>
+        <w:pStyle w:val="Heading1"/>
+      </w:pPr>
+      <w:r>
+        <w:t>SalesTeam — v0.23.0</w:t>
+      </w:r>
+    </w:p>
+    <w:p>
+      <w:pPr>
+        <w:pStyle w:val="Heading2"/>
+      </w:pPr>
+      <w:r>
+        <w:t>New: Ideal Customer Profile setting, and manual Priority override</w:t>
+      </w:r>
+    </w:p>
+    <w:p>
+      <w:pPr>
+        <w:pStyle w:val="ListBullet"/>
+      </w:pPr>
+      <w:r>
+        <w:t>New "Ideal Customer Profile" field on the Settings page, deliberately separate from "What We Offer" - who you're targeting (company size, geography, what they're investing in) is a different concept from what you sell, even though every AI feature reads both together. Threaded into prioritization, the Sales Mentor (both the cross-lead and per-lead chat), Account Summaries, and Analyze Post Search Quality - everywhere "is this the right kind of prospect" reasoning happens. Not used by Customer Voice (a simulated buyer has no reason to reason about who the seller targets).</w:t>
+      </w:r>
+    </w:p>
+    <w:p>
+      <w:pPr>
+        <w:pStyle w:val="ListBullet"/>
+      </w:pPr>
+      <w:r>
+        <w:t xml:space="preserve">New </w:t>
+      </w:r>
+      <w:r>
+        <w:rPr>
+          <w:b/>
+        </w:rPr>
+        <w:t>Priority</w:t>
+      </w:r>
+      <w:r>
+        <w:t xml:space="preserve"> dropdown on the Dashboard lead detail page, right next to Status - lets you override a priority the Mentor got wrong, or set one on a lead that was never scored. A manual override is permanently protected from both the automatic per-scan pass and the correlated re-scoring pass (v0.17.1) - neither can silently overwrite a human's call, since both key off whether the AI itself scored the lead (</w:t>
+      </w:r>
+      <w:r>
+        <w:rPr>
+          <w:rFonts w:ascii="Consolas" w:hAnsi="Consolas"/>
+        </w:rPr>
+        <w:t>priorityScoredAt</w:t>
+      </w:r>
+      <w:r>
+        <w:t>), not just whether a priority exists. Clearing it back to "Not scored" makes the lead eligible for automatic scoring again.</w:t>
+      </w:r>
+    </w:p>
     <w:p>
       <w:pPr>
         <w:pStyle w:val="Heading1"/>

--- a/RELEASE_NOTES.docx
+++ b/RELEASE_NOTES.docx
@@ -2,6 +2,72 @@
 <file path=word/document.xml><?xml version="1.0" encoding="utf-8"?>
 <w:document xmlns:wpc="http://schemas.microsoft.com/office/word/2010/wordprocessingCanvas" xmlns:mo="http://schemas.microsoft.com/office/mac/office/2008/main" xmlns:mc="http://schemas.openxmlformats.org/markup-compatibility/2006" xmlns:mv="urn:schemas-microsoft-com:mac:vml" xmlns:o="urn:schemas-microsoft-com:office:office" xmlns:r="http://schemas.openxmlformats.org/officeDocument/2006/relationships" xmlns:m="http://schemas.openxmlformats.org/officeDocument/2006/math" xmlns:v="urn:schemas-microsoft-com:vml" xmlns:wp14="http://schemas.microsoft.com/office/word/2010/wordprocessingDrawing" xmlns:wp="http://schemas.openxmlformats.org/drawingml/2006/wordprocessingDrawing" xmlns:w10="urn:schemas-microsoft-com:office:word" xmlns:w="http://schemas.openxmlformats.org/wordprocessingml/2006/main" xmlns:w14="http://schemas.microsoft.com/office/word/2010/wordml" xmlns:wpg="http://schemas.microsoft.com/office/word/2010/wordprocessingGroup" xmlns:wpi="http://schemas.microsoft.com/office/word/2010/wordprocessingInk" xmlns:wne="http://schemas.microsoft.com/office/word/2006/wordml" xmlns:wps="http://schemas.microsoft.com/office/word/2010/wordprocessingShape" mc:Ignorable="w14 wp14">
   <w:body>
+    <w:p>
+      <w:pPr>
+        <w:pStyle w:val="Heading1"/>
+      </w:pPr>
+      <w:r>
+        <w:t>SalesTeam — v0.24.0</w:t>
+      </w:r>
+    </w:p>
+    <w:p>
+      <w:pPr>
+        <w:pStyle w:val="Heading2"/>
+      </w:pPr>
+      <w:r>
+        <w:t>New: Re-score All Priorities, and a prompt fix for thought-leadership posts scoring too high</w:t>
+      </w:r>
+    </w:p>
+    <w:p>
+      <w:pPr>
+        <w:pStyle w:val="ListBullet"/>
+      </w:pPr>
+      <w:r>
+        <w:t>Reported: two AI-scored leads that clearly didn't deserve their priority - a P3 post that was just industry commentary on AI market trends from someone at an outsourcing company, and a specific example (a "Head of AI for IT" post that was really just a roundup of AI industry news, no expressed need) scored P3 when it should be P4-5. Both share a pattern: an impressive, on-topic-sounding title or company, but the post itself contains no actual buying-intent signal.</w:t>
+      </w:r>
+    </w:p>
+    <w:p>
+      <w:pPr>
+        <w:pStyle w:val="ListBullet"/>
+      </w:pPr>
+      <w:r>
+        <w:t>Strengthened the prioritization prompt: topical overlap and an impressive poster title are not buying intent on their own. A post that's really just industry commentary or thought leadership - reacting to AI news, sharing opinions/trends - with no expressed need, project, challenge, or hire of its own is now explicitly called out as a weak lead (4-5), regardless of how senior or on-topic the poster looks.</w:t>
+      </w:r>
+    </w:p>
+    <w:p>
+      <w:pPr>
+        <w:pStyle w:val="ListBullet"/>
+      </w:pPr>
+      <w:r>
+        <w:t xml:space="preserve">New </w:t>
+      </w:r>
+      <w:r>
+        <w:rPr>
+          <w:b/>
+        </w:rPr>
+        <w:t>Re-score All Priorities</w:t>
+      </w:r>
+      <w:r>
+        <w:t xml:space="preserve"> button on the Dashboard, next to "Prioritize Unscored Leads" - re-runs AI prioritization on every "New" lead the Mentor has already scored, not just unscored ones, so prompt fixes and the new Ideal Customer Profile (v0.23.0) can retroactively apply to leads scored before they existed. Same manual-override protection as everywhere else: a priority you set yourself (no </w:t>
+      </w:r>
+      <w:r>
+        <w:rPr>
+          <w:rFonts w:ascii="Consolas" w:hAnsi="Consolas"/>
+        </w:rPr>
+        <w:t>priorityScoredAt</w:t>
+      </w:r>
+      <w:r>
+        <w:t>) is never touched or resent to the AI. Prompts for confirmation first, since it overwrites existing AI-assigned priorities.</w:t>
+      </w:r>
+    </w:p>
+    <w:p>
+      <w:pPr>
+        <w:pStyle w:val="ListBullet"/>
+      </w:pPr>
+      <w:r>
+        <w:t>Verified via harness: an unscored lead and a previously-AI-scored lead are both sent and re-scored; a manually-set priority and a non-"New" lead are both left completely untouched and never sent to the AI.</w:t>
+      </w:r>
+    </w:p>
     <w:p>
       <w:pPr>
         <w:pStyle w:val="Heading1"/>

--- a/RELEASE_NOTES.docx
+++ b/RELEASE_NOTES.docx
@@ -2,6 +2,54 @@
 <file path=word/document.xml><?xml version="1.0" encoding="utf-8"?>
 <w:document xmlns:wpc="http://schemas.microsoft.com/office/word/2010/wordprocessingCanvas" xmlns:mo="http://schemas.microsoft.com/office/mac/office/2008/main" xmlns:mc="http://schemas.openxmlformats.org/markup-compatibility/2006" xmlns:mv="urn:schemas-microsoft-com:mac:vml" xmlns:o="urn:schemas-microsoft-com:office:office" xmlns:r="http://schemas.openxmlformats.org/officeDocument/2006/relationships" xmlns:m="http://schemas.openxmlformats.org/officeDocument/2006/math" xmlns:v="urn:schemas-microsoft-com:vml" xmlns:wp14="http://schemas.microsoft.com/office/word/2010/wordprocessingDrawing" xmlns:wp="http://schemas.openxmlformats.org/drawingml/2006/wordprocessingDrawing" xmlns:w10="urn:schemas-microsoft-com:office:word" xmlns:w="http://schemas.openxmlformats.org/wordprocessingml/2006/main" xmlns:w14="http://schemas.microsoft.com/office/word/2010/wordml" xmlns:wpg="http://schemas.microsoft.com/office/word/2010/wordprocessingGroup" xmlns:wpi="http://schemas.microsoft.com/office/word/2010/wordprocessingInk" xmlns:wne="http://schemas.microsoft.com/office/word/2006/wordml" xmlns:wps="http://schemas.microsoft.com/office/word/2010/wordprocessingShape" mc:Ignorable="w14 wp14">
   <w:body>
+    <w:p>
+      <w:pPr>
+        <w:pStyle w:val="Heading1"/>
+      </w:pPr>
+      <w:r>
+        <w:t>SalesTeam — v0.24.1</w:t>
+      </w:r>
+    </w:p>
+    <w:p>
+      <w:pPr>
+        <w:pStyle w:val="Heading2"/>
+      </w:pPr>
+      <w:r>
+        <w:t>Fixed: no feedback while Re-score All Priorities was running, and no visibility into what actually changed</w:t>
+      </w:r>
+    </w:p>
+    <w:p>
+      <w:pPr>
+        <w:pStyle w:val="ListBullet"/>
+      </w:pPr>
+      <w:r>
+        <w:t>Reported: clicking "Re-score All Priorities" gave no indication whether it had run, completed, or was still working - a single unbatched AI call across every eligible lead can genuinely take tens of seconds, and the button gave no sign of life during that wait.</w:t>
+      </w:r>
+    </w:p>
+    <w:p>
+      <w:pPr>
+        <w:pStyle w:val="ListBullet"/>
+      </w:pPr>
+      <w:r>
+        <w:t>Now ticks a live elapsed-time status while the call is in flight ("Re-scoring 160 leads with the Sales Mentor… (12s)"), the same pattern already used for long Sales Mentor chat turns, so a real wait reads as progress rather than a hang.</w:t>
+      </w:r>
+    </w:p>
+    <w:p>
+      <w:pPr>
+        <w:pStyle w:val="ListBullet"/>
+      </w:pPr>
+      <w:r>
+        <w:t>The completion message now reports two numbers, not one: how many leads were successfully re-scored, and how many of those actually ended up with a *different* priority than before (comparing each lead's prior priority to its new one) - e.g. "Done - 160 leads re-scored, 34 changed priority." Previously it only ever reported the first number, which doesn't tell you whether the re-score changed anything.</w:t>
+      </w:r>
+    </w:p>
+    <w:p>
+      <w:pPr>
+        <w:pStyle w:val="ListBullet"/>
+      </w:pPr>
+      <w:r>
+        <w:t>Verified via harness with a simulated slow API call: the status ticks through multiple elapsed-second values before completing, and the changed-priority count correctly distinguishes a lead whose new score matches its old one from one that actually moved.</w:t>
+      </w:r>
+    </w:p>
     <w:p>
       <w:pPr>
         <w:pStyle w:val="Heading1"/>

--- a/RELEASE_NOTES.docx
+++ b/RELEASE_NOTES.docx
@@ -2,6 +2,62 @@
 <file path=word/document.xml><?xml version="1.0" encoding="utf-8"?>
 <w:document xmlns:wpc="http://schemas.microsoft.com/office/word/2010/wordprocessingCanvas" xmlns:mo="http://schemas.microsoft.com/office/mac/office/2008/main" xmlns:mc="http://schemas.openxmlformats.org/markup-compatibility/2006" xmlns:mv="urn:schemas-microsoft-com:mac:vml" xmlns:o="urn:schemas-microsoft-com:office:office" xmlns:r="http://schemas.openxmlformats.org/officeDocument/2006/relationships" xmlns:m="http://schemas.openxmlformats.org/officeDocument/2006/math" xmlns:v="urn:schemas-microsoft-com:vml" xmlns:wp14="http://schemas.microsoft.com/office/word/2010/wordprocessingDrawing" xmlns:wp="http://schemas.openxmlformats.org/drawingml/2006/wordprocessingDrawing" xmlns:w10="urn:schemas-microsoft-com:office:word" xmlns:w="http://schemas.openxmlformats.org/wordprocessingml/2006/main" xmlns:w14="http://schemas.microsoft.com/office/word/2010/wordml" xmlns:wpg="http://schemas.microsoft.com/office/word/2010/wordprocessingGroup" xmlns:wpi="http://schemas.microsoft.com/office/word/2010/wordprocessingInk" xmlns:wne="http://schemas.microsoft.com/office/word/2006/wordml" xmlns:wps="http://schemas.microsoft.com/office/word/2010/wordprocessingShape" mc:Ignorable="w14 wp14">
   <w:body>
+    <w:p>
+      <w:pPr>
+        <w:pStyle w:val="Heading1"/>
+      </w:pPr>
+      <w:r>
+        <w:t>SalesTeam — v0.24.2</w:t>
+      </w:r>
+    </w:p>
+    <w:p>
+      <w:pPr>
+        <w:pStyle w:val="Heading2"/>
+      </w:pPr>
+      <w:r>
+        <w:t>Fixed: bulk prioritization silently scored nothing on a large batch</w:t>
+      </w:r>
+    </w:p>
+    <w:p>
+      <w:pPr>
+        <w:pStyle w:val="ListBullet"/>
+      </w:pPr>
+      <w:r>
+        <w:t>Reported: "Re-score All Priorities" ran for 70+ seconds and finished with "0 leads re-scored, 0 changed priority" - and separately, that the elapsed-time-only status from v0.24.1 didn't say how much longer there was to go.</w:t>
+      </w:r>
+    </w:p>
+    <w:p>
+      <w:pPr>
+        <w:pStyle w:val="ListBullet"/>
+      </w:pPr>
+      <w:r>
+        <w:t>Root cause: prioritization sent every eligible lead in a single AI call, with the response capped at 8192 output tokens. With enough leads (each needing a priority plus a written reason), that cap could be hit mid-generation - the tool call comes back truncated/invalid, and the app had no way to tell that apart from "the model legitimately found nothing to score," so it silently applied zero results.</w:t>
+      </w:r>
+    </w:p>
+    <w:p>
+      <w:pPr>
+        <w:pStyle w:val="ListBullet"/>
+      </w:pPr>
+      <w:r>
+        <w:t>Fixed by chunking both "Prioritize Unscored Leads" and "Re-score All Priorities" into batches of 20 leads per AI call, applying each chunk's results as soon as it completes (so a later chunk failing doesn't lose earlier progress) rather than one unbounded call for the whole list.</w:t>
+      </w:r>
+    </w:p>
+    <w:p>
+      <w:pPr>
+        <w:pStyle w:val="ListBullet"/>
+      </w:pPr>
+      <w:r>
+        <w:t>This also directly answers the progress-visibility ask: the status now shows real counted progress - "Re-scoring 20 of 45 leads with the Sales Mentor…" - updating after every chunk, instead of only an elapsed-time guess with no sense of how much is left.</w:t>
+      </w:r>
+    </w:p>
+    <w:p>
+      <w:pPr>
+        <w:pStyle w:val="ListBullet"/>
+      </w:pPr>
+      <w:r>
+        <w:t>Verified via harness with 45 leads (3 chunks of 20/20/5): confirmed the outgoing calls are correctly split, the status text progresses through real counts as each chunk lands, and a manually-set priority is still never sent.</w:t>
+      </w:r>
+    </w:p>
     <w:p>
       <w:pPr>
         <w:pStyle w:val="Heading1"/>

--- a/RELEASE_NOTES.docx
+++ b/RELEASE_NOTES.docx
@@ -2,6 +2,81 @@
 <file path=word/document.xml><?xml version="1.0" encoding="utf-8"?>
 <w:document xmlns:wpc="http://schemas.microsoft.com/office/word/2010/wordprocessingCanvas" xmlns:mo="http://schemas.microsoft.com/office/mac/office/2008/main" xmlns:mc="http://schemas.openxmlformats.org/markup-compatibility/2006" xmlns:mv="urn:schemas-microsoft-com:mac:vml" xmlns:o="urn:schemas-microsoft-com:office:office" xmlns:r="http://schemas.openxmlformats.org/officeDocument/2006/relationships" xmlns:m="http://schemas.openxmlformats.org/officeDocument/2006/math" xmlns:v="urn:schemas-microsoft-com:vml" xmlns:wp14="http://schemas.microsoft.com/office/word/2010/wordprocessingDrawing" xmlns:wp="http://schemas.openxmlformats.org/drawingml/2006/wordprocessingDrawing" xmlns:w10="urn:schemas-microsoft-com:office:word" xmlns:w="http://schemas.openxmlformats.org/wordprocessingml/2006/main" xmlns:w14="http://schemas.microsoft.com/office/word/2010/wordml" xmlns:wpg="http://schemas.microsoft.com/office/word/2010/wordprocessingGroup" xmlns:wpi="http://schemas.microsoft.com/office/word/2010/wordprocessingInk" xmlns:wne="http://schemas.microsoft.com/office/word/2006/wordml" xmlns:wps="http://schemas.microsoft.com/office/word/2010/wordprocessingShape" mc:Ignorable="w14 wp14">
   <w:body>
+    <w:p>
+      <w:pPr>
+        <w:pStyle w:val="Heading1"/>
+      </w:pPr>
+      <w:r>
+        <w:t>SalesTeam — v0.24.3</w:t>
+      </w:r>
+    </w:p>
+    <w:p>
+      <w:pPr>
+        <w:pStyle w:val="Heading2"/>
+      </w:pPr>
+      <w:r>
+        <w:t>Fixed: Ideal Customer Profile mismatch was crushing strong buying signals to the bottom of the scale</w:t>
+      </w:r>
+    </w:p>
+    <w:p>
+      <w:pPr>
+        <w:pStyle w:val="ListBullet"/>
+      </w:pPr>
+      <w:r>
+        <w:t>Reported: several leads with an explicit, on-topic hiring signal for exactly the kind of work sold (an AI Engineer job ad with LangGraph/agentic AI/RAG requirements at vFairs; a contract AI Developer hire using LangChain/Anthropic at a mental-health practice; a walk-in AI Developer hire at an Indian software company) were all scoring P4-P5 - the bottom of the range - despite the clear technical fit.</w:t>
+      </w:r>
+    </w:p>
+    <w:p>
+      <w:pPr>
+        <w:pStyle w:val="ListBullet"/>
+      </w:pPr>
+      <w:r>
+        <w:t xml:space="preserve">Traced through the actual detection: </w:t>
+      </w:r>
+      <w:r>
+        <w:rPr>
+          <w:rFonts w:ascii="Consolas" w:hAnsi="Consolas"/>
+        </w:rPr>
+        <w:t>isHiringPost</w:t>
+      </w:r>
+      <w:r>
+        <w:t>/</w:t>
+      </w:r>
+      <w:r>
+        <w:rPr>
+          <w:rFonts w:ascii="Consolas" w:hAnsi="Consolas"/>
+        </w:rPr>
+        <w:t>isJobAd</w:t>
+      </w:r>
+      <w:r>
+        <w:t xml:space="preserve"> and </w:t>
+      </w:r>
+      <w:r>
+        <w:rPr>
+          <w:rFonts w:ascii="Consolas" w:hAnsi="Consolas"/>
+        </w:rPr>
+        <w:t>company</w:t>
+      </w:r>
+      <w:r>
+        <w:t xml:space="preserve"> extraction were all working correctly for these leads - the AI genuinely saw the hiring signal and the company. The defect was in how the prompt weighed things: geography/company-size mismatch against the Ideal Customer Profile (Switzerland, enterprise) was being treated as effectively disqualifying, overriding an otherwise strong, explicit buying-intent signal.</w:t>
+      </w:r>
+    </w:p>
+    <w:p>
+      <w:pPr>
+        <w:pStyle w:val="ListBullet"/>
+      </w:pPr>
+      <w:r>
+        <w:t>Fixed by making the prompt explicit that Ideal Customer Profile fit is a secondary, moderating factor, not a pass/fail gate - a real, on-topic need outside the exact ICP should typically land around 2-3, not the bottom. The bottom of the range (4-5) is reserved for leads with no genuine buying signal at all, a clearly unrelated technical domain, or noise that should already have been filtered - not simply "real need, wrong location."</w:t>
+      </w:r>
+    </w:p>
+    <w:p>
+      <w:pPr>
+        <w:pStyle w:val="ListBullet"/>
+      </w:pPr>
+      <w:r>
+        <w:t>Not mechanically testable the way the chunking fix was (this changes the AI's judgment, not the app's data flow) - re-run "Re-score All Priorities" against your real leads to see the effect.</w:t>
+      </w:r>
+    </w:p>
     <w:p>
       <w:pPr>
         <w:pStyle w:val="Heading1"/>

--- a/RELEASE_NOTES.docx
+++ b/RELEASE_NOTES.docx
@@ -2,6 +2,64 @@
 <file path=word/document.xml><?xml version="1.0" encoding="utf-8"?>
 <w:document xmlns:wpc="http://schemas.microsoft.com/office/word/2010/wordprocessingCanvas" xmlns:mo="http://schemas.microsoft.com/office/mac/office/2008/main" xmlns:mc="http://schemas.openxmlformats.org/markup-compatibility/2006" xmlns:mv="urn:schemas-microsoft-com:mac:vml" xmlns:o="urn:schemas-microsoft-com:office:office" xmlns:r="http://schemas.openxmlformats.org/officeDocument/2006/relationships" xmlns:m="http://schemas.openxmlformats.org/officeDocument/2006/math" xmlns:v="urn:schemas-microsoft-com:vml" xmlns:wp14="http://schemas.microsoft.com/office/word/2010/wordprocessingDrawing" xmlns:wp="http://schemas.openxmlformats.org/drawingml/2006/wordprocessingDrawing" xmlns:w10="urn:schemas-microsoft-com:office:word" xmlns:w="http://schemas.openxmlformats.org/wordprocessingml/2006/main" xmlns:w14="http://schemas.microsoft.com/office/word/2010/wordml" xmlns:wpg="http://schemas.microsoft.com/office/word/2010/wordprocessingGroup" xmlns:wpi="http://schemas.microsoft.com/office/word/2010/wordprocessingInk" xmlns:wne="http://schemas.microsoft.com/office/word/2006/wordml" xmlns:wps="http://schemas.microsoft.com/office/word/2010/wordprocessingShape" mc:Ignorable="w14 wp14">
   <w:body>
+    <w:p>
+      <w:pPr>
+        <w:pStyle w:val="Heading1"/>
+      </w:pPr>
+      <w:r>
+        <w:t>SalesTeam — v0.24.4</w:t>
+      </w:r>
+    </w:p>
+    <w:p>
+      <w:pPr>
+        <w:pStyle w:val="Heading2"/>
+      </w:pPr>
+      <w:r>
+        <w:t>New: Matched Topic and Matched Keywords columns on the Dashboard</w:t>
+      </w:r>
+    </w:p>
+    <w:p>
+      <w:pPr>
+        <w:pStyle w:val="ListBullet"/>
+      </w:pPr>
+      <w:r>
+        <w:t xml:space="preserve">Two new sortable/filterable table columns, right after Source: </w:t>
+      </w:r>
+      <w:r>
+        <w:rPr>
+          <w:b/>
+        </w:rPr>
+        <w:t>Matched Topic</w:t>
+      </w:r>
+      <w:r>
+        <w:t xml:space="preserve"> (every Topic this lead matched, e.g. from a re-scan with edited keywords) and </w:t>
+      </w:r>
+      <w:r>
+        <w:rPr>
+          <w:b/>
+        </w:rPr>
+        <w:t>Matched Keywords</w:t>
+      </w:r>
+      <w:r>
+        <w:t xml:space="preserve"> (the actual keyword(s) that triggered each match, deduplicated across topics) - the same data the CSV export already carried, now visible and filterable directly in the table without exporting.</w:t>
+      </w:r>
+    </w:p>
+    <w:p>
+      <w:pPr>
+        <w:pStyle w:val="ListBullet"/>
+      </w:pPr>
+      <w:r>
+        <w:t>Lets a question like "which topics are actually producing leads" or "what keyword is dragging in this noise" be answered by sorting/filtering the table directly, the same workflow already used to investigate the AI Transformation topic and the Negative Topic false positives earlier.</w:t>
+      </w:r>
+    </w:p>
+    <w:p>
+      <w:pPr>
+        <w:pStyle w:val="ListBullet"/>
+      </w:pPr>
+      <w:r>
+        <w:t>Verified via harness: a lead matching multiple topics shows both joined with "; ", keywords are deduplicated across topics, a lead with no match shows "—", and the column-filter dropdown correctly narrows the table by topic name.</w:t>
+      </w:r>
+    </w:p>
     <w:p>
       <w:pPr>
         <w:pStyle w:val="Heading1"/>

--- a/RELEASE_NOTES.docx
+++ b/RELEASE_NOTES.docx
@@ -2,6 +2,46 @@
 <file path=word/document.xml><?xml version="1.0" encoding="utf-8"?>
 <w:document xmlns:wpc="http://schemas.microsoft.com/office/word/2010/wordprocessingCanvas" xmlns:mo="http://schemas.microsoft.com/office/mac/office/2008/main" xmlns:mc="http://schemas.openxmlformats.org/markup-compatibility/2006" xmlns:mv="urn:schemas-microsoft-com:mac:vml" xmlns:o="urn:schemas-microsoft-com:office:office" xmlns:r="http://schemas.openxmlformats.org/officeDocument/2006/relationships" xmlns:m="http://schemas.openxmlformats.org/officeDocument/2006/math" xmlns:v="urn:schemas-microsoft-com:vml" xmlns:wp14="http://schemas.microsoft.com/office/word/2010/wordprocessingDrawing" xmlns:wp="http://schemas.openxmlformats.org/drawingml/2006/wordprocessingDrawing" xmlns:w10="urn:schemas-microsoft-com:office:word" xmlns:w="http://schemas.openxmlformats.org/wordprocessingml/2006/main" xmlns:w14="http://schemas.microsoft.com/office/word/2010/wordml" xmlns:wpg="http://schemas.microsoft.com/office/word/2010/wordprocessingGroup" xmlns:wpi="http://schemas.microsoft.com/office/word/2010/wordprocessingInk" xmlns:wne="http://schemas.microsoft.com/office/word/2006/wordml" xmlns:wps="http://schemas.microsoft.com/office/word/2010/wordprocessingShape" mc:Ignorable="w14 wp14">
   <w:body>
+    <w:p>
+      <w:pPr>
+        <w:pStyle w:val="Heading1"/>
+      </w:pPr>
+      <w:r>
+        <w:t>SalesTeam — v0.24.5</w:t>
+      </w:r>
+    </w:p>
+    <w:p>
+      <w:pPr>
+        <w:pStyle w:val="Heading2"/>
+      </w:pPr>
+      <w:r>
+        <w:t>Fixed: bulk prioritization progress said "0 of N" while the first chunk was already running</w:t>
+      </w:r>
+    </w:p>
+    <w:p>
+      <w:pPr>
+        <w:pStyle w:val="ListBullet"/>
+      </w:pPr>
+      <w:r>
+        <w:t>Reported: clicking "Re-score All Priorities" showed "Re-scoring 0 of 136 leads…" - misleading, since the first chunk of 20 was already in flight, not stalled at zero.</w:t>
+      </w:r>
+    </w:p>
+    <w:p>
+      <w:pPr>
+        <w:pStyle w:val="ListBullet"/>
+      </w:pPr>
+      <w:r>
+        <w:t>The progress callback fired after each chunk finished, so the count only ever reflected completed work, starting at 0 before anything had a chance to complete. Moved it to fire as each chunk starts instead, so the status now reads "Re-scoring 20 of 136 leads…" from the first moment - the count in flight, not the count already done.</w:t>
+      </w:r>
+    </w:p>
+    <w:p>
+      <w:pPr>
+        <w:pStyle w:val="ListBullet"/>
+      </w:pPr>
+      <w:r>
+        <w:t>Verified via harness: the status now progresses "Re-scoring 45 leads…" → "Re-scoring 20 of 45…" → "Re-scoring 40 of 45…" → "Re-scoring 45 of 45…" → "Done" - no "0 of 45" step.</w:t>
+      </w:r>
+    </w:p>
     <w:p>
       <w:pPr>
         <w:pStyle w:val="Heading1"/>

--- a/RELEASE_NOTES.docx
+++ b/RELEASE_NOTES.docx
@@ -2,6 +2,54 @@
 <file path=word/document.xml><?xml version="1.0" encoding="utf-8"?>
 <w:document xmlns:wpc="http://schemas.microsoft.com/office/word/2010/wordprocessingCanvas" xmlns:mo="http://schemas.microsoft.com/office/mac/office/2008/main" xmlns:mc="http://schemas.openxmlformats.org/markup-compatibility/2006" xmlns:mv="urn:schemas-microsoft-com:mac:vml" xmlns:o="urn:schemas-microsoft-com:office:office" xmlns:r="http://schemas.openxmlformats.org/officeDocument/2006/relationships" xmlns:m="http://schemas.openxmlformats.org/officeDocument/2006/math" xmlns:v="urn:schemas-microsoft-com:vml" xmlns:wp14="http://schemas.microsoft.com/office/word/2010/wordprocessingDrawing" xmlns:wp="http://schemas.openxmlformats.org/drawingml/2006/wordprocessingDrawing" xmlns:w10="urn:schemas-microsoft-com:office:word" xmlns:w="http://schemas.openxmlformats.org/wordprocessingml/2006/main" xmlns:w14="http://schemas.microsoft.com/office/word/2010/wordml" xmlns:wpg="http://schemas.microsoft.com/office/word/2010/wordprocessingGroup" xmlns:wpi="http://schemas.microsoft.com/office/word/2010/wordprocessingInk" xmlns:wne="http://schemas.microsoft.com/office/word/2006/wordml" xmlns:wps="http://schemas.microsoft.com/office/word/2010/wordprocessingShape" mc:Ignorable="w14 wp14">
   <w:body>
+    <w:p>
+      <w:pPr>
+        <w:pStyle w:val="Heading1"/>
+      </w:pPr>
+      <w:r>
+        <w:t>SalesTeam — v0.24.6</w:t>
+      </w:r>
+    </w:p>
+    <w:p>
+      <w:pPr>
+        <w:pStyle w:val="Heading2"/>
+      </w:pPr>
+      <w:r>
+        <w:t>New: total-searches-per-scan estimate in the side panel</w:t>
+      </w:r>
+    </w:p>
+    <w:p>
+      <w:pPr>
+        <w:pStyle w:val="ListBullet"/>
+      </w:pPr>
+      <w:r>
+        <w:t>Each Topic already showed its own "N searches for this topic" hint (v0.19.0-era), but there was no grand total anywhere - the user had to add these up by hand (a real scan hit 68 sub-queries, discovered only after starting it) to know what a scan would actually cost before running it.</w:t>
+      </w:r>
+    </w:p>
+    <w:p>
+      <w:pPr>
+        <w:pStyle w:val="ListBullet"/>
+      </w:pPr>
+      <w:r>
+        <w:t>New live total, right above the "Scan All Topics" button: "Total: 76 searches this scan will run (Posts: 60, Jobs: 16)." - sums every enabled Post topic's AND-style chunk count plus, when Job Search is on, every enabled Job-only topic and (if "use Post topics for Jobs" is also on) those same Post topics again, flat-chunked for Jobs - mirroring background.js's scanAllTopics exactly, including the additive (not either/or) relationship between Job-only topics and Post topics reused for Jobs.</w:t>
+      </w:r>
+    </w:p>
+    <w:p>
+      <w:pPr>
+        <w:pStyle w:val="ListBullet"/>
+      </w:pPr>
+      <w:r>
+        <w:t>Recomputes on every topic edit, add, remove, enable/disable toggle, and either Job Search checkbox - so growth is visible immediately as keywords are added, not just per-topic. Turns orange past 30 total searches, the same visual treatment already used for a single expensive topic.</w:t>
+      </w:r>
+    </w:p>
+    <w:p>
+      <w:pPr>
+        <w:pStyle w:val="ListBullet"/>
+      </w:pPr>
+      <w:r>
+        <w:t>Verified via harness against the exact numbers from the "68 rounds" investigation (2 topics, 23×23 each): computed 60 Post sub-queries with Job Search off, and correctly added 16 more (2 topics × 8 flat-chunked sub-queries each) once Job Search + "use Post topics for Jobs" were both on.</w:t>
+      </w:r>
+    </w:p>
     <w:p>
       <w:pPr>
         <w:pStyle w:val="Heading1"/>

--- a/RELEASE_NOTES.docx
+++ b/RELEASE_NOTES.docx
@@ -2,6 +2,80 @@
 <file path=word/document.xml><?xml version="1.0" encoding="utf-8"?>
 <w:document xmlns:wpc="http://schemas.microsoft.com/office/word/2010/wordprocessingCanvas" xmlns:mo="http://schemas.microsoft.com/office/mac/office/2008/main" xmlns:mc="http://schemas.openxmlformats.org/markup-compatibility/2006" xmlns:mv="urn:schemas-microsoft-com:mac:vml" xmlns:o="urn:schemas-microsoft-com:office:office" xmlns:r="http://schemas.openxmlformats.org/officeDocument/2006/relationships" xmlns:m="http://schemas.openxmlformats.org/officeDocument/2006/math" xmlns:v="urn:schemas-microsoft-com:vml" xmlns:wp14="http://schemas.microsoft.com/office/word/2010/wordprocessingDrawing" xmlns:wp="http://schemas.openxmlformats.org/drawingml/2006/wordprocessingDrawing" xmlns:w10="urn:schemas-microsoft-com:office:word" xmlns:w="http://schemas.openxmlformats.org/wordprocessingml/2006/main" xmlns:w14="http://schemas.microsoft.com/office/word/2010/wordml" xmlns:wpg="http://schemas.microsoft.com/office/word/2010/wordprocessingGroup" xmlns:wpi="http://schemas.microsoft.com/office/word/2010/wordprocessingInk" xmlns:wne="http://schemas.microsoft.com/office/word/2006/wordml" xmlns:wps="http://schemas.microsoft.com/office/word/2010/wordprocessingShape" mc:Ignorable="w14 wp14">
   <w:body>
+    <w:p>
+      <w:pPr>
+        <w:pStyle w:val="Heading1"/>
+      </w:pPr>
+      <w:r>
+        <w:t>SalesTeam — v0.25.0</w:t>
+      </w:r>
+    </w:p>
+    <w:p>
+      <w:pPr>
+        <w:pStyle w:val="Heading2"/>
+      </w:pPr>
+      <w:r>
+        <w:t>Changed: AND-topics now search additively, not multiplicatively - the same AND, at a fraction of the cost</w:t>
+      </w:r>
+    </w:p>
+    <w:p>
+      <w:pPr>
+        <w:pStyle w:val="ListBullet"/>
+      </w:pPr>
+      <w:r>
+        <w:t>Real problem: the user built a well-designed AND-topic (~23-30 "AI" concept keywords AND'd with ~23-30 "transformation/project/initiative" activity keywords, EN + DE) specifically to fix the "AI Transformation" topic generating zero leads. It worked as a search, but pushed one real scan to 68 sub-queries - because the AND was enforced by combining both keyword groups into ONE LinkedIn query per pairing, requiring a full cartesian product of concept-chunks × activity-chunks. Dropping the AND entirely (discussed and rejected) defeats the purpose: "AI" alone floods with irrelevant chatter, "transformation" alone floods with unrelated business posts - the join of the two is the actual signal my wife needs.</w:t>
+      </w:r>
+    </w:p>
+    <w:p>
+      <w:pPr>
+        <w:pStyle w:val="ListBullet"/>
+      </w:pPr>
+      <w:r>
+        <w:t xml:space="preserve">Fixed at the root, per the user's own proposed design: the two keyword groups now run as </w:t>
+      </w:r>
+      <w:r>
+        <w:rPr>
+          <w:b/>
+        </w:rPr>
+        <w:t>two independent, cheap LinkedIn searches</w:t>
+      </w:r>
+      <w:r>
+        <w:t xml:space="preserve"> (each a plain OR list, chunked straight at 6 terms - no combining), and the AND is applied </w:t>
+      </w:r>
+      <w:r>
+        <w:rPr>
+          <w:b/>
+        </w:rPr>
+        <w:t>client-side</w:t>
+      </w:r>
+      <w:r>
+        <w:t xml:space="preserve"> by intersecting the two raw result sets on the post's own key, keeping only posts that appeared in both. Same logical AND, additive sub-query cost instead of multiplicative - a 30×30 topic that cost 48 sub-queries now costs 10. The Topics UI and data model are completely unchanged; this is invisible to the salesperson.</w:t>
+      </w:r>
+    </w:p>
+    <w:p>
+      <w:pPr>
+        <w:pStyle w:val="ListBullet"/>
+      </w:pPr>
+      <w:r>
+        <w:t>Recall trade-off, identified and mitigated before shipping: today, LinkedIn intersects both groups server-side across its entire index before the app's bounded scrape takes its slice, so that slice is already 100% genuine double-matches. Under the new design, each phase searches a broader single-constraint corpus, and a real double-match could rank below the scraped cutoff in one phase and never reach the intersection. Mitigated by scraping deeper (more scroll passes, doubled) specifically on these two phases only - more scrolling per page, not more LinkedIn requests, so it adds latency, not detection risk.</w:t>
+      </w:r>
+    </w:p>
+    <w:p>
+      <w:pPr>
+        <w:pStyle w:val="ListBullet"/>
+      </w:pPr>
+      <w:r>
+        <w:t>The per-topic and grand-total search-count hints (side panel, v0.19.0/v0.24.6) automatically reflect the new additive math - no separate change needed there.</w:t>
+      </w:r>
+    </w:p>
+    <w:p>
+      <w:pPr>
+        <w:pStyle w:val="ListBullet"/>
+      </w:pPr>
+      <w:r>
+        <w:t>Verified via a mocked harness around the actual scan loop: sub-query count for an AND-topic is additive (2 concept chunks + 1 activity chunk = 3, not 2×1... or worse for larger lists); a post matching only one group is correctly excluded from the topic's final matches; a post matching both groups survives with the better (lower) of its ranks across both a same-phase duplicate and the cross-phase merge; a topic with no AND group is completely unaffected (regression-checked). Real-world lead volume/quality still needs a live scan to judge, the same way the earlier prioritization-prompt fix did.</w:t>
+      </w:r>
+    </w:p>
     <w:p>
       <w:pPr>
         <w:pStyle w:val="Heading1"/>

--- a/RELEASE_NOTES.docx
+++ b/RELEASE_NOTES.docx
@@ -2,6 +2,263 @@
 <file path=word/document.xml><?xml version="1.0" encoding="utf-8"?>
 <w:document xmlns:wpc="http://schemas.microsoft.com/office/word/2010/wordprocessingCanvas" xmlns:mo="http://schemas.microsoft.com/office/mac/office/2008/main" xmlns:mc="http://schemas.openxmlformats.org/markup-compatibility/2006" xmlns:mv="urn:schemas-microsoft-com:mac:vml" xmlns:o="urn:schemas-microsoft-com:office:office" xmlns:r="http://schemas.openxmlformats.org/officeDocument/2006/relationships" xmlns:m="http://schemas.openxmlformats.org/officeDocument/2006/math" xmlns:v="urn:schemas-microsoft-com:vml" xmlns:wp14="http://schemas.microsoft.com/office/word/2010/wordprocessingDrawing" xmlns:wp="http://schemas.openxmlformats.org/drawingml/2006/wordprocessingDrawing" xmlns:w10="urn:schemas-microsoft-com:office:word" xmlns:w="http://schemas.openxmlformats.org/wordprocessingml/2006/main" xmlns:w14="http://schemas.microsoft.com/office/word/2010/wordml" xmlns:wpg="http://schemas.microsoft.com/office/word/2010/wordprocessingGroup" xmlns:wpi="http://schemas.microsoft.com/office/word/2010/wordprocessingInk" xmlns:wne="http://schemas.microsoft.com/office/word/2006/wordml" xmlns:wps="http://schemas.microsoft.com/office/word/2010/wordprocessingShape" mc:Ignorable="w14 wp14">
   <w:body>
+    <w:p>
+      <w:pPr>
+        <w:pStyle w:val="Heading1"/>
+      </w:pPr>
+      <w:r>
+        <w:t>SalesTeam — v0.25.1</w:t>
+      </w:r>
+    </w:p>
+    <w:p>
+      <w:pPr>
+        <w:pStyle w:val="Heading2"/>
+      </w:pPr>
+      <w:r>
+        <w:t>Fixed: v0.25.0's AND-topic join never actually intersected anything</w:t>
+      </w:r>
+    </w:p>
+    <w:p>
+      <w:pPr>
+        <w:pStyle w:val="ListBullet"/>
+      </w:pPr>
+      <w:r>
+        <w:t>Reported immediately after shipping v0.25.0: every AND-topic came back with "0 intersected" leads, live on real LinkedIn - a strictly worse outcome than the original problem, since these topics now produced zero leads via a different mechanism.</w:t>
+      </w:r>
+    </w:p>
+    <w:p>
+      <w:pPr>
+        <w:pStyle w:val="ListBullet"/>
+      </w:pPr>
+      <w:r>
+        <w:t xml:space="preserve">Root cause: the concept/activity intersection was keyed on </w:t>
+      </w:r>
+      <w:r>
+        <w:rPr>
+          <w:rFonts w:ascii="Consolas" w:hAnsi="Consolas"/>
+        </w:rPr>
+        <w:t>post.key</w:t>
+      </w:r>
+      <w:r>
+        <w:t xml:space="preserve">, which falls back to </w:t>
+      </w:r>
+      <w:r>
+        <w:rPr>
+          <w:rFonts w:ascii="Consolas" w:hAnsi="Consolas"/>
+        </w:rPr>
+        <w:t>profileUrl + first 80 characters of the snippet</w:t>
+      </w:r>
+      <w:r>
+        <w:t xml:space="preserve"> whenever LinkedIn doesn't expose a real permalink (the common case). That snippet excerpt is very likely not stable for the same real post across two independent searches - LinkedIn appears to center the shown excerpt on wherever the matched term sits in the post body, so a concept-match excerpt and an activity-match excerpt of the identical post can start at completely different points, producing two different keys for one real post and guaranteeing they'd never intersect.</w:t>
+      </w:r>
+    </w:p>
+    <w:p>
+      <w:pPr>
+        <w:pStyle w:val="ListBullet"/>
+      </w:pPr>
+      <w:r>
+        <w:t xml:space="preserve">Fixed by joining on </w:t>
+      </w:r>
+      <w:r>
+        <w:rPr>
+          <w:rFonts w:ascii="Consolas" w:hAnsi="Consolas"/>
+        </w:rPr>
+        <w:t>profileUrl</w:t>
+      </w:r>
+      <w:r>
+        <w:t xml:space="preserve"> instead - the author's identity, which doesn't depend on which excerpt LinkedIn happened to show. The post's own snippet-based </w:t>
+      </w:r>
+      <w:r>
+        <w:rPr>
+          <w:rFonts w:ascii="Consolas" w:hAnsi="Consolas"/>
+        </w:rPr>
+        <w:t>key</w:t>
+      </w:r>
+      <w:r>
+        <w:t xml:space="preserve"> is untouched everywhere else (Dashboard rows, CSV export, cross-scan dedup). Same fix also applies to a same-phase duplicate (the same post surfacing via two chunks of one group), which was likely silently affected by the identical instability.</w:t>
+      </w:r>
+    </w:p>
+    <w:p>
+      <w:pPr>
+        <w:pStyle w:val="ListBullet"/>
+      </w:pPr>
+      <w:r>
+        <w:t>Verified via harness with the same real post deliberately given three different snippet excerpts across its three appearances (mirroring the live symptom) - the fix correctly intersects it as one match, while genuinely different people are still correctly excluded.</w:t>
+      </w:r>
+    </w:p>
+    <w:p>
+      <w:pPr>
+        <w:pStyle w:val="Heading2"/>
+      </w:pPr>
+      <w:r>
+        <w:t>Fixed: "Clear Results" permanently deleted every saved lead - now it only clears the view</w:t>
+      </w:r>
+    </w:p>
+    <w:p>
+      <w:pPr>
+        <w:pStyle w:val="ListBullet"/>
+      </w:pPr>
+      <w:r>
+        <w:t xml:space="preserve">Discovered mid-investigation of the bug above: "Clear Results" (side panel) never just cleared the visible list - it called </w:t>
+      </w:r>
+      <w:r>
+        <w:rPr>
+          <w:rFonts w:ascii="Consolas" w:hAnsi="Consolas"/>
+        </w:rPr>
+        <w:t>clearResults()</w:t>
+      </w:r>
+      <w:r>
+        <w:t>, wiping chrome.storage.local's entire lead database, with only a confirm() dialog standing between a click and permanently losing everything (which is exactly what happened this session: 185 real leads gone).</w:t>
+      </w:r>
+    </w:p>
+    <w:p>
+      <w:pPr>
+        <w:pStyle w:val="ListBullet"/>
+      </w:pPr>
+      <w:r>
+        <w:t>Fixed at the actual behavior, not just the label: the button is now purely visual - it clears this panel's own displayed list and never touches storage. A saved lead is no longer deletable by anything in the app except a person's own explicit per-lead action. Reopening the panel, or running a new scan, shows every saved lead again.</w:t>
+      </w:r>
+    </w:p>
+    <w:p>
+      <w:pPr>
+        <w:pStyle w:val="ListBullet"/>
+      </w:pPr>
+      <w:r>
+        <w:t xml:space="preserve">Also removed the now-dead </w:t>
+      </w:r>
+      <w:r>
+        <w:rPr>
+          <w:rFonts w:ascii="Consolas" w:hAnsi="Consolas"/>
+        </w:rPr>
+        <w:t>clearResults()</w:t>
+      </w:r>
+      <w:r>
+        <w:t xml:space="preserve"> storage function entirely, so there's no destructive path left to accidentally wire back up later.</w:t>
+      </w:r>
+    </w:p>
+    <w:p>
+      <w:pPr>
+        <w:pStyle w:val="Heading2"/>
+      </w:pPr>
+      <w:r>
+        <w:t>New: Settings and Leads now back up as two separate files - and the auto-backup covers everything persistent</w:t>
+      </w:r>
+    </w:p>
+    <w:p>
+      <w:pPr>
+        <w:pStyle w:val="ListBullet"/>
+      </w:pPr>
+      <w:r>
+        <w:t>Reported alongside the incident above: the combined backup/restore file meant recovering lost leads would also silently roll back any Topic/settings edits made since that backup was taken - a real cost the user hit firsthand needing to recover from the "Clear Results" incident.</w:t>
+      </w:r>
+    </w:p>
+    <w:p>
+      <w:pPr>
+        <w:pStyle w:val="ListBullet"/>
+      </w:pPr>
+      <w:r>
+        <w:t xml:space="preserve">Split into two independent files and flows: </w:t>
+      </w:r>
+      <w:r>
+        <w:rPr>
+          <w:b/>
+        </w:rPr>
+        <w:t>Export/Import Settings</w:t>
+      </w:r>
+      <w:r>
+        <w:t xml:space="preserve"> (Topics, Job Topics, filters, personas, company context, message templates, API key) and </w:t>
+      </w:r>
+      <w:r>
+        <w:rPr>
+          <w:b/>
+        </w:rPr>
+        <w:t>Export/Import Leads</w:t>
+      </w:r>
+      <w:r>
+        <w:t xml:space="preserve"> (the full lead history, plus - newly captured, previously missing from any backup entirely - the generic Sales Mentor and Customer Voice conversation histories, which live in their own storage separate from any one lead). Restoring one can never touch or roll back the other.</w:t>
+      </w:r>
+    </w:p>
+    <w:p>
+      <w:pPr>
+        <w:pStyle w:val="ListBullet"/>
+      </w:pPr>
+      <w:r>
+        <w:rPr>
+          <w:b/>
+        </w:rPr>
+        <w:t>Import Leads merges, it never replaces</w:t>
+      </w:r>
+      <w:r>
+        <w:t>: a lead already saved locally is left exactly as-is (its current status/priority are presumably more current than an older snapshot); only a lead genuinely missing locally gets restored back in. Same principle for the two chat histories - only restored if the current one is empty, never overwriting a live conversation.</w:t>
+      </w:r>
+    </w:p>
+    <w:p>
+      <w:pPr>
+        <w:pStyle w:val="ListBullet"/>
+      </w:pPr>
+      <w:r>
+        <w:t xml:space="preserve">The automatic pre-scan backup now downloads both files every time, replacing the single combined </w:t>
+      </w:r>
+      <w:r>
+        <w:rPr>
+          <w:rFonts w:ascii="Consolas" w:hAnsi="Consolas"/>
+        </w:rPr>
+        <w:t>salesteam-auto-backup-*.json</w:t>
+      </w:r>
+      <w:r>
+        <w:t>.</w:t>
+      </w:r>
+    </w:p>
+    <w:p>
+      <w:pPr>
+        <w:pStyle w:val="ListBullet"/>
+      </w:pPr>
+      <w:r>
+        <w:t>Verified via harness: exporting leads includes both chat histories and the last-scan timestamp; importing a backup with a stale version of an existing lead leaves the local (newer) one untouched while still restoring a genuinely-missing lead; a non-empty local chat history survives an import that carries a different one.</w:t>
+      </w:r>
+    </w:p>
+    <w:p>
+      <w:pPr>
+        <w:pStyle w:val="Heading2"/>
+      </w:pPr>
+      <w:r>
+        <w:t>Minor GUI fixes</w:t>
+      </w:r>
+    </w:p>
+    <w:p>
+      <w:pPr>
+        <w:pStyle w:val="ListBullet"/>
+      </w:pPr>
+      <w:r>
+        <w:t xml:space="preserve">The Dashboard/Advisors/Settings/Help buttons (side panel) were wrapping their trailing arrow onto a second line instead of sitting beside the label - fixed with </w:t>
+      </w:r>
+      <w:r>
+        <w:rPr>
+          <w:rFonts w:ascii="Consolas" w:hAnsi="Consolas"/>
+        </w:rPr>
+        <w:t>white-space: nowrap</w:t>
+      </w:r>
+      <w:r>
+        <w:t>.</w:t>
+      </w:r>
+    </w:p>
+    <w:p>
+      <w:pPr>
+        <w:pStyle w:val="ListBullet"/>
+      </w:pPr>
+      <w:r>
+        <w:t xml:space="preserve">Added hover tooltips (native </w:t>
+      </w:r>
+      <w:r>
+        <w:rPr>
+          <w:rFonts w:ascii="Consolas" w:hAnsi="Consolas"/>
+        </w:rPr>
+        <w:t>title</w:t>
+      </w:r>
+      <w:r>
+        <w:t xml:space="preserve"> text) explaining what each button does, across the side panel - continuing across the rest of the app in a follow-up.</w:t>
+      </w:r>
+    </w:p>
     <w:p>
       <w:pPr>
         <w:pStyle w:val="Heading1"/>

--- a/RELEASE_NOTES.docx
+++ b/RELEASE_NOTES.docx
@@ -2,6 +2,182 @@
 <file path=word/document.xml><?xml version="1.0" encoding="utf-8"?>
 <w:document xmlns:wpc="http://schemas.microsoft.com/office/word/2010/wordprocessingCanvas" xmlns:mo="http://schemas.microsoft.com/office/mac/office/2008/main" xmlns:mc="http://schemas.openxmlformats.org/markup-compatibility/2006" xmlns:mv="urn:schemas-microsoft-com:mac:vml" xmlns:o="urn:schemas-microsoft-com:office:office" xmlns:r="http://schemas.openxmlformats.org/officeDocument/2006/relationships" xmlns:m="http://schemas.openxmlformats.org/officeDocument/2006/math" xmlns:v="urn:schemas-microsoft-com:vml" xmlns:wp14="http://schemas.microsoft.com/office/word/2010/wordprocessingDrawing" xmlns:wp="http://schemas.openxmlformats.org/drawingml/2006/wordprocessingDrawing" xmlns:w10="urn:schemas-microsoft-com:office:word" xmlns:w="http://schemas.openxmlformats.org/wordprocessingml/2006/main" xmlns:w14="http://schemas.microsoft.com/office/word/2010/wordml" xmlns:wpg="http://schemas.microsoft.com/office/word/2010/wordprocessingGroup" xmlns:wpi="http://schemas.microsoft.com/office/word/2010/wordprocessingInk" xmlns:wne="http://schemas.microsoft.com/office/word/2006/wordml" xmlns:wps="http://schemas.microsoft.com/office/word/2010/wordprocessingShape" mc:Ignorable="w14 wp14">
   <w:body>
+    <w:p>
+      <w:pPr>
+        <w:pStyle w:val="Heading1"/>
+      </w:pPr>
+      <w:r>
+        <w:t>SalesTeam — v0.26.0</w:t>
+      </w:r>
+    </w:p>
+    <w:p>
+      <w:pPr>
+        <w:pStyle w:val="Heading2"/>
+      </w:pPr>
+      <w:r>
+        <w:t>New: in-app Activity Log - every user and extension action, without opening DevTools</w:t>
+      </w:r>
+    </w:p>
+    <w:p>
+      <w:pPr>
+        <w:pStyle w:val="ListBullet"/>
+      </w:pPr>
+      <w:r>
+        <w:t>Prompted by today's two incidents: an AND-topic bug that could only be diagnosed via the background service worker's DevTools console (which the user found unreliable - it cleared itself when the worker went idle, showing empty at exactly the moment it was needed), and a data-loss incident that had to be reconstructed after the fact from context clues. Both would have been immediately obvious with a persistent, in-app log.</w:t>
+      </w:r>
+    </w:p>
+    <w:p>
+      <w:pPr>
+        <w:pStyle w:val="ListBullet"/>
+      </w:pPr>
+      <w:r>
+        <w:t xml:space="preserve">New </w:t>
+      </w:r>
+      <w:r>
+        <w:rPr>
+          <w:b/>
+        </w:rPr>
+        <w:t>Activity Log</w:t>
+      </w:r>
+      <w:r>
+        <w:t xml:space="preserve"> page (side panel's top-nav row, next to Help) records both </w:t>
+      </w:r>
+      <w:r>
+        <w:rPr>
+          <w:b/>
+        </w:rPr>
+        <w:t>User</w:t>
+      </w:r>
+      <w:r>
+        <w:t xml:space="preserve"> actions (topic/negative-topic add/remove/enable/edit with keyword-count old→new, running a scan, Export/Import Settings and Leads, lead status/priority/company changes, Bulk Change + Undo, Prioritize/Re-score/Extract Companies, Apply Negative Filters, accepted Lookalike/Search-Quality suggestions, settings field edits, clearing an AI conversation) and </w:t>
+      </w:r>
+      <w:r>
+        <w:rPr>
+          <w:b/>
+        </w:rPr>
+        <w:t>Extension</w:t>
+      </w:r>
+      <w:r>
+        <w:t xml:space="preserve"> actions (scan lifecycle, automatic negative-topic filtering on discovery and on re-apply, automatic company extraction, automatic prioritization including correlated re-scoring, and every error along the way) - each with Date/Time, Actor, Action, Previous Value, New Value.</w:t>
+      </w:r>
+    </w:p>
+    <w:p>
+      <w:pPr>
+        <w:pStyle w:val="ListBullet"/>
+      </w:pPr>
+      <w:r>
+        <w:rPr>
+          <w:b/>
+        </w:rPr>
+        <w:t>Critical design point</w:t>
+      </w:r>
+      <w:r>
+        <w:t xml:space="preserve">: written directly to </w:t>
+      </w:r>
+      <w:r>
+        <w:rPr>
+          <w:rFonts w:ascii="Consolas" w:hAnsi="Consolas"/>
+        </w:rPr>
+        <w:t>chrome.storage.local</w:t>
+      </w:r>
+      <w:r>
+        <w:t xml:space="preserve"> from wherever each action actually happens - including inside </w:t>
+      </w:r>
+      <w:r>
+        <w:rPr>
+          <w:rFonts w:ascii="Consolas" w:hAnsi="Consolas"/>
+        </w:rPr>
+        <w:t>background.js</w:t>
+      </w:r>
+      <w:r>
+        <w:t xml:space="preserve"> itself - never inferred from </w:t>
+      </w:r>
+      <w:r>
+        <w:rPr>
+          <w:rFonts w:ascii="Consolas" w:hAnsi="Consolas"/>
+        </w:rPr>
+        <w:t>chrome.runtime.sendMessage</w:t>
+      </w:r>
+      <w:r>
+        <w:t xml:space="preserve"> broadcasts, which are silently lost entirely if no page happens to be open when a scan runs (confirmed: this was already true of every scan-lifecycle message before this feature, with no storage-backed fallback). So the log is complete even for a scan that ran while both the side panel and this log page were closed.</w:t>
+      </w:r>
+    </w:p>
+    <w:p>
+      <w:pPr>
+        <w:pStyle w:val="ListBullet"/>
+      </w:pPr>
+      <w:r>
+        <w:t>Free-text fields (topic keywords, company context, message templates, etc.) log once per real edit (focus → blur, only if the value actually changed), not once per keystroke - editing a field and reverting it back logs nothing.</w:t>
+      </w:r>
+    </w:p>
+    <w:p>
+      <w:pPr>
+        <w:pStyle w:val="ListBullet"/>
+      </w:pPr>
+      <w:r>
+        <w:t xml:space="preserve">The Anthropic API key's actual value is never logged, only "API key changed" - before/after values are always </w:t>
+      </w:r>
+      <w:r>
+        <w:rPr>
+          <w:rFonts w:ascii="Consolas" w:hAnsi="Consolas"/>
+        </w:rPr>
+        <w:t>null</w:t>
+      </w:r>
+      <w:r>
+        <w:t xml:space="preserve"> for that one field specifically.</w:t>
+      </w:r>
+    </w:p>
+    <w:p>
+      <w:pPr>
+        <w:pStyle w:val="ListBullet"/>
+      </w:pPr>
+      <w:r>
+        <w:t xml:space="preserve">Capped at 2000 entries (oldest dropped first) - chrome.storage.local has no </w:t>
+      </w:r>
+      <w:r>
+        <w:rPr>
+          <w:rFonts w:ascii="Consolas" w:hAnsi="Consolas"/>
+        </w:rPr>
+        <w:t>unlimitedStorage</w:t>
+      </w:r>
+      <w:r>
+        <w:t xml:space="preserve"> permission here (5MB real quota), and nothing else in the app currently guards against quota exhaustion, so the log is deliberately self-limiting. A "Clear Log" button (confirm-gated, clearly worded as permanent) resets it if wanted - this only clears the log itself, never any lead or setting.</w:t>
+      </w:r>
+    </w:p>
+    <w:p>
+      <w:pPr>
+        <w:pStyle w:val="ListBullet"/>
+      </w:pPr>
+      <w:r>
+        <w:t>Filterable by actor (All/User/Extension), free-text search, and an "Errors only" toggle; error rows are visually flagged.</w:t>
+      </w:r>
+    </w:p>
+    <w:p>
+      <w:pPr>
+        <w:pStyle w:val="ListBullet"/>
+      </w:pPr>
+      <w:r>
+        <w:t xml:space="preserve">Verified via harness: the storage-level cap/append logic; real focus→edit→blur logging on a live topic keyword textarea (and confirming a no-op focus/blur logs nothing); Add/Remove Topic and Scan-started logging; the Activity Log page's rendering and all three filters against seeded data, including Clear Log; a full scan run correctly logging </w:t>
+      </w:r>
+      <w:r>
+        <w:rPr>
+          <w:rFonts w:ascii="Consolas" w:hAnsi="Consolas"/>
+        </w:rPr>
+        <w:t>scan_completed</w:t>
+      </w:r>
+      <w:r>
+        <w:t xml:space="preserve"> and an aggregate </w:t>
+      </w:r>
+      <w:r>
+        <w:rPr>
+          <w:rFonts w:ascii="Consolas" w:hAnsi="Consolas"/>
+        </w:rPr>
+        <w:t>negative_filters_auto_applied</w:t>
+      </w:r>
+      <w:r>
+        <w:t xml:space="preserve"> count; and the API key field's blur handler never carrying the actual key text.</w:t>
+      </w:r>
+    </w:p>
     <w:p>
       <w:pPr>
         <w:pStyle w:val="Heading1"/>

--- a/RELEASE_NOTES.docx
+++ b/RELEASE_NOTES.docx
@@ -2,6 +2,72 @@
 <file path=word/document.xml><?xml version="1.0" encoding="utf-8"?>
 <w:document xmlns:wpc="http://schemas.microsoft.com/office/word/2010/wordprocessingCanvas" xmlns:mo="http://schemas.microsoft.com/office/mac/office/2008/main" xmlns:mc="http://schemas.openxmlformats.org/markup-compatibility/2006" xmlns:mv="urn:schemas-microsoft-com:mac:vml" xmlns:o="urn:schemas-microsoft-com:office:office" xmlns:r="http://schemas.openxmlformats.org/officeDocument/2006/relationships" xmlns:m="http://schemas.openxmlformats.org/officeDocument/2006/math" xmlns:v="urn:schemas-microsoft-com:vml" xmlns:wp14="http://schemas.microsoft.com/office/word/2010/wordprocessingDrawing" xmlns:wp="http://schemas.openxmlformats.org/drawingml/2006/wordprocessingDrawing" xmlns:w10="urn:schemas-microsoft-com:office:word" xmlns:w="http://schemas.openxmlformats.org/wordprocessingml/2006/main" xmlns:w14="http://schemas.microsoft.com/office/word/2010/wordml" xmlns:wpg="http://schemas.microsoft.com/office/word/2010/wordprocessingGroup" xmlns:wpi="http://schemas.microsoft.com/office/word/2010/wordprocessingInk" xmlns:wne="http://schemas.microsoft.com/office/word/2006/wordml" xmlns:wps="http://schemas.microsoft.com/office/word/2010/wordprocessingShape" mc:Ignorable="w14 wp14">
   <w:body>
+    <w:p>
+      <w:pPr>
+        <w:pStyle w:val="Heading1"/>
+      </w:pPr>
+      <w:r>
+        <w:t>SalesTeam — v0.26.1</w:t>
+      </w:r>
+    </w:p>
+    <w:p>
+      <w:pPr>
+        <w:pStyle w:val="Heading2"/>
+      </w:pPr>
+      <w:r>
+        <w:t>Fixed: Activity Log didn't update live while open</w:t>
+      </w:r>
+    </w:p>
+    <w:p>
+      <w:pPr>
+        <w:pStyle w:val="ListBullet"/>
+      </w:pPr>
+      <w:r>
+        <w:t>Reported immediately after shipping v0.26.0: clearing results and starting a scan while the Activity Log tab was already open showed only the "Cleared results" entry - the scan's own logging never appeared until the page was manually reloaded.</w:t>
+      </w:r>
+    </w:p>
+    <w:p>
+      <w:pPr>
+        <w:pStyle w:val="ListBullet"/>
+      </w:pPr>
+      <w:r>
+        <w:t xml:space="preserve">Root cause: the page loaded its data once on open and never refreshed - a static snapshot, not a live view, unlike the Dashboard/Advisors pages which already react to </w:t>
+      </w:r>
+      <w:r>
+        <w:rPr>
+          <w:rFonts w:ascii="Consolas" w:hAnsi="Consolas"/>
+        </w:rPr>
+        <w:t>chrome.storage.onChanged</w:t>
+      </w:r>
+      <w:r>
+        <w:t>.</w:t>
+      </w:r>
+    </w:p>
+    <w:p>
+      <w:pPr>
+        <w:pStyle w:val="ListBullet"/>
+      </w:pPr>
+      <w:r>
+        <w:t xml:space="preserve">Fixed by adding the same </w:t>
+      </w:r>
+      <w:r>
+        <w:rPr>
+          <w:rFonts w:ascii="Consolas" w:hAnsi="Consolas"/>
+        </w:rPr>
+        <w:t>chrome.storage.onChanged</w:t>
+      </w:r>
+      <w:r>
+        <w:t xml:space="preserve"> listener, re-loading and re-applying the current filters whenever the log changes - matching the pattern already established elsewhere in the app.</w:t>
+      </w:r>
+    </w:p>
+    <w:p>
+      <w:pPr>
+        <w:pStyle w:val="ListBullet"/>
+      </w:pPr>
+      <w:r>
+        <w:t>Verified via harness: simulating a background-written log append (no message, no reload) updates the open page automatically.</w:t>
+      </w:r>
+    </w:p>
     <w:p>
       <w:pPr>
         <w:pStyle w:val="Heading1"/>

--- a/RELEASE_NOTES.docx
+++ b/RELEASE_NOTES.docx
@@ -2,6 +2,89 @@
 <file path=word/document.xml><?xml version="1.0" encoding="utf-8"?>
 <w:document xmlns:wpc="http://schemas.microsoft.com/office/word/2010/wordprocessingCanvas" xmlns:mo="http://schemas.microsoft.com/office/mac/office/2008/main" xmlns:mc="http://schemas.openxmlformats.org/markup-compatibility/2006" xmlns:mv="urn:schemas-microsoft-com:mac:vml" xmlns:o="urn:schemas-microsoft-com:office:office" xmlns:r="http://schemas.openxmlformats.org/officeDocument/2006/relationships" xmlns:m="http://schemas.openxmlformats.org/officeDocument/2006/math" xmlns:v="urn:schemas-microsoft-com:vml" xmlns:wp14="http://schemas.microsoft.com/office/word/2010/wordprocessingDrawing" xmlns:wp="http://schemas.openxmlformats.org/drawingml/2006/wordprocessingDrawing" xmlns:w10="urn:schemas-microsoft-com:office:word" xmlns:w="http://schemas.openxmlformats.org/wordprocessingml/2006/main" xmlns:w14="http://schemas.microsoft.com/office/word/2010/wordml" xmlns:wpg="http://schemas.microsoft.com/office/word/2010/wordprocessingGroup" xmlns:wpi="http://schemas.microsoft.com/office/word/2010/wordprocessingInk" xmlns:wne="http://schemas.microsoft.com/office/word/2006/wordml" xmlns:wps="http://schemas.microsoft.com/office/word/2010/wordprocessingShape" mc:Ignorable="w14 wp14">
   <w:body>
+    <w:p>
+      <w:pPr>
+        <w:pStyle w:val="Heading1"/>
+      </w:pPr>
+      <w:r>
+        <w:t>SalesTeam — v0.26.2</w:t>
+      </w:r>
+    </w:p>
+    <w:p>
+      <w:pPr>
+        <w:pStyle w:val="Heading2"/>
+      </w:pPr>
+      <w:r>
+        <w:t>Changed: Activity Log can no longer be manually cleared - and every button in the app now has a hover tooltip</w:t>
+      </w:r>
+    </w:p>
+    <w:p>
+      <w:pPr>
+        <w:pStyle w:val="ListBullet"/>
+      </w:pPr>
+      <w:r>
+        <w:t>Reported: "Please remove this Clear Log button. I do not want to delete the activity log ever. It is my only way to investigate if anything broke." The 2000-entry cap was also a raw count that could silently drop recent history during a single unusually active day - replaced with a predictable, always-90-days retention window instead.</w:t>
+      </w:r>
+    </w:p>
+    <w:p>
+      <w:pPr>
+        <w:pStyle w:val="ListBullet"/>
+      </w:pPr>
+      <w:r>
+        <w:t xml:space="preserve">Removed the "Clear Log" button and </w:t>
+      </w:r>
+      <w:r>
+        <w:rPr>
+          <w:rFonts w:ascii="Consolas" w:hAnsi="Consolas"/>
+        </w:rPr>
+        <w:t>clearActivityLog()</w:t>
+      </w:r>
+      <w:r>
+        <w:t xml:space="preserve"> entirely - there is no action anywhere in the app that can delete this log.</w:t>
+      </w:r>
+    </w:p>
+    <w:p>
+      <w:pPr>
+        <w:pStyle w:val="ListBullet"/>
+      </w:pPr>
+      <w:r>
+        <w:t>Rearchitected storage: one array per calendar day (</w:t>
+      </w:r>
+      <w:r>
+        <w:rPr>
+          <w:rFonts w:ascii="Consolas" w:hAnsi="Consolas"/>
+        </w:rPr>
+        <w:t>activityLog:YYYY-MM-DD</w:t>
+      </w:r>
+      <w:r>
+        <w:t>) instead of one shared array. Each write only touches that day's (small) array, and anything older than 90 days is pruned automatically on every append - a predictable "always the last 90 days" guarantee instead of a count that could exhaust itself faster during a busy day. Existing log data from v0.26.0/v0.26.1's flat single-key scheme is migrated automatically (bucketed by each entry's own timestamp) the first time the log is read, then the old key is removed.</w:t>
+      </w:r>
+    </w:p>
+    <w:p>
+      <w:pPr>
+        <w:pStyle w:val="ListBullet"/>
+      </w:pPr>
+      <w:r>
+        <w:t xml:space="preserve">Also finished the hover-tooltip pass from earlier - every remaining untitled button across the Dashboard (including the lead detail/edit page, Bulk Change, Assign Company), Advisors, and Help now has a </w:t>
+      </w:r>
+      <w:r>
+        <w:rPr>
+          <w:rFonts w:ascii="Consolas" w:hAnsi="Consolas"/>
+        </w:rPr>
+        <w:t>title</w:t>
+      </w:r>
+      <w:r>
+        <w:t xml:space="preserve"> explaining what it does, matching what was already done for the side panel.</w:t>
+      </w:r>
+    </w:p>
+    <w:p>
+      <w:pPr>
+        <w:pStyle w:val="ListBullet"/>
+      </w:pPr>
+      <w:r>
+        <w:t>Verified via harness: today's entries land in the correct day-bucket; a 100-day-old bucket is pruned while a 30-day-old one survives; a simulated legacy flat-array log is correctly split into per-day buckets and the old key removed.</w:t>
+      </w:r>
+    </w:p>
     <w:p>
       <w:pPr>
         <w:pStyle w:val="Heading1"/>

--- a/RELEASE_NOTES.docx
+++ b/RELEASE_NOTES.docx
@@ -2,6 +2,242 @@
 <file path=word/document.xml><?xml version="1.0" encoding="utf-8"?>
 <w:document xmlns:wpc="http://schemas.microsoft.com/office/word/2010/wordprocessingCanvas" xmlns:mo="http://schemas.microsoft.com/office/mac/office/2008/main" xmlns:mc="http://schemas.openxmlformats.org/markup-compatibility/2006" xmlns:mv="urn:schemas-microsoft-com:mac:vml" xmlns:o="urn:schemas-microsoft-com:office:office" xmlns:r="http://schemas.openxmlformats.org/officeDocument/2006/relationships" xmlns:m="http://schemas.openxmlformats.org/officeDocument/2006/math" xmlns:v="urn:schemas-microsoft-com:vml" xmlns:wp14="http://schemas.microsoft.com/office/word/2010/wordprocessingDrawing" xmlns:wp="http://schemas.openxmlformats.org/drawingml/2006/wordprocessingDrawing" xmlns:w10="urn:schemas-microsoft-com:office:word" xmlns:w="http://schemas.openxmlformats.org/wordprocessingml/2006/main" xmlns:w14="http://schemas.microsoft.com/office/word/2010/wordml" xmlns:wpg="http://schemas.microsoft.com/office/word/2010/wordprocessingGroup" xmlns:wpi="http://schemas.microsoft.com/office/word/2010/wordprocessingInk" xmlns:wne="http://schemas.microsoft.com/office/word/2006/wordml" xmlns:wps="http://schemas.microsoft.com/office/word/2010/wordprocessingShape" mc:Ignorable="w14 wp14">
   <w:body>
+    <w:p>
+      <w:pPr>
+        <w:pStyle w:val="Heading1"/>
+      </w:pPr>
+      <w:r>
+        <w:t>SalesTeam — v0.27.0</w:t>
+      </w:r>
+    </w:p>
+    <w:p>
+      <w:pPr>
+        <w:pStyle w:val="Heading2"/>
+      </w:pPr>
+      <w:r>
+        <w:t>Changed: project folder reorganized into /code, /backup, /exports, /log, /builds</w:t>
+      </w:r>
+    </w:p>
+    <w:p>
+      <w:pPr>
+        <w:pStyle w:val="ListBullet"/>
+      </w:pPr>
+      <w:r>
+        <w:t>Requested for a cleaner project folder - everything used to sit flat at the SalesTeam root: extension source, every backup/export download, and every historical release zip all mixed together.</w:t>
+      </w:r>
+    </w:p>
+    <w:p>
+      <w:pPr>
+        <w:pStyle w:val="ListBullet"/>
+      </w:pPr>
+      <w:r>
+        <w:rPr>
+          <w:b/>
+        </w:rPr>
+        <w:t>`/code`</w:t>
+      </w:r>
+      <w:r>
+        <w:t xml:space="preserve"> — the actual loadable extension (manifest.json, every .js/.html/.css file, icons/) plus the Python doc-generation scripts (previously living outside the project entirely, in a session scratchpad). Chrome's unpacked-extension loading requires manifest.json and everything it references to stay in one folder together (no </w:t>
+      </w:r>
+      <w:r>
+        <w:rPr>
+          <w:rFonts w:ascii="Consolas" w:hAnsi="Consolas"/>
+        </w:rPr>
+        <w:t>../</w:t>
+      </w:r>
+      <w:r>
+        <w:t xml:space="preserve"> escapes allowed), so this is the one folder Chrome's "Load unpacked" now needs to point at - </w:t>
+      </w:r>
+      <w:r>
+        <w:rPr>
+          <w:b/>
+        </w:rPr>
+        <w:t>this is the one manual step needed after updating</w:t>
+      </w:r>
+      <w:r>
+        <w:t xml:space="preserve">: remove the old unpacked extension and re-load it pointing at </w:t>
+      </w:r>
+      <w:r>
+        <w:rPr>
+          <w:rFonts w:ascii="Consolas" w:hAnsi="Consolas"/>
+        </w:rPr>
+        <w:t>SalesTeam/code</w:t>
+      </w:r>
+      <w:r>
+        <w:t>.</w:t>
+      </w:r>
+    </w:p>
+    <w:p>
+      <w:pPr>
+        <w:pStyle w:val="ListBullet"/>
+      </w:pPr>
+      <w:r>
+        <w:rPr>
+          <w:b/>
+        </w:rPr>
+        <w:t>`/backup`</w:t>
+      </w:r>
+      <w:r>
+        <w:t xml:space="preserve"> — Export Settings/Leads (manual and automatic pre-scan) now download here instead of the project root.</w:t>
+      </w:r>
+    </w:p>
+    <w:p>
+      <w:pPr>
+        <w:pStyle w:val="ListBullet"/>
+      </w:pPr>
+      <w:r>
+        <w:rPr>
+          <w:b/>
+        </w:rPr>
+        <w:t>`/exports`</w:t>
+      </w:r>
+      <w:r>
+        <w:t xml:space="preserve"> — CSV exports (side panel and Dashboard) now download here instead of the project root.</w:t>
+      </w:r>
+    </w:p>
+    <w:p>
+      <w:pPr>
+        <w:pStyle w:val="ListBullet"/>
+      </w:pPr>
+      <w:r>
+        <w:rPr>
+          <w:b/>
+        </w:rPr>
+        <w:t>`/log`</w:t>
+      </w:r>
+      <w:r>
+        <w:t xml:space="preserve"> — new: a </w:t>
+      </w:r>
+      <w:r>
+        <w:rPr>
+          <w:b/>
+        </w:rPr>
+        <w:t>periodic Activity Log export</w:t>
+      </w:r>
+      <w:r>
+        <w:t xml:space="preserve">. Since this app deliberately never runs anything in the background on its own, this piggybacks on the existing manual Scan trigger (the same moment settings/leads backups already fire): each *closed* day (not today, which is still being written to) gets exported to </w:t>
+      </w:r>
+      <w:r>
+        <w:rPr>
+          <w:rFonts w:ascii="Consolas" w:hAnsi="Consolas"/>
+        </w:rPr>
+        <w:t>log/activityLog-YYYY-MM-DD.json</w:t>
+      </w:r>
+      <w:r>
+        <w:t xml:space="preserve"> exactly once, the first time a scan happens on or after the next day. Not a true daily cron, but a predictable, permission-free approximation of one - no new manifest permission needed.</w:t>
+      </w:r>
+    </w:p>
+    <w:p>
+      <w:pPr>
+        <w:pStyle w:val="ListBullet"/>
+      </w:pPr>
+      <w:r>
+        <w:rPr>
+          <w:b/>
+        </w:rPr>
+        <w:t>`/builds`</w:t>
+      </w:r>
+      <w:r>
+        <w:t xml:space="preserve"> — every release's zip now gets archived under its own </w:t>
+      </w:r>
+      <w:r>
+        <w:rPr>
+          <w:rFonts w:ascii="Consolas" w:hAnsi="Consolas"/>
+        </w:rPr>
+        <w:t>builds/vX.Y.Z/</w:t>
+      </w:r>
+      <w:r>
+        <w:t xml:space="preserve"> folder (including a copy of that exact version's manifest.json, extracted from its zip), replacing the previous practice of deleting the old zip when a new one shipped. All prior releases still in the repo were backfilled into this structure.</w:t>
+      </w:r>
+    </w:p>
+    <w:p>
+      <w:pPr>
+        <w:pStyle w:val="ListBullet"/>
+      </w:pPr>
+      <w:r>
+        <w:t xml:space="preserve">Along the way, found and fixed a real gap: </w:t>
+      </w:r>
+      <w:r>
+        <w:rPr>
+          <w:rFonts w:ascii="Consolas" w:hAnsi="Consolas"/>
+        </w:rPr>
+        <w:t>.gitignore</w:t>
+      </w:r>
+      <w:r>
+        <w:t>'s old filename-pattern rules for backups (</w:t>
+      </w:r>
+      <w:r>
+        <w:rPr>
+          <w:rFonts w:ascii="Consolas" w:hAnsi="Consolas"/>
+        </w:rPr>
+        <w:t>salesteam-auto-backup-*.json</w:t>
+      </w:r>
+      <w:r>
+        <w:t xml:space="preserve"> etc.) had silently stopped covering the newer split filenames (</w:t>
+      </w:r>
+      <w:r>
+        <w:rPr>
+          <w:rFonts w:ascii="Consolas" w:hAnsi="Consolas"/>
+        </w:rPr>
+        <w:t>salesteam-auto-leads-backup-*</w:t>
+      </w:r>
+      <w:r>
+        <w:t>/</w:t>
+      </w:r>
+      <w:r>
+        <w:rPr>
+          <w:rFonts w:ascii="Consolas" w:hAnsi="Consolas"/>
+        </w:rPr>
+        <w:t>salesteam-auto-settings-backup-*</w:t>
+      </w:r>
+      <w:r>
+        <w:t>, introduced in v0.25.1) - replaced with folder-level ignores (</w:t>
+      </w:r>
+      <w:r>
+        <w:rPr>
+          <w:rFonts w:ascii="Consolas" w:hAnsi="Consolas"/>
+        </w:rPr>
+        <w:t>/backup/</w:t>
+      </w:r>
+      <w:r>
+        <w:t xml:space="preserve">, </w:t>
+      </w:r>
+      <w:r>
+        <w:rPr>
+          <w:rFonts w:ascii="Consolas" w:hAnsi="Consolas"/>
+        </w:rPr>
+        <w:t>/exports/</w:t>
+      </w:r>
+      <w:r>
+        <w:t xml:space="preserve">, </w:t>
+      </w:r>
+      <w:r>
+        <w:rPr>
+          <w:rFonts w:ascii="Consolas" w:hAnsi="Consolas"/>
+        </w:rPr>
+        <w:t>/log/</w:t>
+      </w:r>
+      <w:r>
+        <w:t>) that can't drift out of sync with a future naming change the same way.</w:t>
+      </w:r>
+    </w:p>
+    <w:p>
+      <w:pPr>
+        <w:pStyle w:val="ListBullet"/>
+      </w:pPr>
+      <w:r>
+        <w:t xml:space="preserve">Verified via harness: the reorganized extension loads and renders correctly from its new </w:t>
+      </w:r>
+      <w:r>
+        <w:rPr>
+          <w:rFonts w:ascii="Consolas" w:hAnsi="Consolas"/>
+        </w:rPr>
+        <w:t>/code</w:t>
+      </w:r>
+      <w:r>
+        <w:t xml:space="preserve"> location with no broken internal references; the new pending-export-day tracking correctly excludes today, exports each closed day exactly once, and never re-exports a day already marked done.</w:t>
+      </w:r>
+    </w:p>
     <w:p>
       <w:pPr>
         <w:pStyle w:val="Heading1"/>

--- a/RELEASE_NOTES.docx
+++ b/RELEASE_NOTES.docx
@@ -2,6 +2,98 @@
 <file path=word/document.xml><?xml version="1.0" encoding="utf-8"?>
 <w:document xmlns:wpc="http://schemas.microsoft.com/office/word/2010/wordprocessingCanvas" xmlns:mo="http://schemas.microsoft.com/office/mac/office/2008/main" xmlns:mc="http://schemas.openxmlformats.org/markup-compatibility/2006" xmlns:mv="urn:schemas-microsoft-com:mac:vml" xmlns:o="urn:schemas-microsoft-com:office:office" xmlns:r="http://schemas.openxmlformats.org/officeDocument/2006/relationships" xmlns:m="http://schemas.openxmlformats.org/officeDocument/2006/math" xmlns:v="urn:schemas-microsoft-com:vml" xmlns:wp14="http://schemas.microsoft.com/office/word/2010/wordprocessingDrawing" xmlns:wp="http://schemas.openxmlformats.org/drawingml/2006/wordprocessingDrawing" xmlns:w10="urn:schemas-microsoft-com:office:word" xmlns:w="http://schemas.openxmlformats.org/wordprocessingml/2006/main" xmlns:w14="http://schemas.microsoft.com/office/word/2010/wordml" xmlns:wpg="http://schemas.microsoft.com/office/word/2010/wordprocessingGroup" xmlns:wpi="http://schemas.microsoft.com/office/word/2010/wordprocessingInk" xmlns:wne="http://schemas.microsoft.com/office/word/2006/wordml" xmlns:wps="http://schemas.microsoft.com/office/word/2010/wordprocessingShape" mc:Ignorable="w14 wp14">
   <w:body>
+    <w:p>
+      <w:pPr>
+        <w:pStyle w:val="Heading1"/>
+      </w:pPr>
+      <w:r>
+        <w:t>SalesTeam — v0.27.1</w:t>
+      </w:r>
+    </w:p>
+    <w:p>
+      <w:pPr>
+        <w:pStyle w:val="Heading2"/>
+      </w:pPr>
+      <w:r>
+        <w:t>New: warns when the extension comes up completely empty</w:t>
+      </w:r>
+    </w:p>
+    <w:p>
+      <w:pPr>
+        <w:pStyle w:val="ListBullet"/>
+      </w:pPr>
+      <w:r>
+        <w:t xml:space="preserve">Reported after v0.27.0's folder move: reinstalling the extension pointed at its new </w:t>
+      </w:r>
+      <w:r>
+        <w:rPr>
+          <w:rFonts w:ascii="Consolas" w:hAnsi="Consolas"/>
+        </w:rPr>
+        <w:t>/code</w:t>
+      </w:r>
+      <w:r>
+        <w:t xml:space="preserve"> location came up with zero leads and zero settings, with no explanation - alarming, even though the data wasn't actually lost (it lives in a </w:t>
+      </w:r>
+      <w:r>
+        <w:rPr>
+          <w:rFonts w:ascii="Consolas" w:hAnsi="Consolas"/>
+        </w:rPr>
+        <w:t>/backup</w:t>
+      </w:r>
+      <w:r>
+        <w:t xml:space="preserve"> file, restorable via Import Settings/Import Leads).</w:t>
+      </w:r>
+    </w:p>
+    <w:p>
+      <w:pPr>
+        <w:pStyle w:val="ListBullet"/>
+      </w:pPr>
+      <w:r>
+        <w:t>Root cause of *why* this happens at all: Chrome ties an unpacked extension's storage to its install location, not its code or manifest content - moving or reinstalling from a different path is a different extension as far as Chrome is concerned, with its own blank storage. There's no API that lets a new install read an old one's storage, even a former version of itself at a different path, so this can't be fixed with automatic migration.</w:t>
+      </w:r>
+    </w:p>
+    <w:p>
+      <w:pPr>
+        <w:pStyle w:val="ListBullet"/>
+      </w:pPr>
+      <w:r>
+        <w:t>Added the next best thing: the side panel now shows a clear banner whenever it finds zero Topics/Job Topics and zero leads, explaining what likely happened and pointing directly at Import Settings/Import Leads instead of leaving a silent, unexplained blank slate. Worded to also make sense for a genuinely new install with nothing to restore.</w:t>
+      </w:r>
+    </w:p>
+    <w:p>
+      <w:pPr>
+        <w:pStyle w:val="ListBullet"/>
+      </w:pPr>
+      <w:r>
+        <w:t xml:space="preserve">Going forward this specific incident shouldn't recur: </w:t>
+      </w:r>
+      <w:r>
+        <w:rPr>
+          <w:rFonts w:ascii="Consolas" w:hAnsi="Consolas"/>
+        </w:rPr>
+        <w:t>/code</w:t>
+      </w:r>
+      <w:r>
+        <w:t xml:space="preserve"> is now the permanent, stable install location - every future update edits those files in place, so reloading the extension (the refresh icon in </w:t>
+      </w:r>
+      <w:r>
+        <w:rPr>
+          <w:rFonts w:ascii="Consolas" w:hAnsi="Consolas"/>
+        </w:rPr>
+        <w:t>chrome://extensions</w:t>
+      </w:r>
+      <w:r>
+        <w:t>) never changes the install path or resets storage again.</w:t>
+      </w:r>
+    </w:p>
+    <w:p>
+      <w:pPr>
+        <w:pStyle w:val="ListBullet"/>
+      </w:pPr>
+      <w:r>
+        <w:t>Verified via harness: the banner shows when both Topics and leads are empty, and stays hidden as soon as either has real data.</w:t>
+      </w:r>
+    </w:p>
     <w:p>
       <w:pPr>
         <w:pStyle w:val="Heading1"/>

--- a/RELEASE_NOTES.docx
+++ b/RELEASE_NOTES.docx
@@ -2,6 +2,260 @@
 <file path=word/document.xml><?xml version="1.0" encoding="utf-8"?>
 <w:document xmlns:wpc="http://schemas.microsoft.com/office/word/2010/wordprocessingCanvas" xmlns:mo="http://schemas.microsoft.com/office/mac/office/2008/main" xmlns:mc="http://schemas.openxmlformats.org/markup-compatibility/2006" xmlns:mv="urn:schemas-microsoft-com:mac:vml" xmlns:o="urn:schemas-microsoft-com:office:office" xmlns:r="http://schemas.openxmlformats.org/officeDocument/2006/relationships" xmlns:m="http://schemas.openxmlformats.org/officeDocument/2006/math" xmlns:v="urn:schemas-microsoft-com:vml" xmlns:wp14="http://schemas.microsoft.com/office/word/2010/wordprocessingDrawing" xmlns:wp="http://schemas.openxmlformats.org/drawingml/2006/wordprocessingDrawing" xmlns:w10="urn:schemas-microsoft-com:office:word" xmlns:w="http://schemas.openxmlformats.org/wordprocessingml/2006/main" xmlns:w14="http://schemas.microsoft.com/office/word/2010/wordml" xmlns:wpg="http://schemas.microsoft.com/office/word/2010/wordprocessingGroup" xmlns:wpi="http://schemas.microsoft.com/office/word/2010/wordprocessingInk" xmlns:wne="http://schemas.microsoft.com/office/word/2006/wordml" xmlns:wps="http://schemas.microsoft.com/office/word/2010/wordprocessingShape" mc:Ignorable="w14 wp14">
   <w:body>
+    <w:p>
+      <w:pPr>
+        <w:pStyle w:val="Heading1"/>
+      </w:pPr>
+      <w:r>
+        <w:t>SalesTeam — v0.28.0</w:t>
+      </w:r>
+    </w:p>
+    <w:p>
+      <w:pPr>
+        <w:pStyle w:val="Heading2"/>
+      </w:pPr>
+      <w:r>
+        <w:t>New: Target Accounts - auto-Priority-1 from an externally-researched company list</w:t>
+      </w:r>
+    </w:p>
+    <w:p>
+      <w:pPr>
+        <w:pStyle w:val="ListBullet"/>
+      </w:pPr>
+      <w:r>
+        <w:t>The first piece of a two-part idea: a separately-maintained Excel workbook (ChatGPT-researched) scores 500 Swiss companies for AI-consulting sales fit — a 0-100 score plus a label (</w:t>
+      </w:r>
+      <w:r>
+        <w:rPr>
+          <w:rFonts w:ascii="Consolas" w:hAnsi="Consolas"/>
+        </w:rPr>
+        <w:t>Very High</w:t>
+      </w:r>
+      <w:r>
+        <w:t xml:space="preserve">, </w:t>
+      </w:r>
+      <w:r>
+        <w:rPr>
+          <w:rFonts w:ascii="Consolas" w:hAnsi="Consolas"/>
+        </w:rPr>
+        <w:t>Very High - Provisional</w:t>
+      </w:r>
+      <w:r>
+        <w:t xml:space="preserve">, </w:t>
+      </w:r>
+      <w:r>
+        <w:rPr>
+          <w:rFonts w:ascii="Consolas" w:hAnsi="Consolas"/>
+        </w:rPr>
+        <w:t>High</w:t>
+      </w:r>
+      <w:r>
+        <w:t xml:space="preserve">, </w:t>
+      </w:r>
+      <w:r>
+        <w:rPr>
+          <w:rFonts w:ascii="Consolas" w:hAnsi="Consolas"/>
+        </w:rPr>
+        <w:t>High - Provisional</w:t>
+      </w:r>
+      <w:r>
+        <w:t xml:space="preserve">, </w:t>
+      </w:r>
+      <w:r>
+        <w:rPr>
+          <w:rFonts w:ascii="Consolas" w:hAnsi="Consolas"/>
+        </w:rPr>
+        <w:t>Out of Scope</w:t>
+      </w:r>
+      <w:r>
+        <w:t xml:space="preserve">, </w:t>
+      </w:r>
+      <w:r>
+        <w:rPr>
+          <w:rFonts w:ascii="Consolas" w:hAnsi="Consolas"/>
+        </w:rPr>
+        <w:t>Insufficient Evidence</w:t>
+      </w:r>
+      <w:r>
+        <w:t>). The goal: a scanned lead at a well-researched, high-scoring company shouldn't have to wait on the AI's own judgment of an unfamiliar name.</w:t>
+      </w:r>
+    </w:p>
+    <w:p>
+      <w:pPr>
+        <w:pStyle w:val="ListBullet"/>
+      </w:pPr>
+      <w:r>
+        <w:t xml:space="preserve">New </w:t>
+      </w:r>
+      <w:r>
+        <w:rPr>
+          <w:rFonts w:ascii="Consolas" w:hAnsi="Consolas"/>
+        </w:rPr>
+        <w:t>code/convert_target_accounts.py</w:t>
+      </w:r>
+      <w:r>
+        <w:t xml:space="preserve"> script converts the workbook's </w:t>
+      </w:r>
+      <w:r>
+        <w:rPr>
+          <w:rFonts w:ascii="Consolas" w:hAnsi="Consolas"/>
+        </w:rPr>
+        <w:t>Companies</w:t>
+      </w:r>
+      <w:r>
+        <w:t xml:space="preserve"> sheet to </w:t>
+      </w:r>
+      <w:r>
+        <w:rPr>
+          <w:rFonts w:ascii="Consolas" w:hAnsi="Consolas"/>
+        </w:rPr>
+        <w:t>exports/target-accounts.json</w:t>
+      </w:r>
+      <w:r>
+        <w:t xml:space="preserve"> — re-run manually whenever the workbook is refreshed (every few months); the extension never reads the </w:t>
+      </w:r>
+      <w:r>
+        <w:rPr>
+          <w:rFonts w:ascii="Consolas" w:hAnsi="Consolas"/>
+        </w:rPr>
+        <w:t>.xlsx</w:t>
+      </w:r>
+      <w:r>
+        <w:t xml:space="preserve"> directly.</w:t>
+      </w:r>
+    </w:p>
+    <w:p>
+      <w:pPr>
+        <w:pStyle w:val="ListBullet"/>
+      </w:pPr>
+      <w:r>
+        <w:t xml:space="preserve">New Settings section: </w:t>
+      </w:r>
+      <w:r>
+        <w:rPr>
+          <w:b/>
+        </w:rPr>
+        <w:t>Import Target Accounts</w:t>
+      </w:r>
+      <w:r>
+        <w:t xml:space="preserve"> button (same file-picker pattern as Import Settings/Leads) plus a configurable auto-Priority-1 score threshold (default 70).</w:t>
+      </w:r>
+    </w:p>
+    <w:p>
+      <w:pPr>
+        <w:pStyle w:val="ListBullet"/>
+      </w:pPr>
+      <w:r>
+        <w:rPr>
+          <w:b/>
+        </w:rPr>
+        <w:t>Deterministic Priority 1</w:t>
+      </w:r>
+      <w:r>
+        <w:t xml:space="preserve">: a "New" lead with no priority yet, whose company matches a target account labeled </w:t>
+      </w:r>
+      <w:r>
+        <w:rPr>
+          <w:rFonts w:ascii="Consolas" w:hAnsi="Consolas"/>
+        </w:rPr>
+        <w:t>Very High</w:t>
+      </w:r>
+      <w:r>
+        <w:t xml:space="preserve"> or </w:t>
+      </w:r>
+      <w:r>
+        <w:rPr>
+          <w:rFonts w:ascii="Consolas" w:hAnsi="Consolas"/>
+        </w:rPr>
+        <w:t>High</w:t>
+      </w:r>
+      <w:r>
+        <w:t xml:space="preserve"> (never a </w:t>
+      </w:r>
+      <w:r>
+        <w:rPr>
+          <w:rFonts w:ascii="Consolas" w:hAnsi="Consolas"/>
+        </w:rPr>
+        <w:t>Provisional</w:t>
+      </w:r>
+      <w:r>
+        <w:t>/</w:t>
+      </w:r>
+      <w:r>
+        <w:rPr>
+          <w:rFonts w:ascii="Consolas" w:hAnsi="Consolas"/>
+        </w:rPr>
+        <w:t>Insufficient Evidence</w:t>
+      </w:r>
+      <w:r>
+        <w:t>/</w:t>
+      </w:r>
+      <w:r>
+        <w:rPr>
+          <w:rFonts w:ascii="Consolas" w:hAnsi="Consolas"/>
+        </w:rPr>
+        <w:t>Out of Scope</w:t>
+      </w:r>
+      <w:r>
+        <w:t xml:space="preserve"> one) at or above the threshold, is automatically set to Priority 1 during the scan's post-processing, before the batch AI prioritization pass runs. Deliberately excludes Provisional/low-evidence matches from this hard override — inspecting the real workbook found the *highest* scores concentrated in a large "Provisional" cluster (thin evidence, not confirmed fit), so a blind score-only threshold would have auto-prioritized speculative matches with full confidence.</w:t>
+      </w:r>
+    </w:p>
+    <w:p>
+      <w:pPr>
+        <w:pStyle w:val="ListBullet"/>
+      </w:pPr>
+      <w:r>
+        <w:rPr>
+          <w:b/>
+        </w:rPr>
+        <w:t>Soft signal otherwise</w:t>
+      </w:r>
+      <w:r>
+        <w:t>: a match that doesn't clear that bar is still passed into the existing AI prioritization call as context, so the Sales Mentor weighs it alongside its usual judgment. Either way, the priority pill's tooltip (</w:t>
+      </w:r>
+      <w:r>
+        <w:rPr>
+          <w:rFonts w:ascii="Consolas" w:hAnsi="Consolas"/>
+        </w:rPr>
+        <w:t>priorityReason</w:t>
+      </w:r>
+      <w:r>
+        <w:t>) names the match and its score, so it's always clear when the target-account list influenced a call.</w:t>
+      </w:r>
+    </w:p>
+    <w:p>
+      <w:pPr>
+        <w:pStyle w:val="ListBullet"/>
+      </w:pPr>
+      <w:r>
+        <w:t xml:space="preserve">Company matching reuses the existing </w:t>
+      </w:r>
+      <w:r>
+        <w:rPr>
+          <w:rFonts w:ascii="Consolas" w:hAnsi="Consolas"/>
+        </w:rPr>
+        <w:t>normalizeCompanyName()</w:t>
+      </w:r>
+      <w:r>
+        <w:t xml:space="preserve"> (already used for company grouping elsewhere) rather than adding new matching logic.</w:t>
+      </w:r>
+    </w:p>
+    <w:p>
+      <w:pPr>
+        <w:pStyle w:val="ListBullet"/>
+      </w:pPr>
+      <w:r>
+        <w:t>The imported list and threshold travel with a Settings export/import, so they survive a fresh install or restored backup like every other setting.</w:t>
+      </w:r>
+    </w:p>
+    <w:p>
+      <w:pPr>
+        <w:pStyle w:val="ListBullet"/>
+      </w:pPr>
+      <w:r>
+        <w:t>Verified: ran the conversion script against the real workbook (490 companies with a score, matching the expected per-label distribution); browser-harness test confirmed a confident high-score match gets auto-Priority-1 with the expected tooltip text, a Provisional match is left for the AI pass with the signal attached, and a non-matching company is untouched.</w:t>
+      </w:r>
+    </w:p>
     <w:p>
       <w:pPr>
         <w:pStyle w:val="Heading1"/>

--- a/RELEASE_NOTES.docx
+++ b/RELEASE_NOTES.docx
@@ -2,6 +2,188 @@
 <file path=word/document.xml><?xml version="1.0" encoding="utf-8"?>
 <w:document xmlns:wpc="http://schemas.microsoft.com/office/word/2010/wordprocessingCanvas" xmlns:mo="http://schemas.microsoft.com/office/mac/office/2008/main" xmlns:mc="http://schemas.openxmlformats.org/markup-compatibility/2006" xmlns:mv="urn:schemas-microsoft-com:mac:vml" xmlns:o="urn:schemas-microsoft-com:office:office" xmlns:r="http://schemas.openxmlformats.org/officeDocument/2006/relationships" xmlns:m="http://schemas.openxmlformats.org/officeDocument/2006/math" xmlns:v="urn:schemas-microsoft-com:vml" xmlns:wp14="http://schemas.microsoft.com/office/word/2010/wordprocessingDrawing" xmlns:wp="http://schemas.openxmlformats.org/drawingml/2006/wordprocessingDrawing" xmlns:w10="urn:schemas-microsoft-com:office:word" xmlns:w="http://schemas.openxmlformats.org/wordprocessingml/2006/main" xmlns:w14="http://schemas.microsoft.com/office/word/2010/wordml" xmlns:wpg="http://schemas.microsoft.com/office/word/2010/wordprocessingGroup" xmlns:wpi="http://schemas.microsoft.com/office/word/2010/wordprocessingInk" xmlns:wne="http://schemas.microsoft.com/office/word/2006/wordml" xmlns:wps="http://schemas.microsoft.com/office/word/2010/wordprocessingShape" mc:Ignorable="w14 wp14">
   <w:body>
+    <w:p>
+      <w:pPr>
+        <w:pStyle w:val="Heading1"/>
+      </w:pPr>
+      <w:r>
+        <w:t>SalesTeam — v0.28.1</w:t>
+      </w:r>
+    </w:p>
+    <w:p>
+      <w:pPr>
+        <w:pStyle w:val="Heading2"/>
+      </w:pPr>
+      <w:r>
+        <w:t>Changed: Target Accounts now imports the .xlsx workbook directly - no conversion step</w:t>
+      </w:r>
+    </w:p>
+    <w:p>
+      <w:pPr>
+        <w:pStyle w:val="ListBullet"/>
+      </w:pPr>
+      <w:r>
+        <w:t xml:space="preserve">Reported right after v0.28.0 shipped: pointing the "Import Target Accounts" file picker at the .xlsx workbook showed no files, since the button only accepted </w:t>
+      </w:r>
+      <w:r>
+        <w:rPr>
+          <w:rFonts w:ascii="Consolas" w:hAnsi="Consolas"/>
+        </w:rPr>
+        <w:t>.json</w:t>
+      </w:r>
+      <w:r>
+        <w:t xml:space="preserve"> - the intended flow was to run </w:t>
+      </w:r>
+      <w:r>
+        <w:rPr>
+          <w:rFonts w:ascii="Consolas" w:hAnsi="Consolas"/>
+        </w:rPr>
+        <w:t>convert_target_accounts.py</w:t>
+      </w:r>
+      <w:r>
+        <w:t xml:space="preserve"> first, but that's an easy step to forget or not know how to run, especially without Claude Code open.</w:t>
+      </w:r>
+    </w:p>
+    <w:p>
+      <w:pPr>
+        <w:pStyle w:val="ListBullet"/>
+      </w:pPr>
+      <w:r>
+        <w:t xml:space="preserve">Removed that step entirely. New </w:t>
+      </w:r>
+      <w:r>
+        <w:rPr>
+          <w:rFonts w:ascii="Consolas" w:hAnsi="Consolas"/>
+        </w:rPr>
+        <w:t>code/xlsx-lite.js</w:t>
+      </w:r>
+      <w:r>
+        <w:t xml:space="preserve"> is a small, dependency-free in-browser </w:t>
+      </w:r>
+      <w:r>
+        <w:rPr>
+          <w:rFonts w:ascii="Consolas" w:hAnsi="Consolas"/>
+        </w:rPr>
+        <w:t>.xlsx</w:t>
+      </w:r>
+      <w:r>
+        <w:t xml:space="preserve"> reader purpose-built for this one workbook: it unzips the file with the browser's native </w:t>
+      </w:r>
+      <w:r>
+        <w:rPr>
+          <w:rFonts w:ascii="Consolas" w:hAnsi="Consolas"/>
+        </w:rPr>
+        <w:t>DecompressionStream</w:t>
+      </w:r>
+      <w:r>
+        <w:t xml:space="preserve"> and reads the </w:t>
+      </w:r>
+      <w:r>
+        <w:rPr>
+          <w:rFonts w:ascii="Consolas" w:hAnsi="Consolas"/>
+        </w:rPr>
+        <w:t>Companies</w:t>
+      </w:r>
+      <w:r>
+        <w:t xml:space="preserve"> sheet's XML with the native </w:t>
+      </w:r>
+      <w:r>
+        <w:rPr>
+          <w:rFonts w:ascii="Consolas" w:hAnsi="Consolas"/>
+        </w:rPr>
+        <w:t>DOMParser</w:t>
+      </w:r>
+      <w:r>
+        <w:t xml:space="preserve"> - no third-party parsing library added to an extension that already holds LinkedIn/Anthropic host permissions.</w:t>
+      </w:r>
+    </w:p>
+    <w:p>
+      <w:pPr>
+        <w:pStyle w:val="ListBullet"/>
+      </w:pPr>
+      <w:r>
+        <w:t xml:space="preserve">The Import button now accepts </w:t>
+      </w:r>
+      <w:r>
+        <w:rPr>
+          <w:rFonts w:ascii="Consolas" w:hAnsi="Consolas"/>
+        </w:rPr>
+        <w:t>.xlsx</w:t>
+      </w:r>
+      <w:r>
+        <w:t xml:space="preserve"> directly (still also accepts the old </w:t>
+      </w:r>
+      <w:r>
+        <w:rPr>
+          <w:rFonts w:ascii="Consolas" w:hAnsi="Consolas"/>
+        </w:rPr>
+        <w:t>.json</w:t>
+      </w:r>
+      <w:r>
+        <w:t xml:space="preserve"> export, for anyone who kept using the Python script). </w:t>
+      </w:r>
+      <w:r>
+        <w:rPr>
+          <w:rFonts w:ascii="Consolas" w:hAnsi="Consolas"/>
+        </w:rPr>
+        <w:t>code/convert_target_accounts.py</w:t>
+      </w:r>
+      <w:r>
+        <w:t xml:space="preserve"> still works as an optional offline/CLI path, just no longer required.</w:t>
+      </w:r>
+    </w:p>
+    <w:p>
+      <w:pPr>
+        <w:pStyle w:val="ListBullet"/>
+      </w:pPr>
+      <w:r>
+        <w:t>One real bug found and fixed along the way: the actual workbook uses a non-default XML namespace prefix (</w:t>
+      </w:r>
+      <w:r>
+        <w:rPr>
+          <w:rFonts w:ascii="Consolas" w:hAnsi="Consolas"/>
+        </w:rPr>
+        <w:t>&lt;x:sheet&gt;</w:t>
+      </w:r>
+      <w:r>
+        <w:t xml:space="preserve"> rather than </w:t>
+      </w:r>
+      <w:r>
+        <w:rPr>
+          <w:rFonts w:ascii="Consolas" w:hAnsi="Consolas"/>
+        </w:rPr>
+        <w:t>&lt;sheet&gt;</w:t>
+      </w:r>
+      <w:r>
+        <w:t>) and package-root-relative paths in its relationships file (</w:t>
+      </w:r>
+      <w:r>
+        <w:rPr>
+          <w:rFonts w:ascii="Consolas" w:hAnsi="Consolas"/>
+        </w:rPr>
+        <w:t>/xl/worksheets/sheet3.xml</w:t>
+      </w:r>
+      <w:r>
+        <w:t xml:space="preserve"> rather than </w:t>
+      </w:r>
+      <w:r>
+        <w:rPr>
+          <w:rFonts w:ascii="Consolas" w:hAnsi="Consolas"/>
+        </w:rPr>
+        <w:t>worksheets/sheet3.xml</w:t>
+      </w:r>
+      <w:r>
+        <w:t>) - both are valid per the OOXML spec but less common, and the first version of the parser (written and tested against the spec, not yet the real file) missed both. Fixed with namespace-aware element lookups and OPC-correct path resolution.</w:t>
+      </w:r>
+    </w:p>
+    <w:p>
+      <w:pPr>
+        <w:pStyle w:val="ListBullet"/>
+      </w:pPr>
+      <w:r>
+        <w:t>Verified: parsed the real 500-company workbook directly in a browser and diffed every field of all 490 scored companies against the already-verified Python-script output - exact match. Re-ran the full Settings import flow (real file picker → real workbook → status line) with no console errors.</w:t>
+      </w:r>
+    </w:p>
     <w:p>
       <w:pPr>
         <w:pStyle w:val="Heading1"/>

--- a/RELEASE_NOTES.docx
+++ b/RELEASE_NOTES.docx
@@ -2,6 +2,98 @@
 <file path=word/document.xml><?xml version="1.0" encoding="utf-8"?>
 <w:document xmlns:wpc="http://schemas.microsoft.com/office/word/2010/wordprocessingCanvas" xmlns:mo="http://schemas.microsoft.com/office/mac/office/2008/main" xmlns:mc="http://schemas.openxmlformats.org/markup-compatibility/2006" xmlns:mv="urn:schemas-microsoft-com:mac:vml" xmlns:o="urn:schemas-microsoft-com:office:office" xmlns:r="http://schemas.openxmlformats.org/officeDocument/2006/relationships" xmlns:m="http://schemas.openxmlformats.org/officeDocument/2006/math" xmlns:v="urn:schemas-microsoft-com:vml" xmlns:wp14="http://schemas.microsoft.com/office/word/2010/wordprocessingDrawing" xmlns:wp="http://schemas.openxmlformats.org/drawingml/2006/wordprocessingDrawing" xmlns:w10="urn:schemas-microsoft-com:office:word" xmlns:w="http://schemas.openxmlformats.org/wordprocessingml/2006/main" xmlns:w14="http://schemas.microsoft.com/office/word/2010/wordml" xmlns:wpg="http://schemas.microsoft.com/office/word/2010/wordprocessingGroup" xmlns:wpi="http://schemas.microsoft.com/office/word/2010/wordprocessingInk" xmlns:wne="http://schemas.microsoft.com/office/word/2006/wordml" xmlns:wps="http://schemas.microsoft.com/office/word/2010/wordprocessingShape" mc:Ignorable="w14 wp14">
   <w:body>
+    <w:p>
+      <w:pPr>
+        <w:pStyle w:val="Heading1"/>
+      </w:pPr>
+      <w:r>
+        <w:t>SalesTeam — v0.28.2</w:t>
+      </w:r>
+    </w:p>
+    <w:p>
+      <w:pPr>
+        <w:pStyle w:val="Heading2"/>
+      </w:pPr>
+      <w:r>
+        <w:t>Fixed: Target Account matches now also apply via Prioritize Unscored/Re-score All Priorities</w:t>
+      </w:r>
+    </w:p>
+    <w:p>
+      <w:pPr>
+        <w:pStyle w:val="ListBullet"/>
+      </w:pPr>
+      <w:r>
+        <w:t>Reported: after importing the Target Accounts workbook, clicking "Re-score All Priorities" on the Dashboard didn't apply the new company priorities - only a fresh scan did, since the Target Account matching logic only lived inside background.js's scan flow.</w:t>
+      </w:r>
+    </w:p>
+    <w:p>
+      <w:pPr>
+        <w:pStyle w:val="ListBullet"/>
+      </w:pPr>
+      <w:r>
+        <w:t>Both "Prioritize Unscored Leads" and "Re-score All Priorities" now run the same Target Account check first (</w:t>
+      </w:r>
+      <w:r>
+        <w:rPr>
+          <w:rFonts w:ascii="Consolas" w:hAnsi="Consolas"/>
+        </w:rPr>
+        <w:t>partitionLeadsByTargetAccount</w:t>
+      </w:r>
+      <w:r>
+        <w:t xml:space="preserve">, new shared function in </w:t>
+      </w:r>
+      <w:r>
+        <w:rPr>
+          <w:rFonts w:ascii="Consolas" w:hAnsi="Consolas"/>
+        </w:rPr>
+        <w:t>storage.js</w:t>
+      </w:r>
+      <w:r>
+        <w:t>): a confidently-scored match gets Priority 1 immediately, with no AI call and no scan needed; everything else still goes to the Sales Mentor, with a softer match (if any) folded in as a signal, exactly like a scan already did. Importing or updating the Target Accounts list now retroactively re-prioritizes existing leads on demand.</w:t>
+      </w:r>
+    </w:p>
+    <w:p>
+      <w:pPr>
+        <w:pStyle w:val="ListBullet"/>
+      </w:pPr>
+      <w:r>
+        <w:t xml:space="preserve">Found and fixed a real bug in the same code path while refactoring it: the "soft signal" case was mutating the actual stored lead object before sending it to the AI, so a transient </w:t>
+      </w:r>
+      <w:r>
+        <w:rPr>
+          <w:rFonts w:ascii="Consolas" w:hAnsi="Consolas"/>
+        </w:rPr>
+        <w:t>targetAccountSignal</w:t>
+      </w:r>
+      <w:r>
+        <w:t xml:space="preserve"> hint was ending up permanently saved on the lead. It's now attached to a throwaway clone instead - verified via a direct test that the original stored object is untouched after re-scoring.</w:t>
+      </w:r>
+    </w:p>
+    <w:p>
+      <w:pPr>
+        <w:pStyle w:val="ListBullet"/>
+      </w:pPr>
+      <w:r>
+        <w:t xml:space="preserve">Also gives a lead auto-prioritized via either Dashboard button the same </w:t>
+      </w:r>
+      <w:r>
+        <w:rPr>
+          <w:rFonts w:ascii="Consolas" w:hAnsi="Consolas"/>
+        </w:rPr>
+        <w:t>targetAccountMatch: true</w:t>
+      </w:r>
+      <w:r>
+        <w:t xml:space="preserve"> flag a scan-time match already got, so it stays distinguishable from a Mentor-scored lead regardless of which of the three paths set it.</w:t>
+      </w:r>
+    </w:p>
+    <w:p>
+      <w:pPr>
+        <w:pStyle w:val="ListBullet"/>
+      </w:pPr>
+      <w:r>
+        <w:t>Verified via browser harness: re-scoring a seeded batch (one confident match, one Provisional match, one non-match) sets Priority 1 immediately and correctly on the confident match with no API key required, leaves the Provisional one for the AI path, and leaves the non-match untouched; confirmed the original lead object is never mutated by the soft-signal path.</w:t>
+      </w:r>
+    </w:p>
     <w:p>
       <w:pPr>
         <w:pStyle w:val="Heading1"/>

--- a/RELEASE_NOTES.docx
+++ b/RELEASE_NOTES.docx
@@ -2,6 +2,46 @@
 <file path=word/document.xml><?xml version="1.0" encoding="utf-8"?>
 <w:document xmlns:wpc="http://schemas.microsoft.com/office/word/2010/wordprocessingCanvas" xmlns:mo="http://schemas.microsoft.com/office/mac/office/2008/main" xmlns:mc="http://schemas.openxmlformats.org/markup-compatibility/2006" xmlns:mv="urn:schemas-microsoft-com:mac:vml" xmlns:o="urn:schemas-microsoft-com:office:office" xmlns:r="http://schemas.openxmlformats.org/officeDocument/2006/relationships" xmlns:m="http://schemas.openxmlformats.org/officeDocument/2006/math" xmlns:v="urn:schemas-microsoft-com:vml" xmlns:wp14="http://schemas.microsoft.com/office/word/2010/wordprocessingDrawing" xmlns:wp="http://schemas.openxmlformats.org/drawingml/2006/wordprocessingDrawing" xmlns:w10="urn:schemas-microsoft-com:office:word" xmlns:w="http://schemas.openxmlformats.org/wordprocessingml/2006/main" xmlns:w14="http://schemas.microsoft.com/office/word/2010/wordml" xmlns:wpg="http://schemas.microsoft.com/office/word/2010/wordprocessingGroup" xmlns:wpi="http://schemas.microsoft.com/office/word/2010/wordprocessingInk" xmlns:wne="http://schemas.microsoft.com/office/word/2006/wordml" xmlns:wps="http://schemas.microsoft.com/office/word/2010/wordprocessingShape" mc:Ignorable="w14 wp14">
   <w:body>
+    <w:p>
+      <w:pPr>
+        <w:pStyle w:val="Heading1"/>
+      </w:pPr>
+      <w:r>
+        <w:t>SalesTeam — v0.28.3</w:t>
+      </w:r>
+    </w:p>
+    <w:p>
+      <w:pPr>
+        <w:pStyle w:val="Heading2"/>
+      </w:pPr>
+      <w:r>
+        <w:t>New: warns when the extension has data but no Anthropic API key configured</w:t>
+      </w:r>
+    </w:p>
+    <w:p>
+      <w:pPr>
+        <w:pStyle w:val="ListBullet"/>
+      </w:pPr>
+      <w:r>
+        <w:t>Root-caused a real incident: after v0.27.0's folder move wiped storage (see v0.27.1), the Settings backup the user restored brought Topics and leads back but not the Anthropic API key - it's deliberately excluded from every automatic backup, and opt-in (behind a confirmation) on a manual export, so a plain-text secret is never included by default. The key stayed empty from that point on, silently breaking company extraction, prioritization, Draft Message, and both Advisors chats - each only said so when actually clicked ("Add an Anthropic API key on the Settings page first"), with nothing surfacing the gap up front. This is the same category of problem the v0.27.1 empty-state banner addressed, just for a different field.</w:t>
+      </w:r>
+    </w:p>
+    <w:p>
+      <w:pPr>
+        <w:pStyle w:val="ListBullet"/>
+      </w:pPr>
+      <w:r>
+        <w:t>Added a second, separate side-panel banner: shown whenever there are real Topics/leads but no API key configured, naming exactly which features need it and pointing at Settings. Deliberately only shown once there's real data, so it doesn't duplicate the existing empty-install banner on a genuinely fresh install (that one already covers "add a key" as part of first-time setup).</w:t>
+      </w:r>
+    </w:p>
+    <w:p>
+      <w:pPr>
+        <w:pStyle w:val="ListBullet"/>
+      </w:pPr>
+      <w:r>
+        <w:t>Verified via harness across three scenarios: data + no key (new banner only), data + key (neither banner), and a fresh install with nothing at all (only the original empty-state banner, not both).</w:t>
+      </w:r>
+    </w:p>
     <w:p>
       <w:pPr>
         <w:pStyle w:val="Heading1"/>

--- a/RELEASE_NOTES.docx
+++ b/RELEASE_NOTES.docx
@@ -2,6 +2,72 @@
 <file path=word/document.xml><?xml version="1.0" encoding="utf-8"?>
 <w:document xmlns:wpc="http://schemas.microsoft.com/office/word/2010/wordprocessingCanvas" xmlns:mo="http://schemas.microsoft.com/office/mac/office/2008/main" xmlns:mc="http://schemas.openxmlformats.org/markup-compatibility/2006" xmlns:mv="urn:schemas-microsoft-com:mac:vml" xmlns:o="urn:schemas-microsoft-com:office:office" xmlns:r="http://schemas.openxmlformats.org/officeDocument/2006/relationships" xmlns:m="http://schemas.openxmlformats.org/officeDocument/2006/math" xmlns:v="urn:schemas-microsoft-com:vml" xmlns:wp14="http://schemas.microsoft.com/office/word/2010/wordprocessingDrawing" xmlns:wp="http://schemas.openxmlformats.org/drawingml/2006/wordprocessingDrawing" xmlns:w10="urn:schemas-microsoft-com:office:word" xmlns:w="http://schemas.openxmlformats.org/wordprocessingml/2006/main" xmlns:w14="http://schemas.microsoft.com/office/word/2010/wordml" xmlns:wpg="http://schemas.microsoft.com/office/word/2010/wordprocessingGroup" xmlns:wpi="http://schemas.microsoft.com/office/word/2010/wordprocessingInk" xmlns:wne="http://schemas.microsoft.com/office/word/2006/wordml" xmlns:wps="http://schemas.microsoft.com/office/word/2010/wordprocessingShape" mc:Ignorable="w14 wp14">
   <w:body>
+    <w:p>
+      <w:pPr>
+        <w:pStyle w:val="Heading1"/>
+      </w:pPr>
+      <w:r>
+        <w:t>SalesTeam — v0.28.4</w:t>
+      </w:r>
+    </w:p>
+    <w:p>
+      <w:pPr>
+        <w:pStyle w:val="Heading2"/>
+      </w:pPr>
+      <w:r>
+        <w:t>Changed: Priority reasons are now visible/copyable, and always name a Target Account signal</w:t>
+      </w:r>
+    </w:p>
+    <w:p>
+      <w:pPr>
+        <w:pStyle w:val="ListBullet"/>
+      </w:pPr>
+      <w:r>
+        <w:t>Reported after running Re-score All Priorities: "I do not understand most of the tool tips for the priorities" and "since the tool tips reasons are not a column in the table, I cannot copy paste it or screenshot them" - the reason was only ever shown as a native hover tooltip on the priority pill, which can't be selected, copied, or captured cleanly.</w:t>
+      </w:r>
+    </w:p>
+    <w:p>
+      <w:pPr>
+        <w:pStyle w:val="ListBullet"/>
+      </w:pPr>
+      <w:r>
+        <w:t xml:space="preserve">New </w:t>
+      </w:r>
+      <w:r>
+        <w:rPr>
+          <w:b/>
+        </w:rPr>
+        <w:t>Priority Reason</w:t>
+      </w:r>
+      <w:r>
+        <w:t xml:space="preserve"> column on the Dashboard table - the same text as the tooltip, but real, selectable content with the same 3-line clamp/click-to-expand as the Content column. Also added to both CSV exports.</w:t>
+      </w:r>
+    </w:p>
+    <w:p>
+      <w:pPr>
+        <w:pStyle w:val="ListBullet"/>
+      </w:pPr>
+      <w:r>
+        <w:t xml:space="preserve">Found and fixed the actual root cause of the confusing tooltips: for a lead that only had a *soft* Target Account signal (Provisional label, or below the score threshold - see 6.11), the Sales Mentor was merely *told* to mention it in its own reason text when relevant, but that's free-text AI writing, not a guaranteed template - it didn't reliably say so, making it look like the Excel data wasn't being used at all even when it was. Every AI-returned priority for a signaled lead now gets a fixed </w:t>
+      </w:r>
+      <w:r>
+        <w:rPr>
+          <w:rFonts w:ascii="Consolas" w:hAnsi="Consolas"/>
+        </w:rPr>
+        <w:t>[Target Account signal: Company scored N/100 (Label)]</w:t>
+      </w:r>
+      <w:r>
+        <w:t xml:space="preserve"> tag deterministically prepended to its reason, regardless of the model's own phrasing - the connection to the workbook is now always visible.</w:t>
+      </w:r>
+    </w:p>
+    <w:p>
+      <w:pPr>
+        <w:pStyle w:val="ListBullet"/>
+      </w:pPr>
+      <w:r>
+        <w:t>Verified via harness: a lead with a signal gets the fixed tag prepended ahead of the AI's own reason; a lead without one is completely unaffected.</w:t>
+      </w:r>
+    </w:p>
     <w:p>
       <w:pPr>
         <w:pStyle w:val="Heading1"/>

--- a/RELEASE_NOTES.docx
+++ b/RELEASE_NOTES.docx
@@ -2,6 +2,46 @@
 <file path=word/document.xml><?xml version="1.0" encoding="utf-8"?>
 <w:document xmlns:wpc="http://schemas.microsoft.com/office/word/2010/wordprocessingCanvas" xmlns:mo="http://schemas.microsoft.com/office/mac/office/2008/main" xmlns:mc="http://schemas.openxmlformats.org/markup-compatibility/2006" xmlns:mv="urn:schemas-microsoft-com:mac:vml" xmlns:o="urn:schemas-microsoft-com:office:office" xmlns:r="http://schemas.openxmlformats.org/officeDocument/2006/relationships" xmlns:m="http://schemas.openxmlformats.org/officeDocument/2006/math" xmlns:v="urn:schemas-microsoft-com:vml" xmlns:wp14="http://schemas.microsoft.com/office/word/2010/wordprocessingDrawing" xmlns:wp="http://schemas.openxmlformats.org/drawingml/2006/wordprocessingDrawing" xmlns:w10="urn:schemas-microsoft-com:office:word" xmlns:w="http://schemas.openxmlformats.org/wordprocessingml/2006/main" xmlns:w14="http://schemas.microsoft.com/office/word/2010/wordml" xmlns:wpg="http://schemas.microsoft.com/office/word/2010/wordprocessingGroup" xmlns:wpi="http://schemas.microsoft.com/office/word/2010/wordprocessingInk" xmlns:wne="http://schemas.microsoft.com/office/word/2006/wordml" xmlns:wps="http://schemas.microsoft.com/office/word/2010/wordprocessingShape" mc:Ignorable="w14 wp14">
   <w:body>
+    <w:p>
+      <w:pPr>
+        <w:pStyle w:val="Heading1"/>
+      </w:pPr>
+      <w:r>
+        <w:t>SalesTeam — v0.28.5</w:t>
+      </w:r>
+    </w:p>
+    <w:p>
+      <w:pPr>
+        <w:pStyle w:val="Heading2"/>
+      </w:pPr>
+      <w:r>
+        <w:t>Fixed: Job listings no longer get an automatic P1/P2 purely from their employer's Target Account score</w:t>
+      </w:r>
+    </w:p>
+    <w:p>
+      <w:pPr>
+        <w:pStyle w:val="ListBullet"/>
+      </w:pPr>
+      <w:r>
+        <w:t>Reported: the top-priority leads were nearly all Job listings, boosted purely by their employer's score even though a job ad's "creator" is the company itself, not a real, contactable person - and the ad typically says nothing beyond the hiring itself. A Post lead is different: there's a real, named individual to follow up with, sometimes a key role (CTO/CIO/Head of AI) in their own right - a genuinely strong lead.</w:t>
+      </w:r>
+    </w:p>
+    <w:p>
+      <w:pPr>
+        <w:pStyle w:val="ListBullet"/>
+      </w:pPr>
+      <w:r>
+        <w:t>Job leads no longer get the deterministic Priority 1 override at all, regardless of how confidently their company matches. A Job lead's company match - confident or not - is now always routed to the Sales Mentor as a signal instead, with explicit instructions to weigh it much more conservatively than a Post's: roughly one priority level of lift over what the ad's own content alone would justify, not a jump straight to 1 or 2 on the company's strength alone. Post leads are unaffected - a confident match still gets the deterministic Priority 1, since there's a real person to act on.</w:t>
+      </w:r>
+    </w:p>
+    <w:p>
+      <w:pPr>
+        <w:pStyle w:val="ListBullet"/>
+      </w:pPr>
+      <w:r>
+        <w:t>Verified via harness: a Post and a Job lead at the same confidently-scored company are partitioned differently - only the Post gets the hard override; the Job lead is routed to the AI path with the signal still attached.</w:t>
+      </w:r>
+    </w:p>
     <w:p>
       <w:pPr>
         <w:pStyle w:val="Heading1"/>

--- a/RELEASE_NOTES.docx
+++ b/RELEASE_NOTES.docx
@@ -2,6 +2,80 @@
 <file path=word/document.xml><?xml version="1.0" encoding="utf-8"?>
 <w:document xmlns:wpc="http://schemas.microsoft.com/office/word/2010/wordprocessingCanvas" xmlns:mo="http://schemas.microsoft.com/office/mac/office/2008/main" xmlns:mc="http://schemas.openxmlformats.org/markup-compatibility/2006" xmlns:mv="urn:schemas-microsoft-com:mac:vml" xmlns:o="urn:schemas-microsoft-com:office:office" xmlns:r="http://schemas.openxmlformats.org/officeDocument/2006/relationships" xmlns:m="http://schemas.openxmlformats.org/officeDocument/2006/math" xmlns:v="urn:schemas-microsoft-com:vml" xmlns:wp14="http://schemas.microsoft.com/office/word/2010/wordprocessingDrawing" xmlns:wp="http://schemas.openxmlformats.org/drawingml/2006/wordprocessingDrawing" xmlns:w10="urn:schemas-microsoft-com:office:word" xmlns:w="http://schemas.openxmlformats.org/wordprocessingml/2006/main" xmlns:w14="http://schemas.microsoft.com/office/word/2010/wordml" xmlns:wpg="http://schemas.microsoft.com/office/word/2010/wordprocessingGroup" xmlns:wpi="http://schemas.microsoft.com/office/word/2010/wordprocessingInk" xmlns:wne="http://schemas.microsoft.com/office/word/2006/wordml" xmlns:wps="http://schemas.microsoft.com/office/word/2010/wordprocessingShape" mc:Ignorable="w14 wp14">
   <w:body>
+    <w:p>
+      <w:pPr>
+        <w:pStyle w:val="Heading1"/>
+      </w:pPr>
+      <w:r>
+        <w:t>SalesTeam — v0.28.6</w:t>
+      </w:r>
+    </w:p>
+    <w:p>
+      <w:pPr>
+        <w:pStyle w:val="Heading2"/>
+      </w:pPr>
+      <w:r>
+        <w:t>New: show/hide Dashboard columns (Excel-style)</w:t>
+      </w:r>
+    </w:p>
+    <w:p>
+      <w:pPr>
+        <w:pStyle w:val="ListBullet"/>
+      </w:pPr>
+      <w:r>
+        <w:t>Requested: the growing column count (Matched Keywords, Company, Priority Reason, etc.) meant the table no longer fit on screen without scrolling right.</w:t>
+      </w:r>
+    </w:p>
+    <w:p>
+      <w:pPr>
+        <w:pStyle w:val="ListBullet"/>
+      </w:pPr>
+      <w:r>
+        <w:t xml:space="preserve">New </w:t>
+      </w:r>
+      <w:r>
+        <w:rPr>
+          <w:b/>
+        </w:rPr>
+        <w:t>"Columns"</w:t>
+      </w:r>
+      <w:r>
+        <w:t xml:space="preserve"> button (next to Group by Company) opens a checklist of every column - checked means visible. Each column's existing sort/filter dropdown also gets a quick </w:t>
+      </w:r>
+      <w:r>
+        <w:rPr>
+          <w:b/>
+        </w:rPr>
+        <w:t>"Hide This Column"</w:t>
+      </w:r>
+      <w:r>
+        <w:t xml:space="preserve"> item.</w:t>
+      </w:r>
+    </w:p>
+    <w:p>
+      <w:pPr>
+        <w:pStyle w:val="ListBullet"/>
+      </w:pPr>
+      <w:r>
+        <w:t>At least one column always stays visible - the last one can't be hidden, so there's never a dead end with no menu left to bring anything back from.</w:t>
+      </w:r>
+    </w:p>
+    <w:p>
+      <w:pPr>
+        <w:pStyle w:val="ListBullet"/>
+      </w:pPr>
+      <w:r>
+        <w:t>A hidden column's width and any active filter are preserved and just re-apply once it's shown again. Visibility is remembered per-browser, same as column widths.</w:t>
+      </w:r>
+    </w:p>
+    <w:p>
+      <w:pPr>
+        <w:pStyle w:val="ListBullet"/>
+      </w:pPr>
+      <w:r>
+        <w:t>Verified via harness: hiding/showing a column via both the panel and the per-column shortcut correctly updates the header, colgroup, and every row in lockstep; the choice survives a page reload; attempting to hide the last visible column is a no-op and the checkbox correctly stays checked.</w:t>
+      </w:r>
+    </w:p>
     <w:p>
       <w:pPr>
         <w:pStyle w:val="Heading1"/>

--- a/RELEASE_NOTES.docx
+++ b/RELEASE_NOTES.docx
@@ -2,6 +2,94 @@
 <file path=word/document.xml><?xml version="1.0" encoding="utf-8"?>
 <w:document xmlns:wpc="http://schemas.microsoft.com/office/word/2010/wordprocessingCanvas" xmlns:mo="http://schemas.microsoft.com/office/mac/office/2008/main" xmlns:mc="http://schemas.openxmlformats.org/markup-compatibility/2006" xmlns:mv="urn:schemas-microsoft-com:mac:vml" xmlns:o="urn:schemas-microsoft-com:office:office" xmlns:r="http://schemas.openxmlformats.org/officeDocument/2006/relationships" xmlns:m="http://schemas.openxmlformats.org/officeDocument/2006/math" xmlns:v="urn:schemas-microsoft-com:vml" xmlns:wp14="http://schemas.microsoft.com/office/word/2010/wordprocessingDrawing" xmlns:wp="http://schemas.openxmlformats.org/drawingml/2006/wordprocessingDrawing" xmlns:w10="urn:schemas-microsoft-com:office:word" xmlns:w="http://schemas.openxmlformats.org/wordprocessingml/2006/main" xmlns:w14="http://schemas.microsoft.com/office/word/2010/wordml" xmlns:wpg="http://schemas.microsoft.com/office/word/2010/wordprocessingGroup" xmlns:wpi="http://schemas.microsoft.com/office/word/2010/wordprocessingInk" xmlns:wne="http://schemas.microsoft.com/office/word/2006/wordml" xmlns:wps="http://schemas.microsoft.com/office/word/2010/wordprocessingShape" mc:Ignorable="w14 wp14">
   <w:body>
+    <w:p>
+      <w:pPr>
+        <w:pStyle w:val="Heading1"/>
+      </w:pPr>
+      <w:r>
+        <w:t>SalesTeam — v0.29.0</w:t>
+      </w:r>
+    </w:p>
+    <w:p>
+      <w:pPr>
+        <w:pStyle w:val="Heading2"/>
+      </w:pPr>
+      <w:r>
+        <w:t>New: Target Accounts Explorer - browse the full company workbook</w:t>
+      </w:r>
+    </w:p>
+    <w:p>
+      <w:pPr>
+        <w:pStyle w:val="ListBullet"/>
+      </w:pPr>
+      <w:r>
+        <w:t>Requested: the lightweight Target Accounts import (v0.28.0) only ever kept a score/label/top-initiative slice of the workbook - the user wanted to actually see the full data: every company, its known contacts, and its AI initiatives, linked the same way the workbook itself links them (via Company_ID).</w:t>
+      </w:r>
+    </w:p>
+    <w:p>
+      <w:pPr>
+        <w:pStyle w:val="ListBullet"/>
+      </w:pPr>
+      <w:r>
+        <w:t>One import now populates two datasets from the same file pick: the existing lightweight map that drives auto-prioritization, and a new full relational dataset (Companies/Contacts/AI_Initiatives/AI_Investment/Sources) for browsing.</w:t>
+      </w:r>
+    </w:p>
+    <w:p>
+      <w:pPr>
+        <w:pStyle w:val="ListBullet"/>
+      </w:pPr>
+      <w:r>
+        <w:t xml:space="preserve">New </w:t>
+      </w:r>
+      <w:r>
+        <w:rPr>
+          <w:b/>
+        </w:rPr>
+        <w:t>"Target Accounts ↗"</w:t>
+      </w:r>
+      <w:r>
+        <w:t xml:space="preserve"> page (button next to Activity Log in the side panel): a sortable/filterable Companies table; click a row to expand it and see its full record plus its related Contacts and AI Initiatives (and AI Investment/Sources when present), filtered by Company_ID.</w:t>
+      </w:r>
+    </w:p>
+    <w:p>
+      <w:pPr>
+        <w:pStyle w:val="ListBullet"/>
+      </w:pPr>
+      <w:r>
+        <w:rPr>
+          <w:rFonts w:ascii="Consolas" w:hAnsi="Consolas"/>
+        </w:rPr>
+        <w:t>code/xlsx-lite.js</w:t>
+      </w:r>
+      <w:r>
+        <w:t xml:space="preserve"> gained a generic per-sheet reader (keeps every column, camelCased) alongside the existing six-column Companies-only one, so the full workbook - not just a fixed handful of fields - is available in the browser without a third-party parsing library.</w:t>
+      </w:r>
+    </w:p>
+    <w:p>
+      <w:pPr>
+        <w:pStyle w:val="ListBullet"/>
+      </w:pPr>
+      <w:r>
+        <w:t xml:space="preserve">Deliberately not bundled into Settings export/import - that data is small, but the full workbook (~700 rows across five sheets) would otherwise get rewritten into every automatic pre-scan backup. Re-picking the same </w:t>
+      </w:r>
+      <w:r>
+        <w:rPr>
+          <w:rFonts w:ascii="Consolas" w:hAnsi="Consolas"/>
+        </w:rPr>
+        <w:t>.xlsx</w:t>
+      </w:r>
+      <w:r>
+        <w:t xml:space="preserve"> file in Settings is the recovery path if storage is ever wiped.</w:t>
+      </w:r>
+    </w:p>
+    <w:p>
+      <w:pPr>
+        <w:pStyle w:val="ListBullet"/>
+      </w:pPr>
+      <w:r>
+        <w:t>Verified: parsed the real 500-company workbook end-to-end (500/43/91/7/116 rows across all five sheets, matching ground truth exactly) and confirmed the Settings import path populates both datasets from one file pick; harness-tested the new page's sorting, search filtering, and company → contacts/initiatives drill-down against seeded data.</w:t>
+      </w:r>
+    </w:p>
     <w:p>
       <w:pPr>
         <w:pStyle w:val="Heading1"/>

--- a/RELEASE_NOTES.docx
+++ b/RELEASE_NOTES.docx
@@ -2,6 +2,104 @@
 <file path=word/document.xml><?xml version="1.0" encoding="utf-8"?>
 <w:document xmlns:wpc="http://schemas.microsoft.com/office/word/2010/wordprocessingCanvas" xmlns:mo="http://schemas.microsoft.com/office/mac/office/2008/main" xmlns:mc="http://schemas.openxmlformats.org/markup-compatibility/2006" xmlns:mv="urn:schemas-microsoft-com:mac:vml" xmlns:o="urn:schemas-microsoft-com:office:office" xmlns:r="http://schemas.openxmlformats.org/officeDocument/2006/relationships" xmlns:m="http://schemas.openxmlformats.org/officeDocument/2006/math" xmlns:v="urn:schemas-microsoft-com:vml" xmlns:wp14="http://schemas.microsoft.com/office/word/2010/wordprocessingDrawing" xmlns:wp="http://schemas.openxmlformats.org/drawingml/2006/wordprocessingDrawing" xmlns:w10="urn:schemas-microsoft-com:office:word" xmlns:w="http://schemas.openxmlformats.org/wordprocessingml/2006/main" xmlns:w14="http://schemas.microsoft.com/office/word/2010/wordml" xmlns:wpg="http://schemas.microsoft.com/office/word/2010/wordprocessingGroup" xmlns:wpi="http://schemas.microsoft.com/office/word/2010/wordprocessingInk" xmlns:wne="http://schemas.microsoft.com/office/word/2006/wordml" xmlns:wps="http://schemas.microsoft.com/office/word/2010/wordprocessingShape" mc:Ignorable="w14 wp14">
   <w:body>
+    <w:p>
+      <w:pPr>
+        <w:pStyle w:val="Heading1"/>
+      </w:pPr>
+      <w:r>
+        <w:t>SalesTeam — v0.29.1</w:t>
+      </w:r>
+    </w:p>
+    <w:p>
+      <w:pPr>
+        <w:pStyle w:val="Heading2"/>
+      </w:pPr>
+      <w:r>
+        <w:t>New (opt-in): Extract Companies from Profiles</w:t>
+      </w:r>
+    </w:p>
+    <w:p>
+      <w:pPr>
+        <w:pStyle w:val="ListBullet"/>
+      </w:pPr>
+      <w:r>
+        <w:t>Reported with a real example: "Extract Companies" found 0 companies for a batch of Post leads, but a couple of those posters clearly show a real employer on their actual LinkedIn profile (e.g. Ameer Hamza → The Bank of Punjab) - just not in their headline text, which is all the search-results-feed scrape ever sees. The AI extraction step can only find what's already in the scraped headline; it has no access to a page never fetched.</w:t>
+      </w:r>
+    </w:p>
+    <w:p>
+      <w:pPr>
+        <w:pStyle w:val="ListBullet"/>
+      </w:pPr>
+      <w:r>
+        <w:t xml:space="preserve">New Dashboard button, </w:t>
+      </w:r>
+      <w:r>
+        <w:rPr>
+          <w:b/>
+        </w:rPr>
+        <w:t>"Extract Companies from Profiles…"</w:t>
+      </w:r>
+      <w:r>
+        <w:t>, separate from the existing headline-based one: visits each remaining company-less Post lead's own profile page, one at a time, in a background tab, looking for their current employer. Confirms first, naming exactly how many profiles it's about to visit and a rough time estimate.</w:t>
+      </w:r>
+    </w:p>
+    <w:p>
+      <w:pPr>
+        <w:pStyle w:val="ListBullet"/>
+      </w:pPr>
+      <w:r>
+        <w:t xml:space="preserve">Deliberately </w:t>
+      </w:r>
+      <w:r>
+        <w:rPr>
+          <w:b/>
+        </w:rPr>
+        <w:t>not</w:t>
+      </w:r>
+      <w:r>
+        <w:t xml:space="preserve"> part of the automatic per-scan pipeline, and deliberately paced with a randomized 4-9s delay between visits (not a fixed bot-like interval) - individually visiting profile pages is a meaningfully bigger LinkedIn scraping footprint than reading a search-results feed, so this stays a manual, explicit, opt-in action. Each lead is only ever visited once, the same way headline extraction already never re-touches a lead that already has a company.</w:t>
+      </w:r>
+    </w:p>
+    <w:p>
+      <w:pPr>
+        <w:pStyle w:val="ListBullet"/>
+      </w:pPr>
+      <w:r>
+        <w:t>New content script (</w:t>
+      </w:r>
+      <w:r>
+        <w:rPr>
+          <w:rFonts w:ascii="Consolas" w:hAnsi="Consolas"/>
+        </w:rPr>
+        <w:t>profile-content-script.js</w:t>
+      </w:r>
+      <w:r>
+        <w:t xml:space="preserve">, matches </w:t>
+      </w:r>
+      <w:r>
+        <w:rPr>
+          <w:rFonts w:ascii="Consolas" w:hAnsi="Consolas"/>
+        </w:rPr>
+        <w:t>linkedin.com/in/*</w:t>
+      </w:r>
+      <w:r>
+        <w:t>) only ever runs during this explicit action (gated on a storage flag), so a profile visited during ordinary browsing is never scraped.</w:t>
+      </w:r>
+    </w:p>
+    <w:p>
+      <w:pPr>
+        <w:pStyle w:val="ListBullet"/>
+      </w:pPr>
+      <w:r>
+        <w:rPr>
+          <w:b/>
+        </w:rPr>
+        <w:t>Known limitation</w:t>
+      </w:r>
+      <w:r>
+        <w:t>: this session's tooling has no authenticated LinkedIn session, so the new scraping selectors could not be verified against a real, live profile page before shipping - unlike everything else this session, which was fully harness-tested. The orchestration (confirmation, pacing, tab lifecycle, writing results) was fully verified; the actual DOM selectors are a first attempt and may need a live-tuning pass.</w:t>
+      </w:r>
+    </w:p>
     <w:p>
       <w:pPr>
         <w:pStyle w:val="Heading1"/>

--- a/RELEASE_NOTES.docx
+++ b/RELEASE_NOTES.docx
@@ -2,6 +2,88 @@
 <file path=word/document.xml><?xml version="1.0" encoding="utf-8"?>
 <w:document xmlns:wpc="http://schemas.microsoft.com/office/word/2010/wordprocessingCanvas" xmlns:mo="http://schemas.microsoft.com/office/mac/office/2008/main" xmlns:mc="http://schemas.openxmlformats.org/markup-compatibility/2006" xmlns:mv="urn:schemas-microsoft-com:mac:vml" xmlns:o="urn:schemas-microsoft-com:office:office" xmlns:r="http://schemas.openxmlformats.org/officeDocument/2006/relationships" xmlns:m="http://schemas.openxmlformats.org/officeDocument/2006/math" xmlns:v="urn:schemas-microsoft-com:vml" xmlns:wp14="http://schemas.microsoft.com/office/word/2010/wordprocessingDrawing" xmlns:wp="http://schemas.openxmlformats.org/drawingml/2006/wordprocessingDrawing" xmlns:w10="urn:schemas-microsoft-com:office:word" xmlns:w="http://schemas.openxmlformats.org/wordprocessingml/2006/main" xmlns:w14="http://schemas.microsoft.com/office/word/2010/wordml" xmlns:wpg="http://schemas.microsoft.com/office/word/2010/wordprocessingGroup" xmlns:wpi="http://schemas.microsoft.com/office/word/2010/wordprocessingInk" xmlns:wne="http://schemas.microsoft.com/office/word/2006/wordml" xmlns:wps="http://schemas.microsoft.com/office/word/2010/wordprocessingShape" mc:Ignorable="w14 wp14">
   <w:body>
+    <w:p>
+      <w:pPr>
+        <w:pStyle w:val="Heading1"/>
+      </w:pPr>
+      <w:r>
+        <w:t>SalesTeam — v0.29.2</w:t>
+      </w:r>
+    </w:p>
+    <w:p>
+      <w:pPr>
+        <w:pStyle w:val="Heading2"/>
+      </w:pPr>
+      <w:r>
+        <w:t>Changed: sharper, fully deterministic Target Account priority rules</w:t>
+      </w:r>
+    </w:p>
+    <w:p>
+      <w:pPr>
+        <w:pStyle w:val="ListBullet"/>
+      </w:pPr>
+      <w:r>
+        <w:t>Reported: even after v0.28.5 (Job leads no longer forced to P1), Job listings were still routinely outranking real people because their conservative-but-still-AI-judged signal could land anywhere. Also asked for Post leads to be judged on more than just the company - a real decision-maker's own title, or the topic that surfaced them, should matter too - and for all of it to be transparent, not just an AI black box.</w:t>
+      </w:r>
+    </w:p>
+    <w:p>
+      <w:pPr>
+        <w:pStyle w:val="ListBullet"/>
+      </w:pPr>
+      <w:r>
+        <w:rPr>
+          <w:b/>
+        </w:rPr>
+        <w:t>Job leads at a qualifying (70+, non-Provisional) company are now fixed at Priority 3, full stop</w:t>
+      </w:r>
+      <w:r>
+        <w:t xml:space="preserve"> - no AI call involved, never better regardless of the ad's own content, since there's no individual to contact and nothing else to weigh.</w:t>
+      </w:r>
+    </w:p>
+    <w:p>
+      <w:pPr>
+        <w:pStyle w:val="ListBullet"/>
+      </w:pPr>
+      <w:r>
+        <w:rPr>
+          <w:b/>
+        </w:rPr>
+        <w:t>Post leads (including in-post job ads) get an automatic Priority 1</w:t>
+      </w:r>
+      <w:r>
+        <w:t xml:space="preserve"> when the poster's own headline names a decision-maker role (CTO, CIO, CAIO, CDO and spelled-out forms, Head/VP of AI, Head/VP of Digital Transformation, Head/VP of Automation, Head/VP of Innovation) or the lead was found via a topic named "AI Transformation" - also fixed, no AI call, so the reason is always an exact sentence naming which condition fired.</w:t>
+      </w:r>
+    </w:p>
+    <w:p>
+      <w:pPr>
+        <w:pStyle w:val="ListBullet"/>
+      </w:pPr>
+      <w:r>
+        <w:rPr>
+          <w:b/>
+        </w:rPr>
+        <w:t>Post leads that qualify without a title/topic match get a floor of Priority 2</w:t>
+      </w:r>
+      <w:r>
+        <w:t xml:space="preserve"> - still sent to the Sales Mentor for judgment (it can still say P1 if the content itself is strong), but the returned priority is clamped up to 2 if the model said worse, with the clamp stated plainly in the reason.</w:t>
+      </w:r>
+    </w:p>
+    <w:p>
+      <w:pPr>
+        <w:pStyle w:val="ListBullet"/>
+      </w:pPr>
+      <w:r>
+        <w:t>Provisional/below-threshold matches on either lead type are unaffected - still just a soft signal into the existing AI pass, unchanged from v0.28.4/v0.28.5.</w:t>
+      </w:r>
+    </w:p>
+    <w:p>
+      <w:pPr>
+        <w:pStyle w:val="ListBullet"/>
+      </w:pPr>
+      <w:r>
+        <w:t>Verified via harness: all five new/changed paths (Job fixed-P3, Post title-match, Post topic-match, Post floor-clamp when the AI scores low, Post floor-clamp correctly *not* firing when the AI already meets it) plus the untouched Provisional soft-signal path - 17 assertions, all passing.</w:t>
+      </w:r>
+    </w:p>
     <w:p>
       <w:pPr>
         <w:pStyle w:val="Heading1"/>

--- a/RELEASE_NOTES.docx
+++ b/RELEASE_NOTES.docx
@@ -2,6 +2,89 @@
 <file path=word/document.xml><?xml version="1.0" encoding="utf-8"?>
 <w:document xmlns:wpc="http://schemas.microsoft.com/office/word/2010/wordprocessingCanvas" xmlns:mo="http://schemas.microsoft.com/office/mac/office/2008/main" xmlns:mc="http://schemas.openxmlformats.org/markup-compatibility/2006" xmlns:mv="urn:schemas-microsoft-com:mac:vml" xmlns:o="urn:schemas-microsoft-com:office:office" xmlns:r="http://schemas.openxmlformats.org/officeDocument/2006/relationships" xmlns:m="http://schemas.openxmlformats.org/officeDocument/2006/math" xmlns:v="urn:schemas-microsoft-com:vml" xmlns:wp14="http://schemas.microsoft.com/office/word/2010/wordprocessingDrawing" xmlns:wp="http://schemas.openxmlformats.org/drawingml/2006/wordprocessingDrawing" xmlns:w10="urn:schemas-microsoft-com:office:word" xmlns:w="http://schemas.openxmlformats.org/wordprocessingml/2006/main" xmlns:w14="http://schemas.microsoft.com/office/word/2010/wordml" xmlns:wpg="http://schemas.microsoft.com/office/word/2010/wordprocessingGroup" xmlns:wpi="http://schemas.microsoft.com/office/word/2010/wordprocessingInk" xmlns:wne="http://schemas.microsoft.com/office/word/2006/wordml" xmlns:wps="http://schemas.microsoft.com/office/word/2010/wordprocessingShape" mc:Ignorable="w14 wp14">
   <w:body>
+    <w:p>
+      <w:pPr>
+        <w:pStyle w:val="Heading1"/>
+      </w:pPr>
+      <w:r>
+        <w:t>SalesTeam — v0.29.3</w:t>
+      </w:r>
+    </w:p>
+    <w:p>
+      <w:pPr>
+        <w:pStyle w:val="Heading2"/>
+      </w:pPr>
+      <w:r>
+        <w:t>Changed: Target Accounts Explorer gets all 44 company columns, filtering, and full sub-tables</w:t>
+      </w:r>
+    </w:p>
+    <w:p>
+      <w:pPr>
+        <w:pStyle w:val="ListBullet"/>
+      </w:pPr>
+      <w:r>
+        <w:t>Reported: "Columns should support filtering - example: I would almost always want to filter out the companies with AI Priority containing 'Insufficient Evidence'" and "Many columns in the main sheet (Companies) are missing from the excel."</w:t>
+      </w:r>
+    </w:p>
+    <w:p>
+      <w:pPr>
+        <w:pStyle w:val="ListBullet"/>
+      </w:pPr>
+      <w:r>
+        <w:t xml:space="preserve">The master table now exposes every Companies-sheet field as a real, toggleable column (43 columns covering all 44 raw fields - the two currency fields are folded into their paired revenue column's display). Twelve start visible: Company, Industry, Type, Global/Swiss Employees, Global/Swiss Revenue, AI Score, AI Priority, Evidence Coverage, Research Status, and (newly promoted to the main table) Priority Rationale. The rest start hidden, one click away via the same </w:t>
+      </w:r>
+      <w:r>
+        <w:rPr>
+          <w:b/>
+        </w:rPr>
+        <w:t>Columns</w:t>
+      </w:r>
+      <w:r>
+        <w:t xml:space="preserve"> button and per-column </w:t>
+      </w:r>
+      <w:r>
+        <w:rPr>
+          <w:b/>
+        </w:rPr>
+        <w:t>"Hide This Column"</w:t>
+      </w:r>
+      <w:r>
+        <w:t xml:space="preserve"> item already built for the Dashboard (v0.28.6).</w:t>
+      </w:r>
+    </w:p>
+    <w:p>
+      <w:pPr>
+        <w:pStyle w:val="ListBullet"/>
+      </w:pPr>
+      <w:r>
+        <w:t xml:space="preserve">New per-column filtering, including an </w:t>
+      </w:r>
+      <w:r>
+        <w:rPr>
+          <w:b/>
+        </w:rPr>
+        <w:t>exclude mode</w:t>
+      </w:r>
+      <w:r>
+        <w:t xml:space="preserve"> - a checkbox next to each column's text filter to hide matching rows instead of narrowing to them, so filtering out "Insufficient Evidence" (409 of 500 companies) is one click.</w:t>
+      </w:r>
+    </w:p>
+    <w:p>
+      <w:pPr>
+        <w:pStyle w:val="ListBullet"/>
+      </w:pPr>
+      <w:r>
+        <w:t>The Contacts and AI Initiatives sub-tables in a company's detail panel now show every column of those sheets, not a curated subset.</w:t>
+      </w:r>
+    </w:p>
+    <w:p>
+      <w:pPr>
+        <w:pStyle w:val="ListBullet"/>
+      </w:pPr>
+      <w:r>
+        <w:t>Verified via harness: default column set and full 43-column availability, exclude-mode filtering (confirmed a company correctly disappears/reappears), the Columns panel toggling a hidden column on, and both expanded sub-tables rendering all their columns correctly.</w:t>
+      </w:r>
+    </w:p>
     <w:p>
       <w:pPr>
         <w:pStyle w:val="Heading1"/>

--- a/RELEASE_NOTES.docx
+++ b/RELEASE_NOTES.docx
@@ -2,6 +2,62 @@
 <file path=word/document.xml><?xml version="1.0" encoding="utf-8"?>
 <w:document xmlns:wpc="http://schemas.microsoft.com/office/word/2010/wordprocessingCanvas" xmlns:mo="http://schemas.microsoft.com/office/mac/office/2008/main" xmlns:mc="http://schemas.openxmlformats.org/markup-compatibility/2006" xmlns:mv="urn:schemas-microsoft-com:mac:vml" xmlns:o="urn:schemas-microsoft-com:office:office" xmlns:r="http://schemas.openxmlformats.org/officeDocument/2006/relationships" xmlns:m="http://schemas.openxmlformats.org/officeDocument/2006/math" xmlns:v="urn:schemas-microsoft-com:vml" xmlns:wp14="http://schemas.microsoft.com/office/word/2010/wordprocessingDrawing" xmlns:wp="http://schemas.openxmlformats.org/drawingml/2006/wordprocessingDrawing" xmlns:w10="urn:schemas-microsoft-com:office:word" xmlns:w="http://schemas.openxmlformats.org/wordprocessingml/2006/main" xmlns:w14="http://schemas.microsoft.com/office/word/2010/wordml" xmlns:wpg="http://schemas.microsoft.com/office/word/2010/wordprocessingGroup" xmlns:wpi="http://schemas.microsoft.com/office/word/2010/wordprocessingInk" xmlns:wne="http://schemas.microsoft.com/office/word/2006/wordml" xmlns:wps="http://schemas.microsoft.com/office/word/2010/wordprocessingShape" mc:Ignorable="w14 wp14">
   <w:body>
+    <w:p>
+      <w:pPr>
+        <w:pStyle w:val="Heading1"/>
+      </w:pPr>
+      <w:r>
+        <w:t>SalesTeam — v0.29.4</w:t>
+      </w:r>
+    </w:p>
+    <w:p>
+      <w:pPr>
+        <w:pStyle w:val="Heading2"/>
+      </w:pPr>
+      <w:r>
+        <w:t>New: configurable Prioritization Rules table on Settings</w:t>
+      </w:r>
+    </w:p>
+    <w:p>
+      <w:pPr>
+        <w:pStyle w:val="ListBullet"/>
+      </w:pPr>
+      <w:r>
+        <w:t>Requested: "Can we store, and also display in settings, the rules for prioritization? This way, the user can also see what is driving the prioritization and can also decide to disable any of them." Also asked for the Sales Mentor to always remain the base decision - these rules should only ever constrain or override it, never replace it, and it can't itself be disabled.</w:t>
+      </w:r>
+    </w:p>
+    <w:p>
+      <w:pPr>
+        <w:pStyle w:val="ListBullet"/>
+      </w:pPr>
+      <w:r>
+        <w:t>The four deterministic rules added in v0.29.2 (Job company cap, Post title match, Post topic match, Post company floor) are now data-driven instead of hardcoded constants, and shown as a real table on Settings: Rule, Description, Ceiling, Floor, Decisive, Enabled - each rule occupies exactly one of the three value columns, matching its fixed effect type.</w:t>
+      </w:r>
+    </w:p>
+    <w:p>
+      <w:pPr>
+        <w:pStyle w:val="ListBullet"/>
+      </w:pPr>
+      <w:r>
+        <w:t>A rule's description and effect type are fixed in code and never stored or edited - only its value and enabled state are user-adjustable, so a saved change can never drift into describing behavior the code doesn't actually implement.</w:t>
+      </w:r>
+    </w:p>
+    <w:p>
+      <w:pPr>
+        <w:pStyle w:val="ListBullet"/>
+      </w:pPr>
+      <w:r>
+        <w:t>Disabling a rule leaves those leads to the Sales Mentor's own judgment as a plain signal, exactly like a non-qualifying company match already works. The Mentor's own judgment is always the base decision for every lead and can't itself be disabled.</w:t>
+      </w:r>
+    </w:p>
+    <w:p>
+      <w:pPr>
+        <w:pStyle w:val="ListBullet"/>
+      </w:pPr>
+      <w:r>
+        <w:t>Verified via harness: changing a rule's value takes effect immediately (including a live example - editing the Job company cap from 3 to 4 and confirming the next partition call reflects it), disabling a rule correctly routes those leads to the AI-signal path instead of auto-prioritizing them, and the Settings UI's number/checkbox inputs round-trip correctly (including rejecting an out-of-range value and reverting the input).</w:t>
+      </w:r>
+    </w:p>
     <w:p>
       <w:pPr>
         <w:pStyle w:val="Heading1"/>

--- a/RELEASE_NOTES.docx
+++ b/RELEASE_NOTES.docx
@@ -2,6 +2,175 @@
 <file path=word/document.xml><?xml version="1.0" encoding="utf-8"?>
 <w:document xmlns:wpc="http://schemas.microsoft.com/office/word/2010/wordprocessingCanvas" xmlns:mo="http://schemas.microsoft.com/office/mac/office/2008/main" xmlns:mc="http://schemas.openxmlformats.org/markup-compatibility/2006" xmlns:mv="urn:schemas-microsoft-com:mac:vml" xmlns:o="urn:schemas-microsoft-com:office:office" xmlns:r="http://schemas.openxmlformats.org/officeDocument/2006/relationships" xmlns:m="http://schemas.openxmlformats.org/officeDocument/2006/math" xmlns:v="urn:schemas-microsoft-com:vml" xmlns:wp14="http://schemas.microsoft.com/office/word/2010/wordprocessingDrawing" xmlns:wp="http://schemas.openxmlformats.org/drawingml/2006/wordprocessingDrawing" xmlns:w10="urn:schemas-microsoft-com:office:word" xmlns:w="http://schemas.openxmlformats.org/wordprocessingml/2006/main" xmlns:w14="http://schemas.microsoft.com/office/word/2010/wordml" xmlns:wpg="http://schemas.microsoft.com/office/word/2010/wordprocessingGroup" xmlns:wpi="http://schemas.microsoft.com/office/word/2010/wordprocessingInk" xmlns:wne="http://schemas.microsoft.com/office/word/2006/wordml" xmlns:wps="http://schemas.microsoft.com/office/word/2010/wordprocessingShape" mc:Ignorable="w14 wp14">
   <w:body>
+    <w:p>
+      <w:pPr>
+        <w:pStyle w:val="Heading1"/>
+      </w:pPr>
+      <w:r>
+        <w:t>SalesTeam — v0.29.5</w:t>
+      </w:r>
+    </w:p>
+    <w:p>
+      <w:pPr>
+        <w:pStyle w:val="Heading2"/>
+      </w:pPr>
+      <w:r>
+        <w:t>New: Location Filter (by continent or country) + two more transparency rows on Prioritization Rules</w:t>
+      </w:r>
+    </w:p>
+    <w:p>
+      <w:pPr>
+        <w:pStyle w:val="ListBullet"/>
+      </w:pPr>
+      <w:r>
+        <w:t xml:space="preserve">Reported, with a real example: a PwC Switzerland lead scored Priority 3 instead of </w:t>
+      </w:r>
+      <w:r>
+        <w:rPr>
+          <w:rFonts w:ascii="Consolas" w:hAnsi="Consolas"/>
+        </w:rPr>
+        <w:t>Irrelevant</w:t>
+      </w:r>
+      <w:r>
+        <w:t xml:space="preserve"> - a competitor, not a buyer. Also requested: "add a rule that puts a lead as Irrelevant because its location is outside the target geography (Switzerland)," configurable by continent or by country from Settings, which would also make a Topic's own location keywords unnecessary going forward.</w:t>
+      </w:r>
+    </w:p>
+    <w:p>
+      <w:pPr>
+        <w:pStyle w:val="ListBullet"/>
+      </w:pPr>
+      <w:r>
+        <w:t xml:space="preserve">New </w:t>
+      </w:r>
+      <w:r>
+        <w:rPr>
+          <w:b/>
+        </w:rPr>
+        <w:t>Location Filter</w:t>
+      </w:r>
+      <w:r>
+        <w:t xml:space="preserve"> on Settings: Off / By continent (North America, Latin America, Europe including UK and Switzerland, Africa, Middle East, South East Asia) / By country (free-text list). A lead whose classified location doesn't match gets marked Irrelevant automatically - reviewable and reversible, exactly like Negative Topics, never a silent delete. A lead with no location yet, or text that can't be confidently classified, is never touched.</w:t>
+      </w:r>
+    </w:p>
+    <w:p>
+      <w:pPr>
+        <w:pStyle w:val="ListBullet"/>
+      </w:pPr>
+      <w:r>
+        <w:t>The six continents mirror standard Americas/EMEA/APAC sales territories, split one level further (per the user's own stated rationale); since they don't geographically cover the whole world on their own, the remaining regions (South/East/Central Asia, Oceania) fold into "South East Asia" rather than adding a seventh "Other" bucket.</w:t>
+      </w:r>
+    </w:p>
+    <w:p>
+      <w:pPr>
+        <w:pStyle w:val="ListBullet"/>
+      </w:pPr>
+      <w:r>
+        <w:t xml:space="preserve">"Extract Companies from Profiles" (v0.29.1) now also captures a person's stated location from the same profile visit, and automatically re-checks the Location Filter once the run finishes. A new standalone </w:t>
+      </w:r>
+      <w:r>
+        <w:rPr>
+          <w:b/>
+        </w:rPr>
+        <w:t>"Apply Location Filter"</w:t>
+      </w:r>
+      <w:r>
+        <w:t xml:space="preserve"> button (Dashboard and Settings) re-checks on demand, e.g. after a Settings change.</w:t>
+      </w:r>
+    </w:p>
+    <w:p>
+      <w:pPr>
+        <w:pStyle w:val="ListBullet"/>
+      </w:pPr>
+      <w:r>
+        <w:t xml:space="preserve">The Prioritization Rules table (v0.29.4) now also lists </w:t>
+      </w:r>
+      <w:r>
+        <w:rPr>
+          <w:b/>
+        </w:rPr>
+        <w:t>Competitor Blocklist</w:t>
+      </w:r>
+      <w:r>
+        <w:t xml:space="preserve"> and </w:t>
+      </w:r>
+      <w:r>
+        <w:rPr>
+          <w:b/>
+        </w:rPr>
+        <w:t>Location Filter</w:t>
+      </w:r>
+      <w:r>
+        <w:t xml:space="preserve"> as two further rows, reflecting and toggling their real enabled state, for the same transparency reason as the four rules already there - both exclude a lead to Irrelevant outright rather than setting a priority level. The built-in Competitor Blocklist itself also gained PwC, KPMG, Accenture, McKinsey, and Bain for fresh installs (an existing, already-saved list needed the same firms added by hand).</w:t>
+      </w:r>
+    </w:p>
+    <w:p>
+      <w:pPr>
+        <w:pStyle w:val="ListBullet"/>
+      </w:pPr>
+      <w:r>
+        <w:t>Verified via harness: location classification against real strings seen this session (Zurich/Switzerland, Lahore/Pakistan, "Greater Zurich Area," USA, UAE, unparseable text), the filter's continent/country/off modes and no-location/unclassifiable-never-touched guarantee, composition with Negative Topics in both directions (neither auto-filter wrongly restores a lead the other still wants hidden), the extended profile scrape writing both company and location independently, and the Settings UI end-to-end (mode toggle, continent/country persistence, and the Prioritization Rules table's two new rows staying in sync with both the dedicated form and their own row checkbox).</w:t>
+      </w:r>
+    </w:p>
+    <w:p>
+      <w:pPr>
+        <w:pStyle w:val="Heading2"/>
+      </w:pPr>
+      <w:r>
+        <w:t>Fixed: "Extract Companies from Profiles" returning 0 companies on a real run</w:t>
+      </w:r>
+    </w:p>
+    <w:p>
+      <w:pPr>
+        <w:pStyle w:val="ListBullet"/>
+      </w:pPr>
+      <w:r>
+        <w:t>Reported with a real example: a live 20-profile run found 0 companies, including a profile independently confirmed to show one clearly ("The Bank of Punjab"). Diagnosed from a real DOM sample the user provided.</w:t>
+      </w:r>
+    </w:p>
+    <w:p>
+      <w:pPr>
+        <w:pStyle w:val="ListBullet"/>
+      </w:pPr>
+      <w:r>
+        <w:rPr>
+          <w:b/>
+        </w:rPr>
+        <w:t>Root cause 1</w:t>
+      </w:r>
+      <w:r>
+        <w:t>: LinkedIn's current profile page is a heavily client-rendered app with no static markup - its Experience section hydrates in after the page's own load event, which is when the extraction script previously ran, once, with no retry. It now polls for up to ~6 seconds for the section to actually appear before giving up.</w:t>
+      </w:r>
+    </w:p>
+    <w:p>
+      <w:pPr>
+        <w:pStyle w:val="ListBullet"/>
+      </w:pPr>
+      <w:r>
+        <w:rPr>
+          <w:b/>
+        </w:rPr>
+        <w:t>Root cause 2</w:t>
+      </w:r>
+      <w:r>
+        <w:t>: the company-page link wraps both the job title and the company name as one block of text, so reading the whole link's text returned them run together (e.g. "Data AnalystThe Bank of Punjab · Full-time"). It now reads the specific line that holds the company name and strips the trailing employment-type suffix.</w:t>
+      </w:r>
+    </w:p>
+    <w:p>
+      <w:pPr>
+        <w:pStyle w:val="ListBullet"/>
+      </w:pPr>
+      <w:r>
+        <w:t>Also hardened the Experience-section lookup itself to anchor on the section's own literal "Experience" heading text, rather than guessing at an id/class - a more durable marker against this app's generated ids.</w:t>
+      </w:r>
+    </w:p>
+    <w:p>
+      <w:pPr>
+        <w:pStyle w:val="ListBullet"/>
+      </w:pPr>
+      <w:r>
+        <w:t>Verified via harness against the real DOM sample provided (correct company extracted, not concatenated with the title; a deliberately-planted "Switzerland" mention inside the Experience section still correctly excluded from location) and a simulated 1.5s hydration delay (confirmed the extractor waits for and finds the late-arriving content instead of giving up instantly).</w:t>
+      </w:r>
+    </w:p>
     <w:p>
       <w:pPr>
         <w:pStyle w:val="Heading1"/>

--- a/RELEASE_NOTES.docx
+++ b/RELEASE_NOTES.docx
@@ -2,6 +2,82 @@
 <file path=word/document.xml><?xml version="1.0" encoding="utf-8"?>
 <w:document xmlns:wpc="http://schemas.microsoft.com/office/word/2010/wordprocessingCanvas" xmlns:mo="http://schemas.microsoft.com/office/mac/office/2008/main" xmlns:mc="http://schemas.openxmlformats.org/markup-compatibility/2006" xmlns:mv="urn:schemas-microsoft-com:mac:vml" xmlns:o="urn:schemas-microsoft-com:office:office" xmlns:r="http://schemas.openxmlformats.org/officeDocument/2006/relationships" xmlns:m="http://schemas.openxmlformats.org/officeDocument/2006/math" xmlns:v="urn:schemas-microsoft-com:vml" xmlns:wp14="http://schemas.microsoft.com/office/word/2010/wordprocessingDrawing" xmlns:wp="http://schemas.openxmlformats.org/drawingml/2006/wordprocessingDrawing" xmlns:w10="urn:schemas-microsoft-com:office:word" xmlns:w="http://schemas.openxmlformats.org/wordprocessingml/2006/main" xmlns:w14="http://schemas.microsoft.com/office/word/2010/wordml" xmlns:wpg="http://schemas.microsoft.com/office/word/2010/wordprocessingGroup" xmlns:wpi="http://schemas.microsoft.com/office/word/2010/wordprocessingInk" xmlns:wne="http://schemas.microsoft.com/office/word/2006/wordml" xmlns:wps="http://schemas.microsoft.com/office/word/2010/wordprocessingShape" mc:Ignorable="w14 wp14">
   <w:body>
+    <w:p>
+      <w:pPr>
+        <w:pStyle w:val="Heading1"/>
+      </w:pPr>
+      <w:r>
+        <w:t>SalesTeam — v0.29.6</w:t>
+      </w:r>
+    </w:p>
+    <w:p>
+      <w:pPr>
+        <w:pStyle w:val="Heading2"/>
+      </w:pPr>
+      <w:r>
+        <w:t>Fixed: "Extract Companies from Profiles" crashing after a few profiles</w:t>
+      </w:r>
+    </w:p>
+    <w:p>
+      <w:pPr>
+        <w:pStyle w:val="ListBullet"/>
+      </w:pPr>
+      <w:r>
+        <w:t>Reported: a run stopped after 3 of 55 profiles with "Cannot destructure property 'company' of '(intermediate value)' as it is null." "Apply Location Filter" then correctly found 0 leads to change - not a separate bug, just a symptom of extraction having crashed before almost any lead got a location.</w:t>
+      </w:r>
+    </w:p>
+    <w:p>
+      <w:pPr>
+        <w:pStyle w:val="ListBullet"/>
+      </w:pPr>
+      <w:r>
+        <w:t xml:space="preserve">Root cause: the per-profile wait resolved a bare </w:t>
+      </w:r>
+      <w:r>
+        <w:rPr>
+          <w:rFonts w:ascii="Consolas" w:hAnsi="Consolas"/>
+        </w:rPr>
+        <w:t>null</w:t>
+      </w:r>
+      <w:r>
+        <w:t xml:space="preserve"> when a profile didn't respond within its 15-second timeout, and </w:t>
+      </w:r>
+      <w:r>
+        <w:rPr>
+          <w:rFonts w:ascii="Consolas" w:hAnsi="Consolas"/>
+        </w:rPr>
+        <w:t>const { company, location } = ...</w:t>
+      </w:r>
+      <w:r>
+        <w:t xml:space="preserve"> destructuring </w:t>
+      </w:r>
+      <w:r>
+        <w:rPr>
+          <w:rFonts w:ascii="Consolas" w:hAnsi="Consolas"/>
+        </w:rPr>
+        <w:t>null</w:t>
+      </w:r>
+      <w:r>
+        <w:t xml:space="preserve"> throws - aborting the entire run instead of just skipping that one unresponsive profile.</w:t>
+      </w:r>
+    </w:p>
+    <w:p>
+      <w:pPr>
+        <w:pStyle w:val="ListBullet"/>
+      </w:pPr>
+      <w:r>
+        <w:t xml:space="preserve">Fixed: the timeout path now resolves </w:t>
+      </w:r>
+      <w:r>
+        <w:rPr>
+          <w:rFonts w:ascii="Consolas" w:hAnsi="Consolas"/>
+        </w:rPr>
+        <w:t>{ company: null, location: null }</w:t>
+      </w:r>
+      <w:r>
+        <w:t>, so one slow/unresponsive profile is skipped like any other miss and the run continues through the rest of the list.</w:t>
+      </w:r>
+    </w:p>
     <w:p>
       <w:pPr>
         <w:pStyle w:val="Heading1"/>

--- a/RELEASE_NOTES.docx
+++ b/RELEASE_NOTES.docx
@@ -2,6 +2,71 @@
 <file path=word/document.xml><?xml version="1.0" encoding="utf-8"?>
 <w:document xmlns:wpc="http://schemas.microsoft.com/office/word/2010/wordprocessingCanvas" xmlns:mo="http://schemas.microsoft.com/office/mac/office/2008/main" xmlns:mc="http://schemas.openxmlformats.org/markup-compatibility/2006" xmlns:mv="urn:schemas-microsoft-com:mac:vml" xmlns:o="urn:schemas-microsoft-com:office:office" xmlns:r="http://schemas.openxmlformats.org/officeDocument/2006/relationships" xmlns:m="http://schemas.openxmlformats.org/officeDocument/2006/math" xmlns:v="urn:schemas-microsoft-com:vml" xmlns:wp14="http://schemas.microsoft.com/office/word/2010/wordprocessingDrawing" xmlns:wp="http://schemas.openxmlformats.org/drawingml/2006/wordprocessingDrawing" xmlns:w10="urn:schemas-microsoft-com:office:word" xmlns:w="http://schemas.openxmlformats.org/wordprocessingml/2006/main" xmlns:w14="http://schemas.microsoft.com/office/word/2010/wordml" xmlns:wpg="http://schemas.microsoft.com/office/word/2010/wordprocessingGroup" xmlns:wpi="http://schemas.microsoft.com/office/word/2010/wordprocessingInk" xmlns:wne="http://schemas.microsoft.com/office/word/2006/wordml" xmlns:wps="http://schemas.microsoft.com/office/word/2010/wordprocessingShape" mc:Ignorable="w14 wp14">
   <w:body>
+    <w:p>
+      <w:pPr>
+        <w:pStyle w:val="Heading1"/>
+      </w:pPr>
+      <w:r>
+        <w:t>SalesTeam — v0.29.7</w:t>
+      </w:r>
+    </w:p>
+    <w:p>
+      <w:pPr>
+        <w:pStyle w:val="Heading2"/>
+      </w:pPr>
+      <w:r>
+        <w:t>Changed: Location Filter country picker + a page-wide "Saved" indicator on Settings</w:t>
+      </w:r>
+    </w:p>
+    <w:p>
+      <w:pPr>
+        <w:pStyle w:val="ListBullet"/>
+      </w:pPr>
+      <w:r>
+        <w:t>Reported: free-text country entry for the Location Filter is error-prone - a misspelling or an unrecognized alternate name just fails to match silently, with no feedback that anything's wrong.</w:t>
+      </w:r>
+    </w:p>
+    <w:p>
+      <w:pPr>
+        <w:pStyle w:val="ListBullet"/>
+      </w:pPr>
+      <w:r>
+        <w:t>The country textarea is replaced with a dual-listbox picker: a searchable, alphabetized list of every recognized country on the left, an arrow pair (or double-click) to move countries into the filter on the right. The picker only ever offers names guaranteed to match exactly, so a misspelling is no longer possible.</w:t>
+      </w:r>
+    </w:p>
+    <w:p>
+      <w:pPr>
+        <w:pStyle w:val="ListBullet"/>
+      </w:pPr>
+      <w:r>
+        <w:t xml:space="preserve">Also reported: moving several countries in/out shouldn't each take effect on the spot while still building up the list. The picker now stages changes locally and only saves (one write, one activity-log entry) when its own </w:t>
+      </w:r>
+      <w:r>
+        <w:rPr>
+          <w:b/>
+        </w:rPr>
+        <w:t>Save Countries</w:t>
+      </w:r>
+      <w:r>
+        <w:t xml:space="preserve"> button is clicked - disabled until there's an actual pending change, with its own "Unsaved changes"/"Saved" status.</w:t>
+      </w:r>
+    </w:p>
+    <w:p>
+      <w:pPr>
+        <w:pStyle w:val="ListBullet"/>
+      </w:pPr>
+      <w:r>
+        <w:t>Separately reported: Settings already auto-saves every field, but that "feels weird, unsure if it was saved or not." Kept auto-save (an explicit Save-everywhere model risks losing an edit if you navigate away without clicking it) but added one persistent, page-wide "Saved" badge that flashes on every write across the whole page, then settles back to "All changes saved."</w:t>
+      </w:r>
+    </w:p>
+    <w:p>
+      <w:pPr>
+        <w:pStyle w:val="ListBullet"/>
+      </w:pPr>
+      <w:r>
+        <w:t>Verified via harness: the country picker's search/add/remove/double-click interactions, staged-vs-persisted state before and after clicking Save Countries, and the page-wide save indicator flashing both for the staged country-picker save and for an ordinary auto-saved field.</w:t>
+      </w:r>
+    </w:p>
     <w:p>
       <w:pPr>
         <w:pStyle w:val="Heading1"/>

--- a/RELEASE_NOTES.docx
+++ b/RELEASE_NOTES.docx
@@ -2,6 +2,54 @@
 <file path=word/document.xml><?xml version="1.0" encoding="utf-8"?>
 <w:document xmlns:wpc="http://schemas.microsoft.com/office/word/2010/wordprocessingCanvas" xmlns:mo="http://schemas.microsoft.com/office/mac/office/2008/main" xmlns:mc="http://schemas.openxmlformats.org/markup-compatibility/2006" xmlns:mv="urn:schemas-microsoft-com:mac:vml" xmlns:o="urn:schemas-microsoft-com:office:office" xmlns:r="http://schemas.openxmlformats.org/officeDocument/2006/relationships" xmlns:m="http://schemas.openxmlformats.org/officeDocument/2006/math" xmlns:v="urn:schemas-microsoft-com:vml" xmlns:wp14="http://schemas.microsoft.com/office/word/2010/wordprocessingDrawing" xmlns:wp="http://schemas.openxmlformats.org/drawingml/2006/wordprocessingDrawing" xmlns:w10="urn:schemas-microsoft-com:office:word" xmlns:w="http://schemas.openxmlformats.org/wordprocessingml/2006/main" xmlns:w14="http://schemas.microsoft.com/office/word/2010/wordml" xmlns:wpg="http://schemas.microsoft.com/office/word/2010/wordprocessingGroup" xmlns:wpi="http://schemas.microsoft.com/office/word/2010/wordprocessingInk" xmlns:wne="http://schemas.microsoft.com/office/word/2006/wordml" xmlns:wps="http://schemas.microsoft.com/office/word/2010/wordprocessingShape" mc:Ignorable="w14 wp14">
   <w:body>
+    <w:p>
+      <w:pPr>
+        <w:pStyle w:val="Heading1"/>
+      </w:pPr>
+      <w:r>
+        <w:t>SalesTeam — v0.29.8</w:t>
+      </w:r>
+    </w:p>
+    <w:p>
+      <w:pPr>
+        <w:pStyle w:val="Heading2"/>
+      </w:pPr>
+      <w:r>
+        <w:t>Fixed: "Extract Companies from Profiles" time estimate badly undercounted the real total</w:t>
+      </w:r>
+    </w:p>
+    <w:p>
+      <w:pPr>
+        <w:pStyle w:val="ListBullet"/>
+      </w:pPr>
+      <w:r>
+        <w:t>Reported: a real 55-profile run took roughly 15 minutes, well past the "1.5-3 minutes" implied by the confirmation dialog and by an earlier explanation I gave - some individual profiles were taking 25+ seconds, apparently past the "15 second" figure mentioned for the scrape wait.</w:t>
+      </w:r>
+    </w:p>
+    <w:p>
+      <w:pPr>
+        <w:pStyle w:val="ListBullet"/>
+      </w:pPr>
+      <w:r>
+        <w:t>That 15-second figure was only ever the wait for the page's *already-loaded* content to appear - it never included the time to navigate to and load the profile page itself (up to a 20-second ceiling), which is the dominant, most variable real-world cost and was missing from both the time estimate and my explanation entirely.</w:t>
+      </w:r>
+    </w:p>
+    <w:p>
+      <w:pPr>
+        <w:pStyle w:val="ListBullet"/>
+      </w:pPr>
+      <w:r>
+        <w:t>The confirmation dialog's estimate now folds in a rough typical page-load time alongside the deliberate pacing delay, instead of only counting the pacing - much closer to the real total, and the dialog itself now notes that real page-load time varies.</w:t>
+      </w:r>
+    </w:p>
+    <w:p>
+      <w:pPr>
+        <w:pStyle w:val="ListBullet"/>
+      </w:pPr>
+      <w:r>
+        <w:t>No change to the actual extraction behavior or timeouts - this only corrects the estimate shown before starting, so expectations match what actually happens.</w:t>
+      </w:r>
+    </w:p>
     <w:p>
       <w:pPr>
         <w:pStyle w:val="Heading1"/>

--- a/RELEASE_NOTES.docx
+++ b/RELEASE_NOTES.docx
@@ -2,6 +2,150 @@
 <file path=word/document.xml><?xml version="1.0" encoding="utf-8"?>
 <w:document xmlns:wpc="http://schemas.microsoft.com/office/word/2010/wordprocessingCanvas" xmlns:mo="http://schemas.microsoft.com/office/mac/office/2008/main" xmlns:mc="http://schemas.openxmlformats.org/markup-compatibility/2006" xmlns:mv="urn:schemas-microsoft-com:mac:vml" xmlns:o="urn:schemas-microsoft-com:office:office" xmlns:r="http://schemas.openxmlformats.org/officeDocument/2006/relationships" xmlns:m="http://schemas.openxmlformats.org/officeDocument/2006/math" xmlns:v="urn:schemas-microsoft-com:vml" xmlns:wp14="http://schemas.microsoft.com/office/word/2010/wordprocessingDrawing" xmlns:wp="http://schemas.openxmlformats.org/drawingml/2006/wordprocessingDrawing" xmlns:w10="urn:schemas-microsoft-com:office:word" xmlns:w="http://schemas.openxmlformats.org/wordprocessingml/2006/main" xmlns:w14="http://schemas.microsoft.com/office/word/2010/wordml" xmlns:wpg="http://schemas.microsoft.com/office/word/2010/wordprocessingGroup" xmlns:wpi="http://schemas.microsoft.com/office/word/2010/wordprocessingInk" xmlns:wne="http://schemas.microsoft.com/office/word/2006/wordml" xmlns:wps="http://schemas.microsoft.com/office/word/2010/wordprocessingShape" mc:Ignorable="w14 wp14">
   <w:body>
+    <w:p>
+      <w:pPr>
+        <w:pStyle w:val="Heading1"/>
+      </w:pPr>
+      <w:r>
+        <w:t>SalesTeam — v0.29.9</w:t>
+      </w:r>
+    </w:p>
+    <w:p>
+      <w:pPr>
+        <w:pStyle w:val="Heading2"/>
+      </w:pPr>
+      <w:r>
+        <w:t>Fixed: company extraction only worked for employers with a Company Page; post-scan profile-visiting phase; Location column + Empty-only filter</w:t>
+      </w:r>
+    </w:p>
+    <w:p>
+      <w:pPr>
+        <w:pStyle w:val="ListBullet"/>
+      </w:pPr>
+      <w:r>
+        <w:t xml:space="preserve">Reported with real data: a 55-profile run found a company for only 5. A second real DOM sample showed why - Experience entries are wrapped in a </w:t>
+      </w:r>
+      <w:r>
+        <w:rPr>
+          <w:rFonts w:ascii="Consolas" w:hAnsi="Consolas"/>
+        </w:rPr>
+        <w:t>componentkey="entity-collection-item-..."</w:t>
+      </w:r>
+      <w:r>
+        <w:t xml:space="preserve"> element regardless of whether the employer has a Company Page, but the extractor only ever looked for a link to one. It now reads the entry structurally first (works for both linked and unlinked employers) and only falls back to the link-only approach otherwise.</w:t>
+      </w:r>
+    </w:p>
+    <w:p>
+      <w:pPr>
+        <w:pStyle w:val="ListBullet"/>
+      </w:pPr>
+      <w:r>
+        <w:t>Also added: when a profile still yields nothing after the poll, the content script now attaches a small diagnostic bundle (headings found, whether an Experience section/entry/company-link exists at all) - up to 3 samples per run are attached to the run's Activity Log entry, so a still-mostly-failing run can be diagnosed without catching a background tab's console live.</w:t>
+      </w:r>
+    </w:p>
+    <w:p>
+      <w:pPr>
+        <w:pStyle w:val="ListBullet"/>
+      </w:pPr>
+      <w:r>
+        <w:t>New: after every scan, the side panel now checks the same backlog the Dashboard's "Extract Companies from Profiles" button does (any Post/job-ad lead - from this scan or earlier - missing a company or location) and, if any qualify, prompts to visit their profiles right there, with its own distinct "Visiting profile X of Y…" progress phase - kept separate from the scan's own "topic X of Y" counter rather than folded into or silently running after it. Requested directly: "we risk that the number of leads without company and location will grow and become a real problem" - this is scoped to the whole backlog, not just this scan's new leads, specifically so it can't quietly regrow.</w:t>
+      </w:r>
+    </w:p>
+    <w:p>
+      <w:pPr>
+        <w:pStyle w:val="ListBullet"/>
+      </w:pPr>
+      <w:r>
+        <w:t xml:space="preserve">The visiting/pacing/timeout orchestration moved out of </w:t>
+      </w:r>
+      <w:r>
+        <w:rPr>
+          <w:rFonts w:ascii="Consolas" w:hAnsi="Consolas"/>
+        </w:rPr>
+        <w:t>dashboard.js</w:t>
+      </w:r>
+      <w:r>
+        <w:t xml:space="preserve"> into a new shared </w:t>
+      </w:r>
+      <w:r>
+        <w:rPr>
+          <w:rFonts w:ascii="Consolas" w:hAnsi="Consolas"/>
+        </w:rPr>
+        <w:t>profile-extraction.js</w:t>
+      </w:r>
+      <w:r>
+        <w:t>, used by both entry points so they can never drift apart.</w:t>
+      </w:r>
+    </w:p>
+    <w:p>
+      <w:pPr>
+        <w:pStyle w:val="ListBullet"/>
+      </w:pPr>
+      <w:r>
+        <w:t xml:space="preserve">New Dashboard </w:t>
+      </w:r>
+      <w:r>
+        <w:rPr>
+          <w:b/>
+        </w:rPr>
+        <w:t>Location</w:t>
+      </w:r>
+      <w:r>
+        <w:t xml:space="preserve"> column, next to Company.</w:t>
+      </w:r>
+    </w:p>
+    <w:p>
+      <w:pPr>
+        <w:pStyle w:val="ListBullet"/>
+      </w:pPr>
+      <w:r>
+        <w:t xml:space="preserve">New </w:t>
+      </w:r>
+      <w:r>
+        <w:rPr>
+          <w:b/>
+        </w:rPr>
+        <w:t>"Empty [Column] only"</w:t>
+      </w:r>
+      <w:r>
+        <w:t xml:space="preserve"> checkbox in every column's filter menu (Dashboard) - reported directly: there was no way to isolate rows with nothing in a column (e.g. every lead still missing a Company), since a blank filter box was correctly treated as "no filter."</w:t>
+      </w:r>
+    </w:p>
+    <w:p>
+      <w:pPr>
+        <w:pStyle w:val="ListBullet"/>
+      </w:pPr>
+      <w:r>
+        <w:t xml:space="preserve">Verified via harness: the new structural entry extraction against both a linked and an unlinked real-sample entry, the diagnostic bundle's fields on a total failure, the shared module's batch results/progress-callback/debug-sample behavior end-to-end with a mocked </w:t>
+      </w:r>
+      <w:r>
+        <w:rPr>
+          <w:rFonts w:ascii="Consolas" w:hAnsi="Consolas"/>
+        </w:rPr>
+        <w:t>chrome.tabs</w:t>
+      </w:r>
+      <w:r>
+        <w:t>/</w:t>
+      </w:r>
+      <w:r>
+        <w:rPr>
+          <w:rFonts w:ascii="Consolas" w:hAnsi="Consolas"/>
+        </w:rPr>
+        <w:t>chrome.runtime</w:t>
+      </w:r>
+      <w:r>
+        <w:t xml:space="preserve">, and a full </w:t>
+      </w:r>
+      <w:r>
+        <w:rPr>
+          <w:rFonts w:ascii="Consolas" w:hAnsi="Consolas"/>
+        </w:rPr>
+        <w:t>dashboard.js</w:t>
+      </w:r>
+      <w:r>
+        <w:t xml:space="preserve"> load confirming the Location column renders and the Empty-only filter correctly narrows the table.</w:t>
+      </w:r>
+    </w:p>
     <w:p>
       <w:pPr>
         <w:pStyle w:val="Heading1"/>
